--- a/Kubernetes/concepts/5-workloads/5-3-statefulset/7-statefulset.docx
+++ b/Kubernetes/concepts/5-workloads/5-3-statefulset/7-statefulset.docx
@@ -1817,1815 +1817,6 @@
     </w:p>
     <w:p>
       <w:pPr>
-        <w:jc w:val="both"/>
-        <w:rPr>
-          <w:rFonts w:asciiTheme="majorBidi" w:hAnsiTheme="majorBidi" w:cstheme="majorBidi"/>
-          <w:b/>
-          <w:bCs/>
-          <w:sz w:val="40"/>
-          <w:szCs w:val="40"/>
-        </w:rPr>
-      </w:pPr>
-    </w:p>
-    <w:p>
-      <w:pPr>
-        <w:spacing w:after="60"/>
-        <w:jc w:val="both"/>
-        <w:rPr>
-          <w:rFonts w:asciiTheme="majorBidi" w:hAnsiTheme="majorBidi" w:cstheme="majorBidi"/>
-          <w:b/>
-          <w:bCs/>
-          <w:sz w:val="40"/>
-          <w:szCs w:val="40"/>
-        </w:rPr>
-      </w:pPr>
-      <w:r>
-        <w:rPr>
-          <w:rFonts w:asciiTheme="majorBidi" w:hAnsiTheme="majorBidi" w:cstheme="majorBidi"/>
-          <w:b/>
-          <w:bCs/>
-          <w:sz w:val="40"/>
-          <w:szCs w:val="40"/>
-        </w:rPr>
-        <w:lastRenderedPageBreak/>
-        <w:t>Update Strategy:</w:t>
-      </w:r>
-    </w:p>
-    <w:p>
-      <w:pPr>
-        <w:spacing w:after="60"/>
-        <w:jc w:val="both"/>
-        <w:rPr>
-          <w:rFonts w:asciiTheme="majorBidi" w:hAnsiTheme="majorBidi" w:cstheme="majorBidi"/>
-          <w:sz w:val="28"/>
-          <w:szCs w:val="28"/>
-        </w:rPr>
-      </w:pPr>
-      <w:proofErr w:type="spellStart"/>
-      <w:r>
-        <w:rPr>
-          <w:rFonts w:asciiTheme="majorBidi" w:hAnsiTheme="majorBidi" w:cstheme="majorBidi"/>
-          <w:sz w:val="28"/>
-          <w:szCs w:val="28"/>
-        </w:rPr>
-        <w:t>StatefulSets</w:t>
-      </w:r>
-      <w:proofErr w:type="spellEnd"/>
-      <w:r>
-        <w:rPr>
-          <w:rFonts w:asciiTheme="majorBidi" w:hAnsiTheme="majorBidi" w:cstheme="majorBidi"/>
-          <w:sz w:val="28"/>
-          <w:szCs w:val="28"/>
-        </w:rPr>
-        <w:t xml:space="preserve"> support update strategies that control how Pods are updated when the Pod template changes (for example changing the container image). Because </w:t>
-      </w:r>
-      <w:proofErr w:type="spellStart"/>
-      <w:r>
-        <w:rPr>
-          <w:rFonts w:asciiTheme="majorBidi" w:hAnsiTheme="majorBidi" w:cstheme="majorBidi"/>
-          <w:sz w:val="28"/>
-          <w:szCs w:val="28"/>
-        </w:rPr>
-        <w:t>StatefulSets</w:t>
-      </w:r>
-      <w:proofErr w:type="spellEnd"/>
-      <w:r>
-        <w:rPr>
-          <w:rFonts w:asciiTheme="majorBidi" w:hAnsiTheme="majorBidi" w:cstheme="majorBidi"/>
-          <w:sz w:val="28"/>
-          <w:szCs w:val="28"/>
-        </w:rPr>
-        <w:t xml:space="preserve"> manage stateful applications, updates must preserve order, identity, and stability.</w:t>
-      </w:r>
-    </w:p>
-    <w:p>
-      <w:pPr>
-        <w:spacing w:after="60"/>
-        <w:jc w:val="both"/>
-        <w:rPr>
-          <w:rFonts w:asciiTheme="majorBidi" w:hAnsiTheme="majorBidi" w:cstheme="majorBidi"/>
-          <w:sz w:val="28"/>
-          <w:szCs w:val="28"/>
-        </w:rPr>
-      </w:pPr>
-      <w:r>
-        <w:rPr>
-          <w:rFonts w:asciiTheme="majorBidi" w:hAnsiTheme="majorBidi" w:cstheme="majorBidi"/>
-          <w:sz w:val="28"/>
-          <w:szCs w:val="28"/>
-        </w:rPr>
-        <w:t xml:space="preserve">Kubernetes provides two update strategies for </w:t>
-      </w:r>
-      <w:proofErr w:type="spellStart"/>
-      <w:r>
-        <w:rPr>
-          <w:rFonts w:asciiTheme="majorBidi" w:hAnsiTheme="majorBidi" w:cstheme="majorBidi"/>
-          <w:sz w:val="28"/>
-          <w:szCs w:val="28"/>
-        </w:rPr>
-        <w:t>StatefulSets</w:t>
-      </w:r>
-      <w:proofErr w:type="spellEnd"/>
-      <w:r>
-        <w:rPr>
-          <w:rFonts w:asciiTheme="majorBidi" w:hAnsiTheme="majorBidi" w:cstheme="majorBidi"/>
-          <w:sz w:val="28"/>
-          <w:szCs w:val="28"/>
-        </w:rPr>
-        <w:t>:</w:t>
-      </w:r>
-    </w:p>
-    <w:p>
-      <w:pPr>
-        <w:pStyle w:val="ListParagraph"/>
-        <w:numPr>
-          <w:ilvl w:val="0"/>
-          <w:numId w:val="56"/>
-        </w:numPr>
-        <w:spacing w:after="60"/>
-        <w:ind w:left="360"/>
-        <w:jc w:val="both"/>
-        <w:rPr>
-          <w:rFonts w:asciiTheme="majorBidi" w:hAnsiTheme="majorBidi" w:cstheme="majorBidi"/>
-          <w:b/>
-          <w:bCs/>
-          <w:sz w:val="36"/>
-          <w:szCs w:val="36"/>
-        </w:rPr>
-      </w:pPr>
-      <w:proofErr w:type="spellStart"/>
-      <w:r>
-        <w:rPr>
-          <w:rFonts w:asciiTheme="majorBidi" w:hAnsiTheme="majorBidi" w:cstheme="majorBidi"/>
-          <w:b/>
-          <w:bCs/>
-          <w:sz w:val="36"/>
-          <w:szCs w:val="36"/>
-        </w:rPr>
-        <w:t>RollingUpdate</w:t>
-      </w:r>
-      <w:proofErr w:type="spellEnd"/>
-      <w:r>
-        <w:rPr>
-          <w:rFonts w:asciiTheme="majorBidi" w:hAnsiTheme="majorBidi" w:cstheme="majorBidi"/>
-          <w:b/>
-          <w:bCs/>
-          <w:sz w:val="36"/>
-          <w:szCs w:val="36"/>
-        </w:rPr>
-        <w:t xml:space="preserve"> (default)</w:t>
-      </w:r>
-    </w:p>
-    <w:p>
-      <w:pPr>
-        <w:spacing w:after="60"/>
-        <w:ind w:left="360"/>
-        <w:jc w:val="both"/>
-        <w:rPr>
-          <w:rFonts w:asciiTheme="majorBidi" w:hAnsiTheme="majorBidi" w:cstheme="majorBidi"/>
-          <w:b/>
-          <w:bCs/>
-          <w:i/>
-          <w:iCs/>
-          <w:sz w:val="28"/>
-          <w:szCs w:val="28"/>
-        </w:rPr>
-      </w:pPr>
-      <w:r>
-        <w:rPr>
-          <w:rFonts w:asciiTheme="majorBidi" w:hAnsiTheme="majorBidi" w:cstheme="majorBidi"/>
-          <w:sz w:val="28"/>
-          <w:szCs w:val="28"/>
-        </w:rPr>
-        <w:t>This is the default strategy. Pods are updated one by one in reverse ordinal order.</w:t>
-      </w:r>
-      <w:r>
-        <w:rPr>
-          <w:rFonts w:asciiTheme="majorBidi" w:hAnsiTheme="majorBidi" w:cstheme="majorBidi"/>
-          <w:sz w:val="28"/>
-          <w:szCs w:val="28"/>
-        </w:rPr>
-        <w:t xml:space="preserve"> For </w:t>
-      </w:r>
-      <w:proofErr w:type="gramStart"/>
-      <w:r>
-        <w:rPr>
-          <w:rFonts w:asciiTheme="majorBidi" w:hAnsiTheme="majorBidi" w:cstheme="majorBidi"/>
-          <w:sz w:val="28"/>
-          <w:szCs w:val="28"/>
-        </w:rPr>
-        <w:t>e</w:t>
-      </w:r>
-      <w:r>
-        <w:rPr>
-          <w:rFonts w:asciiTheme="majorBidi" w:hAnsiTheme="majorBidi" w:cstheme="majorBidi"/>
-          <w:sz w:val="28"/>
-          <w:szCs w:val="28"/>
-        </w:rPr>
-        <w:t>xample</w:t>
-      </w:r>
-      <w:proofErr w:type="gramEnd"/>
-      <w:r>
-        <w:rPr>
-          <w:rFonts w:asciiTheme="majorBidi" w:hAnsiTheme="majorBidi" w:cstheme="majorBidi"/>
-          <w:sz w:val="28"/>
-          <w:szCs w:val="28"/>
-        </w:rPr>
-        <w:t xml:space="preserve"> </w:t>
-      </w:r>
-      <w:proofErr w:type="spellStart"/>
-      <w:r>
-        <w:rPr>
-          <w:rFonts w:asciiTheme="majorBidi" w:hAnsiTheme="majorBidi" w:cstheme="majorBidi"/>
-          <w:sz w:val="28"/>
-          <w:szCs w:val="28"/>
-        </w:rPr>
-        <w:t>StatefulSet</w:t>
-      </w:r>
-      <w:proofErr w:type="spellEnd"/>
-      <w:r>
-        <w:rPr>
-          <w:rFonts w:asciiTheme="majorBidi" w:hAnsiTheme="majorBidi" w:cstheme="majorBidi"/>
-          <w:sz w:val="28"/>
-          <w:szCs w:val="28"/>
-        </w:rPr>
-        <w:t xml:space="preserve"> Pods</w:t>
-      </w:r>
-      <w:r>
-        <w:rPr>
-          <w:rFonts w:asciiTheme="majorBidi" w:hAnsiTheme="majorBidi" w:cstheme="majorBidi"/>
-          <w:sz w:val="28"/>
-          <w:szCs w:val="28"/>
-        </w:rPr>
-        <w:t xml:space="preserve"> are </w:t>
-      </w:r>
-      <w:r>
-        <w:rPr>
-          <w:rFonts w:asciiTheme="majorBidi" w:hAnsiTheme="majorBidi" w:cstheme="majorBidi"/>
-          <w:b/>
-          <w:bCs/>
-          <w:i/>
-          <w:iCs/>
-          <w:sz w:val="28"/>
-          <w:szCs w:val="28"/>
-        </w:rPr>
-        <w:t>mysql-0</w:t>
-      </w:r>
-      <w:r>
-        <w:rPr>
-          <w:rFonts w:asciiTheme="majorBidi" w:hAnsiTheme="majorBidi" w:cstheme="majorBidi"/>
-          <w:b/>
-          <w:bCs/>
-          <w:i/>
-          <w:iCs/>
-          <w:sz w:val="28"/>
-          <w:szCs w:val="28"/>
-        </w:rPr>
-        <w:t xml:space="preserve">, </w:t>
-      </w:r>
-      <w:r>
-        <w:rPr>
-          <w:rFonts w:asciiTheme="majorBidi" w:hAnsiTheme="majorBidi" w:cstheme="majorBidi"/>
-          <w:b/>
-          <w:bCs/>
-          <w:i/>
-          <w:iCs/>
-          <w:sz w:val="28"/>
-          <w:szCs w:val="28"/>
-        </w:rPr>
-        <w:t>mysql-1</w:t>
-      </w:r>
-      <w:r>
-        <w:rPr>
-          <w:rFonts w:asciiTheme="majorBidi" w:hAnsiTheme="majorBidi" w:cstheme="majorBidi"/>
-          <w:b/>
-          <w:bCs/>
-          <w:i/>
-          <w:iCs/>
-          <w:sz w:val="28"/>
-          <w:szCs w:val="28"/>
-        </w:rPr>
-        <w:t xml:space="preserve"> </w:t>
-      </w:r>
-      <w:r>
-        <w:rPr>
-          <w:rFonts w:asciiTheme="majorBidi" w:hAnsiTheme="majorBidi" w:cstheme="majorBidi"/>
-          <w:sz w:val="28"/>
-          <w:szCs w:val="28"/>
-        </w:rPr>
-        <w:t>and</w:t>
-      </w:r>
-      <w:r>
-        <w:rPr>
-          <w:rFonts w:asciiTheme="majorBidi" w:hAnsiTheme="majorBidi" w:cstheme="majorBidi"/>
-          <w:b/>
-          <w:bCs/>
-          <w:i/>
-          <w:iCs/>
-          <w:sz w:val="28"/>
-          <w:szCs w:val="28"/>
-        </w:rPr>
-        <w:t xml:space="preserve"> </w:t>
-      </w:r>
-      <w:r>
-        <w:rPr>
-          <w:rFonts w:asciiTheme="majorBidi" w:hAnsiTheme="majorBidi" w:cstheme="majorBidi"/>
-          <w:b/>
-          <w:bCs/>
-          <w:i/>
-          <w:iCs/>
-          <w:sz w:val="28"/>
-          <w:szCs w:val="28"/>
-        </w:rPr>
-        <w:t>mysql-2</w:t>
-      </w:r>
-      <w:r>
-        <w:rPr>
-          <w:rFonts w:asciiTheme="majorBidi" w:hAnsiTheme="majorBidi" w:cstheme="majorBidi"/>
-          <w:b/>
-          <w:bCs/>
-          <w:i/>
-          <w:iCs/>
-          <w:sz w:val="28"/>
-          <w:szCs w:val="28"/>
-        </w:rPr>
-        <w:t xml:space="preserve">, </w:t>
-      </w:r>
-      <w:r>
-        <w:rPr>
-          <w:rFonts w:asciiTheme="majorBidi" w:hAnsiTheme="majorBidi" w:cstheme="majorBidi"/>
-          <w:sz w:val="28"/>
-          <w:szCs w:val="28"/>
-        </w:rPr>
-        <w:t>When an update happens:</w:t>
-      </w:r>
-    </w:p>
-    <w:p>
-      <w:pPr>
-        <w:pStyle w:val="ListParagraph"/>
-        <w:numPr>
-          <w:ilvl w:val="0"/>
-          <w:numId w:val="57"/>
-        </w:numPr>
-        <w:spacing w:after="60"/>
-        <w:jc w:val="both"/>
-        <w:rPr>
-          <w:rFonts w:asciiTheme="majorBidi" w:hAnsiTheme="majorBidi" w:cstheme="majorBidi"/>
-          <w:sz w:val="28"/>
-          <w:szCs w:val="28"/>
-        </w:rPr>
-      </w:pPr>
-      <w:r>
-        <w:rPr>
-          <w:rFonts w:asciiTheme="majorBidi" w:hAnsiTheme="majorBidi" w:cstheme="majorBidi"/>
-          <w:sz w:val="28"/>
-          <w:szCs w:val="28"/>
-        </w:rPr>
-        <w:t>mysql-2 is terminated and recreated with the new version</w:t>
-      </w:r>
-    </w:p>
-    <w:p>
-      <w:pPr>
-        <w:pStyle w:val="ListParagraph"/>
-        <w:numPr>
-          <w:ilvl w:val="0"/>
-          <w:numId w:val="57"/>
-        </w:numPr>
-        <w:spacing w:after="60"/>
-        <w:jc w:val="both"/>
-        <w:rPr>
-          <w:rFonts w:asciiTheme="majorBidi" w:hAnsiTheme="majorBidi" w:cstheme="majorBidi"/>
-          <w:sz w:val="28"/>
-          <w:szCs w:val="28"/>
-        </w:rPr>
-      </w:pPr>
-      <w:r>
-        <w:rPr>
-          <w:rFonts w:asciiTheme="majorBidi" w:hAnsiTheme="majorBidi" w:cstheme="majorBidi"/>
-          <w:sz w:val="28"/>
-          <w:szCs w:val="28"/>
-        </w:rPr>
-        <w:t>wait until mysql-2 becomes Ready</w:t>
-      </w:r>
-    </w:p>
-    <w:p>
-      <w:pPr>
-        <w:pStyle w:val="ListParagraph"/>
-        <w:numPr>
-          <w:ilvl w:val="0"/>
-          <w:numId w:val="57"/>
-        </w:numPr>
-        <w:spacing w:after="60"/>
-        <w:jc w:val="both"/>
-        <w:rPr>
-          <w:rFonts w:asciiTheme="majorBidi" w:hAnsiTheme="majorBidi" w:cstheme="majorBidi"/>
-          <w:sz w:val="28"/>
-          <w:szCs w:val="28"/>
-        </w:rPr>
-      </w:pPr>
-      <w:r>
-        <w:rPr>
-          <w:rFonts w:asciiTheme="majorBidi" w:hAnsiTheme="majorBidi" w:cstheme="majorBidi"/>
-          <w:sz w:val="28"/>
-          <w:szCs w:val="28"/>
-        </w:rPr>
-        <w:t>mysql-1 is updated</w:t>
-      </w:r>
-    </w:p>
-    <w:p>
-      <w:pPr>
-        <w:pStyle w:val="ListParagraph"/>
-        <w:numPr>
-          <w:ilvl w:val="0"/>
-          <w:numId w:val="57"/>
-        </w:numPr>
-        <w:spacing w:after="60"/>
-        <w:jc w:val="both"/>
-        <w:rPr>
-          <w:rFonts w:asciiTheme="majorBidi" w:hAnsiTheme="majorBidi" w:cstheme="majorBidi"/>
-          <w:sz w:val="28"/>
-          <w:szCs w:val="28"/>
-        </w:rPr>
-      </w:pPr>
-      <w:r>
-        <w:rPr>
-          <w:rFonts w:asciiTheme="majorBidi" w:hAnsiTheme="majorBidi" w:cstheme="majorBidi"/>
-          <w:sz w:val="28"/>
-          <w:szCs w:val="28"/>
-        </w:rPr>
-        <w:t>wait until mysql-1 becomes Ready</w:t>
-      </w:r>
-    </w:p>
-    <w:p>
-      <w:pPr>
-        <w:pStyle w:val="ListParagraph"/>
-        <w:numPr>
-          <w:ilvl w:val="0"/>
-          <w:numId w:val="57"/>
-        </w:numPr>
-        <w:spacing w:after="60"/>
-        <w:jc w:val="both"/>
-        <w:rPr>
-          <w:rFonts w:asciiTheme="majorBidi" w:hAnsiTheme="majorBidi" w:cstheme="majorBidi"/>
-          <w:sz w:val="28"/>
-          <w:szCs w:val="28"/>
-        </w:rPr>
-      </w:pPr>
-      <w:r>
-        <w:rPr>
-          <w:rFonts w:asciiTheme="majorBidi" w:hAnsiTheme="majorBidi" w:cstheme="majorBidi"/>
-          <w:sz w:val="28"/>
-          <w:szCs w:val="28"/>
-        </w:rPr>
-        <w:t>mysql-0 is updated</w:t>
-      </w:r>
-    </w:p>
-    <w:p>
-      <w:pPr>
-        <w:spacing w:after="60"/>
-        <w:ind w:left="360"/>
-        <w:jc w:val="both"/>
-        <w:rPr>
-          <w:rFonts w:asciiTheme="majorBidi" w:hAnsiTheme="majorBidi" w:cstheme="majorBidi"/>
-          <w:b/>
-          <w:bCs/>
-          <w:sz w:val="28"/>
-          <w:szCs w:val="28"/>
-        </w:rPr>
-      </w:pPr>
-      <w:r>
-        <w:rPr>
-          <w:rFonts w:asciiTheme="majorBidi" w:hAnsiTheme="majorBidi" w:cstheme="majorBidi"/>
-          <w:b/>
-          <w:bCs/>
-          <w:sz w:val="28"/>
-          <w:szCs w:val="28"/>
-        </w:rPr>
-        <w:t>Important characteristics:</w:t>
-      </w:r>
-    </w:p>
-    <w:p>
-      <w:pPr>
-        <w:pStyle w:val="ListParagraph"/>
-        <w:numPr>
-          <w:ilvl w:val="0"/>
-          <w:numId w:val="58"/>
-        </w:numPr>
-        <w:spacing w:after="60"/>
-        <w:jc w:val="both"/>
-        <w:rPr>
-          <w:rFonts w:asciiTheme="majorBidi" w:hAnsiTheme="majorBidi" w:cstheme="majorBidi"/>
-          <w:sz w:val="28"/>
-          <w:szCs w:val="28"/>
-        </w:rPr>
-      </w:pPr>
-      <w:r>
-        <w:rPr>
-          <w:rFonts w:asciiTheme="majorBidi" w:hAnsiTheme="majorBidi" w:cstheme="majorBidi"/>
-          <w:sz w:val="28"/>
-          <w:szCs w:val="28"/>
-        </w:rPr>
-        <w:t>Reverse order update (highest index first)</w:t>
-      </w:r>
-    </w:p>
-    <w:p>
-      <w:pPr>
-        <w:pStyle w:val="ListParagraph"/>
-        <w:numPr>
-          <w:ilvl w:val="0"/>
-          <w:numId w:val="58"/>
-        </w:numPr>
-        <w:spacing w:after="60"/>
-        <w:jc w:val="both"/>
-        <w:rPr>
-          <w:rFonts w:asciiTheme="majorBidi" w:hAnsiTheme="majorBidi" w:cstheme="majorBidi"/>
-          <w:sz w:val="28"/>
-          <w:szCs w:val="28"/>
-        </w:rPr>
-      </w:pPr>
-      <w:r>
-        <w:rPr>
-          <w:rFonts w:asciiTheme="majorBidi" w:hAnsiTheme="majorBidi" w:cstheme="majorBidi"/>
-          <w:sz w:val="28"/>
-          <w:szCs w:val="28"/>
-        </w:rPr>
-        <w:t>One Pod at a time</w:t>
-      </w:r>
-    </w:p>
-    <w:p>
-      <w:pPr>
-        <w:pStyle w:val="ListParagraph"/>
-        <w:numPr>
-          <w:ilvl w:val="0"/>
-          <w:numId w:val="58"/>
-        </w:numPr>
-        <w:spacing w:after="60"/>
-        <w:jc w:val="both"/>
-        <w:rPr>
-          <w:rFonts w:asciiTheme="majorBidi" w:hAnsiTheme="majorBidi" w:cstheme="majorBidi"/>
-          <w:sz w:val="28"/>
-          <w:szCs w:val="28"/>
-        </w:rPr>
-      </w:pPr>
-      <w:r>
-        <w:rPr>
-          <w:rFonts w:asciiTheme="majorBidi" w:hAnsiTheme="majorBidi" w:cstheme="majorBidi"/>
-          <w:sz w:val="28"/>
-          <w:szCs w:val="28"/>
-        </w:rPr>
-        <w:t>Kubernetes waits until the Pod is Ready before continuing</w:t>
-      </w:r>
-    </w:p>
-    <w:p>
-      <w:pPr>
-        <w:pStyle w:val="ListParagraph"/>
-        <w:numPr>
-          <w:ilvl w:val="0"/>
-          <w:numId w:val="58"/>
-        </w:numPr>
-        <w:spacing w:after="60"/>
-        <w:jc w:val="both"/>
-        <w:rPr>
-          <w:rFonts w:asciiTheme="majorBidi" w:hAnsiTheme="majorBidi" w:cstheme="majorBidi"/>
-          <w:sz w:val="28"/>
-          <w:szCs w:val="28"/>
-        </w:rPr>
-      </w:pPr>
-      <w:r>
-        <w:rPr>
-          <w:rFonts w:asciiTheme="majorBidi" w:hAnsiTheme="majorBidi" w:cstheme="majorBidi"/>
-          <w:sz w:val="28"/>
-          <w:szCs w:val="28"/>
-        </w:rPr>
-        <w:t>Ensures cluster stability for stateful systems</w:t>
-      </w:r>
-    </w:p>
-    <w:p>
-      <w:pPr>
-        <w:ind w:left="360"/>
-        <w:jc w:val="both"/>
-        <w:rPr>
-          <w:rFonts w:asciiTheme="majorBidi" w:hAnsiTheme="majorBidi" w:cstheme="majorBidi"/>
-          <w:sz w:val="28"/>
-          <w:szCs w:val="28"/>
-          <w:u w:val="single"/>
-        </w:rPr>
-      </w:pPr>
-      <w:r>
-        <w:rPr>
-          <w:rFonts w:asciiTheme="majorBidi" w:hAnsiTheme="majorBidi" w:cstheme="majorBidi"/>
-          <w:noProof/>
-          <w:sz w:val="28"/>
-          <w:szCs w:val="28"/>
-          <w:u w:val="single"/>
-        </w:rPr>
-        <mc:AlternateContent>
-          <mc:Choice Requires="wps">
-            <w:drawing>
-              <wp:anchor distT="0" distB="0" distL="114300" distR="114300" simplePos="0" relativeHeight="251679744" behindDoc="0" locked="0" layoutInCell="1" allowOverlap="1" wp14:anchorId="617BD0D6" wp14:editId="6D8812A7">
-                <wp:simplePos x="0" y="0"/>
-                <wp:positionH relativeFrom="margin">
-                  <wp:posOffset>228600</wp:posOffset>
-                </wp:positionH>
-                <wp:positionV relativeFrom="paragraph">
-                  <wp:posOffset>317500</wp:posOffset>
-                </wp:positionV>
-                <wp:extent cx="2811780" cy="1310640"/>
-                <wp:effectExtent l="0" t="0" r="26670" b="22860"/>
-                <wp:wrapNone/>
-                <wp:docPr id="510931337" name="Rectangle 15"/>
-                <wp:cNvGraphicFramePr/>
-                <a:graphic xmlns:a="http://schemas.openxmlformats.org/drawingml/2006/main">
-                  <a:graphicData uri="http://schemas.microsoft.com/office/word/2010/wordprocessingShape">
-                    <wps:wsp>
-                      <wps:cNvSpPr/>
-                      <wps:spPr>
-                        <a:xfrm>
-                          <a:off x="0" y="0"/>
-                          <a:ext cx="2811780" cy="1310640"/>
-                        </a:xfrm>
-                        <a:prstGeom prst="rect">
-                          <a:avLst/>
-                        </a:prstGeom>
-                      </wps:spPr>
-                      <wps:style>
-                        <a:lnRef idx="2">
-                          <a:schemeClr val="dk1">
-                            <a:shade val="15000"/>
-                          </a:schemeClr>
-                        </a:lnRef>
-                        <a:fillRef idx="1">
-                          <a:schemeClr val="dk1"/>
-                        </a:fillRef>
-                        <a:effectRef idx="0">
-                          <a:schemeClr val="dk1"/>
-                        </a:effectRef>
-                        <a:fontRef idx="minor">
-                          <a:schemeClr val="lt1"/>
-                        </a:fontRef>
-                      </wps:style>
-                      <wps:txbx>
-                        <w:txbxContent>
-                          <w:p>
-                            <w:pPr>
-                              <w:spacing w:after="0"/>
-                              <w:rPr>
-                                <w:rFonts w:asciiTheme="majorBidi" w:hAnsiTheme="majorBidi" w:cstheme="majorBidi"/>
-                                <w:b/>
-                                <w:bCs/>
-                                <w:i/>
-                                <w:iCs/>
-                                <w:sz w:val="28"/>
-                                <w:szCs w:val="28"/>
-                              </w:rPr>
-                            </w:pPr>
-                            <w:proofErr w:type="spellStart"/>
-                            <w:r>
-                              <w:rPr>
-                                <w:rFonts w:asciiTheme="majorBidi" w:hAnsiTheme="majorBidi" w:cstheme="majorBidi"/>
-                                <w:b/>
-                                <w:bCs/>
-                                <w:i/>
-                                <w:iCs/>
-                                <w:sz w:val="28"/>
-                                <w:szCs w:val="28"/>
-                              </w:rPr>
-                              <w:t>apiVersion</w:t>
-                            </w:r>
-                            <w:proofErr w:type="spellEnd"/>
-                            <w:r>
-                              <w:rPr>
-                                <w:rFonts w:asciiTheme="majorBidi" w:hAnsiTheme="majorBidi" w:cstheme="majorBidi"/>
-                                <w:b/>
-                                <w:bCs/>
-                                <w:i/>
-                                <w:iCs/>
-                                <w:sz w:val="28"/>
-                                <w:szCs w:val="28"/>
-                              </w:rPr>
-                              <w:t>: apps/v1</w:t>
-                            </w:r>
-                          </w:p>
-                          <w:p>
-                            <w:pPr>
-                              <w:spacing w:after="0"/>
-                              <w:rPr>
-                                <w:rFonts w:asciiTheme="majorBidi" w:hAnsiTheme="majorBidi" w:cstheme="majorBidi"/>
-                                <w:b/>
-                                <w:bCs/>
-                                <w:i/>
-                                <w:iCs/>
-                                <w:sz w:val="28"/>
-                                <w:szCs w:val="28"/>
-                              </w:rPr>
-                            </w:pPr>
-                            <w:r>
-                              <w:rPr>
-                                <w:rFonts w:asciiTheme="majorBidi" w:hAnsiTheme="majorBidi" w:cstheme="majorBidi"/>
-                                <w:b/>
-                                <w:bCs/>
-                                <w:i/>
-                                <w:iCs/>
-                                <w:sz w:val="28"/>
-                                <w:szCs w:val="28"/>
-                              </w:rPr>
-                              <w:t xml:space="preserve">kind: </w:t>
-                            </w:r>
-                            <w:proofErr w:type="spellStart"/>
-                            <w:r>
-                              <w:rPr>
-                                <w:rFonts w:asciiTheme="majorBidi" w:hAnsiTheme="majorBidi" w:cstheme="majorBidi"/>
-                                <w:b/>
-                                <w:bCs/>
-                                <w:i/>
-                                <w:iCs/>
-                                <w:sz w:val="28"/>
-                                <w:szCs w:val="28"/>
-                              </w:rPr>
-                              <w:t>StatefulSet</w:t>
-                            </w:r>
-                            <w:proofErr w:type="spellEnd"/>
-                          </w:p>
-                          <w:p>
-                            <w:pPr>
-                              <w:spacing w:after="0"/>
-                              <w:rPr>
-                                <w:rFonts w:asciiTheme="majorBidi" w:hAnsiTheme="majorBidi" w:cstheme="majorBidi"/>
-                                <w:b/>
-                                <w:bCs/>
-                                <w:i/>
-                                <w:iCs/>
-                                <w:sz w:val="28"/>
-                                <w:szCs w:val="28"/>
-                              </w:rPr>
-                            </w:pPr>
-                            <w:r>
-                              <w:rPr>
-                                <w:rFonts w:asciiTheme="majorBidi" w:hAnsiTheme="majorBidi" w:cstheme="majorBidi"/>
-                                <w:b/>
-                                <w:bCs/>
-                                <w:i/>
-                                <w:iCs/>
-                                <w:sz w:val="28"/>
-                                <w:szCs w:val="28"/>
-                              </w:rPr>
-                              <w:t>spec:</w:t>
-                            </w:r>
-                          </w:p>
-                          <w:p>
-                            <w:pPr>
-                              <w:spacing w:after="0"/>
-                              <w:rPr>
-                                <w:rFonts w:asciiTheme="majorBidi" w:hAnsiTheme="majorBidi" w:cstheme="majorBidi"/>
-                                <w:b/>
-                                <w:bCs/>
-                                <w:i/>
-                                <w:iCs/>
-                                <w:sz w:val="28"/>
-                                <w:szCs w:val="28"/>
-                              </w:rPr>
-                            </w:pPr>
-                            <w:r>
-                              <w:rPr>
-                                <w:rFonts w:asciiTheme="majorBidi" w:hAnsiTheme="majorBidi" w:cstheme="majorBidi"/>
-                                <w:b/>
-                                <w:bCs/>
-                                <w:i/>
-                                <w:iCs/>
-                                <w:sz w:val="28"/>
-                                <w:szCs w:val="28"/>
-                              </w:rPr>
-                              <w:t xml:space="preserve">     </w:t>
-                            </w:r>
-                            <w:proofErr w:type="spellStart"/>
-                            <w:r>
-                              <w:rPr>
-                                <w:rFonts w:asciiTheme="majorBidi" w:hAnsiTheme="majorBidi" w:cstheme="majorBidi"/>
-                                <w:b/>
-                                <w:bCs/>
-                                <w:i/>
-                                <w:iCs/>
-                                <w:sz w:val="28"/>
-                                <w:szCs w:val="28"/>
-                              </w:rPr>
-                              <w:t>updateStrategy</w:t>
-                            </w:r>
-                            <w:proofErr w:type="spellEnd"/>
-                            <w:r>
-                              <w:rPr>
-                                <w:rFonts w:asciiTheme="majorBidi" w:hAnsiTheme="majorBidi" w:cstheme="majorBidi"/>
-                                <w:b/>
-                                <w:bCs/>
-                                <w:i/>
-                                <w:iCs/>
-                                <w:sz w:val="28"/>
-                                <w:szCs w:val="28"/>
-                              </w:rPr>
-                              <w:t>:</w:t>
-                            </w:r>
-                          </w:p>
-                          <w:p>
-                            <w:pPr>
-                              <w:spacing w:after="0"/>
-                              <w:rPr>
-                                <w:rFonts w:asciiTheme="majorBidi" w:hAnsiTheme="majorBidi" w:cstheme="majorBidi"/>
-                                <w:b/>
-                                <w:bCs/>
-                                <w:i/>
-                                <w:iCs/>
-                                <w:sz w:val="28"/>
-                                <w:szCs w:val="28"/>
-                              </w:rPr>
-                            </w:pPr>
-                            <w:r>
-                              <w:rPr>
-                                <w:rFonts w:asciiTheme="majorBidi" w:hAnsiTheme="majorBidi" w:cstheme="majorBidi"/>
-                                <w:b/>
-                                <w:bCs/>
-                                <w:i/>
-                                <w:iCs/>
-                                <w:sz w:val="28"/>
-                                <w:szCs w:val="28"/>
-                              </w:rPr>
-                              <w:t xml:space="preserve">     </w:t>
-                            </w:r>
-                            <w:r>
-                              <w:rPr>
-                                <w:rFonts w:asciiTheme="majorBidi" w:hAnsiTheme="majorBidi" w:cstheme="majorBidi"/>
-                                <w:b/>
-                                <w:bCs/>
-                                <w:i/>
-                                <w:iCs/>
-                                <w:sz w:val="28"/>
-                                <w:szCs w:val="28"/>
-                              </w:rPr>
-                              <w:t xml:space="preserve">     </w:t>
-                            </w:r>
-                            <w:r>
-                              <w:rPr>
-                                <w:rFonts w:asciiTheme="majorBidi" w:hAnsiTheme="majorBidi" w:cstheme="majorBidi"/>
-                                <w:b/>
-                                <w:bCs/>
-                                <w:i/>
-                                <w:iCs/>
-                                <w:sz w:val="28"/>
-                                <w:szCs w:val="28"/>
-                              </w:rPr>
-                              <w:t xml:space="preserve">type: </w:t>
-                            </w:r>
-                            <w:proofErr w:type="spellStart"/>
-                            <w:r>
-                              <w:rPr>
-                                <w:rFonts w:asciiTheme="majorBidi" w:hAnsiTheme="majorBidi" w:cstheme="majorBidi"/>
-                                <w:b/>
-                                <w:bCs/>
-                                <w:i/>
-                                <w:iCs/>
-                                <w:sz w:val="28"/>
-                                <w:szCs w:val="28"/>
-                              </w:rPr>
-                              <w:t>RollingUpdate</w:t>
-                            </w:r>
-                            <w:proofErr w:type="spellEnd"/>
-                          </w:p>
-                          <w:p>
-                            <w:pPr>
-                              <w:spacing w:after="0"/>
-                              <w:jc w:val="center"/>
-                              <w:rPr>
-                                <w:b/>
-                                <w:bCs/>
-                                <w:i/>
-                                <w:iCs/>
-                              </w:rPr>
-                            </w:pPr>
-                          </w:p>
-                        </w:txbxContent>
-                      </wps:txbx>
-                      <wps:bodyPr rot="0" spcFirstLastPara="0" vertOverflow="overflow" horzOverflow="overflow" vert="horz" wrap="square" lIns="91440" tIns="45720" rIns="91440" bIns="45720" numCol="1" spcCol="0" rtlCol="0" fromWordArt="0" anchor="ctr" anchorCtr="0" forceAA="0" compatLnSpc="1">
-                        <a:prstTxWarp prst="textNoShape">
-                          <a:avLst/>
-                        </a:prstTxWarp>
-                        <a:noAutofit/>
-                      </wps:bodyPr>
-                    </wps:wsp>
-                  </a:graphicData>
-                </a:graphic>
-                <wp14:sizeRelH relativeFrom="margin">
-                  <wp14:pctWidth>0</wp14:pctWidth>
-                </wp14:sizeRelH>
-                <wp14:sizeRelV relativeFrom="margin">
-                  <wp14:pctHeight>0</wp14:pctHeight>
-                </wp14:sizeRelV>
-              </wp:anchor>
-            </w:drawing>
-          </mc:Choice>
-          <mc:Fallback xmlns:w16cei="http://schemas.microsoft.com/office/word/2026/wordml/cei">
-            <w:pict>
-              <v:rect w14:anchorId="617BD0D6" id="Rectangle 15" o:spid="_x0000_s1037" style="position:absolute;left:0;text-align:left;margin-left:18pt;margin-top:25pt;width:221.4pt;height:103.2pt;z-index:251679744;visibility:visible;mso-wrap-style:square;mso-width-percent:0;mso-height-percent:0;mso-wrap-distance-left:9pt;mso-wrap-distance-top:0;mso-wrap-distance-right:9pt;mso-wrap-distance-bottom:0;mso-position-horizontal:absolute;mso-position-horizontal-relative:margin;mso-position-vertical:absolute;mso-position-vertical-relative:text;mso-width-percent:0;mso-height-percent:0;mso-width-relative:margin;mso-height-relative:margin;v-text-anchor:middle" o:gfxdata="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" fillcolor="black [3200]" strokecolor="black [480]" strokeweight="1pt">
-                <v:textbox>
-                  <w:txbxContent>
-                    <w:p>
-                      <w:pPr>
-                        <w:spacing w:after="0"/>
-                        <w:rPr>
-                          <w:rFonts w:asciiTheme="majorBidi" w:hAnsiTheme="majorBidi" w:cstheme="majorBidi"/>
-                          <w:b/>
-                          <w:bCs/>
-                          <w:i/>
-                          <w:iCs/>
-                          <w:sz w:val="28"/>
-                          <w:szCs w:val="28"/>
-                        </w:rPr>
-                      </w:pPr>
-                      <w:r>
-                        <w:rPr>
-                          <w:rFonts w:asciiTheme="majorBidi" w:hAnsiTheme="majorBidi" w:cstheme="majorBidi"/>
-                          <w:b/>
-                          <w:bCs/>
-                          <w:i/>
-                          <w:iCs/>
-                          <w:sz w:val="28"/>
-                          <w:szCs w:val="28"/>
-                        </w:rPr>
-                        <w:t>apiVersion: apps/v1</w:t>
-                      </w:r>
-                    </w:p>
-                    <w:p>
-                      <w:pPr>
-                        <w:spacing w:after="0"/>
-                        <w:rPr>
-                          <w:rFonts w:asciiTheme="majorBidi" w:hAnsiTheme="majorBidi" w:cstheme="majorBidi"/>
-                          <w:b/>
-                          <w:bCs/>
-                          <w:i/>
-                          <w:iCs/>
-                          <w:sz w:val="28"/>
-                          <w:szCs w:val="28"/>
-                        </w:rPr>
-                      </w:pPr>
-                      <w:r>
-                        <w:rPr>
-                          <w:rFonts w:asciiTheme="majorBidi" w:hAnsiTheme="majorBidi" w:cstheme="majorBidi"/>
-                          <w:b/>
-                          <w:bCs/>
-                          <w:i/>
-                          <w:iCs/>
-                          <w:sz w:val="28"/>
-                          <w:szCs w:val="28"/>
-                        </w:rPr>
-                        <w:t>kind: StatefulSet</w:t>
-                      </w:r>
-                    </w:p>
-                    <w:p>
-                      <w:pPr>
-                        <w:spacing w:after="0"/>
-                        <w:rPr>
-                          <w:rFonts w:asciiTheme="majorBidi" w:hAnsiTheme="majorBidi" w:cstheme="majorBidi"/>
-                          <w:b/>
-                          <w:bCs/>
-                          <w:i/>
-                          <w:iCs/>
-                          <w:sz w:val="28"/>
-                          <w:szCs w:val="28"/>
-                        </w:rPr>
-                      </w:pPr>
-                      <w:r>
-                        <w:rPr>
-                          <w:rFonts w:asciiTheme="majorBidi" w:hAnsiTheme="majorBidi" w:cstheme="majorBidi"/>
-                          <w:b/>
-                          <w:bCs/>
-                          <w:i/>
-                          <w:iCs/>
-                          <w:sz w:val="28"/>
-                          <w:szCs w:val="28"/>
-                        </w:rPr>
-                        <w:t>spec:</w:t>
-                      </w:r>
-                    </w:p>
-                    <w:p>
-                      <w:pPr>
-                        <w:spacing w:after="0"/>
-                        <w:rPr>
-                          <w:rFonts w:asciiTheme="majorBidi" w:hAnsiTheme="majorBidi" w:cstheme="majorBidi"/>
-                          <w:b/>
-                          <w:bCs/>
-                          <w:i/>
-                          <w:iCs/>
-                          <w:sz w:val="28"/>
-                          <w:szCs w:val="28"/>
-                        </w:rPr>
-                      </w:pPr>
-                      <w:r>
-                        <w:rPr>
-                          <w:rFonts w:asciiTheme="majorBidi" w:hAnsiTheme="majorBidi" w:cstheme="majorBidi"/>
-                          <w:b/>
-                          <w:bCs/>
-                          <w:i/>
-                          <w:iCs/>
-                          <w:sz w:val="28"/>
-                          <w:szCs w:val="28"/>
-                        </w:rPr>
-                        <w:t xml:space="preserve">     </w:t>
-                      </w:r>
-                      <w:r>
-                        <w:rPr>
-                          <w:rFonts w:asciiTheme="majorBidi" w:hAnsiTheme="majorBidi" w:cstheme="majorBidi"/>
-                          <w:b/>
-                          <w:bCs/>
-                          <w:i/>
-                          <w:iCs/>
-                          <w:sz w:val="28"/>
-                          <w:szCs w:val="28"/>
-                        </w:rPr>
-                        <w:t>updateStrategy:</w:t>
-                      </w:r>
-                    </w:p>
-                    <w:p>
-                      <w:pPr>
-                        <w:spacing w:after="0"/>
-                        <w:rPr>
-                          <w:rFonts w:asciiTheme="majorBidi" w:hAnsiTheme="majorBidi" w:cstheme="majorBidi"/>
-                          <w:b/>
-                          <w:bCs/>
-                          <w:i/>
-                          <w:iCs/>
-                          <w:sz w:val="28"/>
-                          <w:szCs w:val="28"/>
-                        </w:rPr>
-                      </w:pPr>
-                      <w:r>
-                        <w:rPr>
-                          <w:rFonts w:asciiTheme="majorBidi" w:hAnsiTheme="majorBidi" w:cstheme="majorBidi"/>
-                          <w:b/>
-                          <w:bCs/>
-                          <w:i/>
-                          <w:iCs/>
-                          <w:sz w:val="28"/>
-                          <w:szCs w:val="28"/>
-                        </w:rPr>
-                        <w:t xml:space="preserve">     </w:t>
-                      </w:r>
-                      <w:r>
-                        <w:rPr>
-                          <w:rFonts w:asciiTheme="majorBidi" w:hAnsiTheme="majorBidi" w:cstheme="majorBidi"/>
-                          <w:b/>
-                          <w:bCs/>
-                          <w:i/>
-                          <w:iCs/>
-                          <w:sz w:val="28"/>
-                          <w:szCs w:val="28"/>
-                        </w:rPr>
-                        <w:t xml:space="preserve">     </w:t>
-                      </w:r>
-                      <w:r>
-                        <w:rPr>
-                          <w:rFonts w:asciiTheme="majorBidi" w:hAnsiTheme="majorBidi" w:cstheme="majorBidi"/>
-                          <w:b/>
-                          <w:bCs/>
-                          <w:i/>
-                          <w:iCs/>
-                          <w:sz w:val="28"/>
-                          <w:szCs w:val="28"/>
-                        </w:rPr>
-                        <w:t>type: RollingUpdate</w:t>
-                      </w:r>
-                    </w:p>
-                    <w:p>
-                      <w:pPr>
-                        <w:spacing w:after="0"/>
-                        <w:jc w:val="center"/>
-                        <w:rPr>
-                          <w:b/>
-                          <w:bCs/>
-                          <w:i/>
-                          <w:iCs/>
-                        </w:rPr>
-                      </w:pPr>
-                    </w:p>
-                  </w:txbxContent>
-                </v:textbox>
-                <w10:wrap anchorx="margin"/>
-              </v:rect>
-            </w:pict>
-          </mc:Fallback>
-        </mc:AlternateContent>
-      </w:r>
-      <w:r>
-        <w:rPr>
-          <w:rFonts w:asciiTheme="majorBidi" w:hAnsiTheme="majorBidi" w:cstheme="majorBidi"/>
-          <w:sz w:val="28"/>
-          <w:szCs w:val="28"/>
-          <w:u w:val="single"/>
-        </w:rPr>
-        <w:t>Example configuration:</w:t>
-      </w:r>
-    </w:p>
-    <w:p>
-      <w:pPr>
-        <w:jc w:val="both"/>
-        <w:rPr>
-          <w:rFonts w:asciiTheme="majorBidi" w:hAnsiTheme="majorBidi" w:cstheme="majorBidi"/>
-          <w:sz w:val="28"/>
-          <w:szCs w:val="28"/>
-        </w:rPr>
-      </w:pPr>
-    </w:p>
-    <w:p>
-      <w:pPr>
-        <w:jc w:val="both"/>
-        <w:rPr>
-          <w:rFonts w:asciiTheme="majorBidi" w:hAnsiTheme="majorBidi" w:cstheme="majorBidi"/>
-          <w:sz w:val="28"/>
-          <w:szCs w:val="28"/>
-        </w:rPr>
-      </w:pPr>
-    </w:p>
-    <w:p>
-      <w:pPr>
-        <w:jc w:val="both"/>
-        <w:rPr>
-          <w:rFonts w:asciiTheme="majorBidi" w:hAnsiTheme="majorBidi" w:cstheme="majorBidi"/>
-          <w:sz w:val="28"/>
-          <w:szCs w:val="28"/>
-        </w:rPr>
-      </w:pPr>
-    </w:p>
-    <w:p>
-      <w:pPr>
-        <w:jc w:val="both"/>
-        <w:rPr>
-          <w:rFonts w:asciiTheme="majorBidi" w:hAnsiTheme="majorBidi" w:cstheme="majorBidi"/>
-          <w:sz w:val="28"/>
-          <w:szCs w:val="28"/>
-        </w:rPr>
-      </w:pPr>
-    </w:p>
-    <w:p>
-      <w:pPr>
-        <w:spacing w:after="60"/>
-        <w:ind w:left="360"/>
-        <w:jc w:val="both"/>
-        <w:rPr>
-          <w:rFonts w:asciiTheme="majorBidi" w:hAnsiTheme="majorBidi" w:cstheme="majorBidi"/>
-          <w:b/>
-          <w:bCs/>
-          <w:sz w:val="32"/>
-          <w:szCs w:val="32"/>
-        </w:rPr>
-      </w:pPr>
-      <w:r>
-        <w:rPr>
-          <w:rFonts w:asciiTheme="majorBidi" w:hAnsiTheme="majorBidi" w:cstheme="majorBidi"/>
-          <w:b/>
-          <w:bCs/>
-          <w:sz w:val="32"/>
-          <w:szCs w:val="32"/>
-        </w:rPr>
-        <w:t>Partitioned Rolling Updates</w:t>
-      </w:r>
-    </w:p>
-    <w:p>
-      <w:pPr>
-        <w:ind w:left="360"/>
-        <w:jc w:val="both"/>
-        <w:rPr>
-          <w:rFonts w:asciiTheme="majorBidi" w:hAnsiTheme="majorBidi" w:cstheme="majorBidi"/>
-          <w:sz w:val="28"/>
-          <w:szCs w:val="28"/>
-        </w:rPr>
-      </w:pPr>
-      <w:r>
-        <w:rPr>
-          <w:rFonts w:asciiTheme="majorBidi" w:hAnsiTheme="majorBidi" w:cstheme="majorBidi"/>
-          <w:noProof/>
-          <w:sz w:val="28"/>
-          <w:szCs w:val="28"/>
-        </w:rPr>
-        <mc:AlternateContent>
-          <mc:Choice Requires="wps">
-            <w:drawing>
-              <wp:anchor distT="0" distB="0" distL="114300" distR="114300" simplePos="0" relativeHeight="251680768" behindDoc="0" locked="0" layoutInCell="1" allowOverlap="1" wp14:anchorId="1583ABEE" wp14:editId="1E40FE0F">
-                <wp:simplePos x="0" y="0"/>
-                <wp:positionH relativeFrom="column">
-                  <wp:posOffset>243840</wp:posOffset>
-                </wp:positionH>
-                <wp:positionV relativeFrom="paragraph">
-                  <wp:posOffset>531495</wp:posOffset>
-                </wp:positionV>
-                <wp:extent cx="2362200" cy="1036320"/>
-                <wp:effectExtent l="0" t="0" r="19050" b="11430"/>
-                <wp:wrapNone/>
-                <wp:docPr id="1388148112" name="Rectangle 16"/>
-                <wp:cNvGraphicFramePr/>
-                <a:graphic xmlns:a="http://schemas.openxmlformats.org/drawingml/2006/main">
-                  <a:graphicData uri="http://schemas.microsoft.com/office/word/2010/wordprocessingShape">
-                    <wps:wsp>
-                      <wps:cNvSpPr/>
-                      <wps:spPr>
-                        <a:xfrm>
-                          <a:off x="0" y="0"/>
-                          <a:ext cx="2362200" cy="1036320"/>
-                        </a:xfrm>
-                        <a:prstGeom prst="rect">
-                          <a:avLst/>
-                        </a:prstGeom>
-                      </wps:spPr>
-                      <wps:style>
-                        <a:lnRef idx="2">
-                          <a:schemeClr val="dk1">
-                            <a:shade val="15000"/>
-                          </a:schemeClr>
-                        </a:lnRef>
-                        <a:fillRef idx="1">
-                          <a:schemeClr val="dk1"/>
-                        </a:fillRef>
-                        <a:effectRef idx="0">
-                          <a:schemeClr val="dk1"/>
-                        </a:effectRef>
-                        <a:fontRef idx="minor">
-                          <a:schemeClr val="lt1"/>
-                        </a:fontRef>
-                      </wps:style>
-                      <wps:txbx>
-                        <w:txbxContent>
-                          <w:p>
-                            <w:pPr>
-                              <w:spacing w:after="0"/>
-                              <w:rPr>
-                                <w:rFonts w:asciiTheme="majorBidi" w:hAnsiTheme="majorBidi" w:cstheme="majorBidi"/>
-                                <w:b/>
-                                <w:bCs/>
-                                <w:i/>
-                                <w:iCs/>
-                                <w:sz w:val="28"/>
-                                <w:szCs w:val="28"/>
-                              </w:rPr>
-                            </w:pPr>
-                            <w:proofErr w:type="spellStart"/>
-                            <w:r>
-                              <w:rPr>
-                                <w:rFonts w:asciiTheme="majorBidi" w:hAnsiTheme="majorBidi" w:cstheme="majorBidi"/>
-                                <w:b/>
-                                <w:bCs/>
-                                <w:i/>
-                                <w:iCs/>
-                                <w:sz w:val="28"/>
-                                <w:szCs w:val="28"/>
-                              </w:rPr>
-                              <w:t>updateStrategy</w:t>
-                            </w:r>
-                            <w:proofErr w:type="spellEnd"/>
-                            <w:r>
-                              <w:rPr>
-                                <w:rFonts w:asciiTheme="majorBidi" w:hAnsiTheme="majorBidi" w:cstheme="majorBidi"/>
-                                <w:b/>
-                                <w:bCs/>
-                                <w:i/>
-                                <w:iCs/>
-                                <w:sz w:val="28"/>
-                                <w:szCs w:val="28"/>
-                              </w:rPr>
-                              <w:t>:</w:t>
-                            </w:r>
-                          </w:p>
-                          <w:p>
-                            <w:pPr>
-                              <w:spacing w:after="0"/>
-                              <w:rPr>
-                                <w:rFonts w:asciiTheme="majorBidi" w:hAnsiTheme="majorBidi" w:cstheme="majorBidi"/>
-                                <w:b/>
-                                <w:bCs/>
-                                <w:i/>
-                                <w:iCs/>
-                                <w:sz w:val="28"/>
-                                <w:szCs w:val="28"/>
-                              </w:rPr>
-                            </w:pPr>
-                            <w:r>
-                              <w:rPr>
-                                <w:rFonts w:asciiTheme="majorBidi" w:hAnsiTheme="majorBidi" w:cstheme="majorBidi"/>
-                                <w:b/>
-                                <w:bCs/>
-                                <w:i/>
-                                <w:iCs/>
-                                <w:sz w:val="28"/>
-                                <w:szCs w:val="28"/>
-                              </w:rPr>
-                              <w:t xml:space="preserve">     </w:t>
-                            </w:r>
-                            <w:r>
-                              <w:rPr>
-                                <w:rFonts w:asciiTheme="majorBidi" w:hAnsiTheme="majorBidi" w:cstheme="majorBidi"/>
-                                <w:b/>
-                                <w:bCs/>
-                                <w:i/>
-                                <w:iCs/>
-                                <w:sz w:val="28"/>
-                                <w:szCs w:val="28"/>
-                              </w:rPr>
-                              <w:t xml:space="preserve">type: </w:t>
-                            </w:r>
-                            <w:proofErr w:type="spellStart"/>
-                            <w:r>
-                              <w:rPr>
-                                <w:rFonts w:asciiTheme="majorBidi" w:hAnsiTheme="majorBidi" w:cstheme="majorBidi"/>
-                                <w:b/>
-                                <w:bCs/>
-                                <w:i/>
-                                <w:iCs/>
-                                <w:sz w:val="28"/>
-                                <w:szCs w:val="28"/>
-                              </w:rPr>
-                              <w:t>RollingUpdate</w:t>
-                            </w:r>
-                            <w:proofErr w:type="spellEnd"/>
-                          </w:p>
-                          <w:p>
-                            <w:pPr>
-                              <w:spacing w:after="0"/>
-                              <w:rPr>
-                                <w:rFonts w:asciiTheme="majorBidi" w:hAnsiTheme="majorBidi" w:cstheme="majorBidi"/>
-                                <w:b/>
-                                <w:bCs/>
-                                <w:i/>
-                                <w:iCs/>
-                                <w:sz w:val="28"/>
-                                <w:szCs w:val="28"/>
-                              </w:rPr>
-                            </w:pPr>
-                            <w:r>
-                              <w:rPr>
-                                <w:rFonts w:asciiTheme="majorBidi" w:hAnsiTheme="majorBidi" w:cstheme="majorBidi"/>
-                                <w:b/>
-                                <w:bCs/>
-                                <w:i/>
-                                <w:iCs/>
-                                <w:sz w:val="28"/>
-                                <w:szCs w:val="28"/>
-                              </w:rPr>
-                              <w:t xml:space="preserve">     </w:t>
-                            </w:r>
-                            <w:proofErr w:type="spellStart"/>
-                            <w:r>
-                              <w:rPr>
-                                <w:rFonts w:asciiTheme="majorBidi" w:hAnsiTheme="majorBidi" w:cstheme="majorBidi"/>
-                                <w:b/>
-                                <w:bCs/>
-                                <w:i/>
-                                <w:iCs/>
-                                <w:sz w:val="28"/>
-                                <w:szCs w:val="28"/>
-                              </w:rPr>
-                              <w:t>rollingUpdate</w:t>
-                            </w:r>
-                            <w:proofErr w:type="spellEnd"/>
-                            <w:r>
-                              <w:rPr>
-                                <w:rFonts w:asciiTheme="majorBidi" w:hAnsiTheme="majorBidi" w:cstheme="majorBidi"/>
-                                <w:b/>
-                                <w:bCs/>
-                                <w:i/>
-                                <w:iCs/>
-                                <w:sz w:val="28"/>
-                                <w:szCs w:val="28"/>
-                              </w:rPr>
-                              <w:t>:</w:t>
-                            </w:r>
-                          </w:p>
-                          <w:p>
-                            <w:pPr>
-                              <w:spacing w:after="0"/>
-                              <w:rPr>
-                                <w:rFonts w:asciiTheme="majorBidi" w:hAnsiTheme="majorBidi" w:cstheme="majorBidi"/>
-                                <w:b/>
-                                <w:bCs/>
-                                <w:i/>
-                                <w:iCs/>
-                                <w:sz w:val="28"/>
-                                <w:szCs w:val="28"/>
-                              </w:rPr>
-                            </w:pPr>
-                            <w:r>
-                              <w:rPr>
-                                <w:rFonts w:asciiTheme="majorBidi" w:hAnsiTheme="majorBidi" w:cstheme="majorBidi"/>
-                                <w:b/>
-                                <w:bCs/>
-                                <w:i/>
-                                <w:iCs/>
-                                <w:sz w:val="28"/>
-                                <w:szCs w:val="28"/>
-                              </w:rPr>
-                              <w:t xml:space="preserve">          </w:t>
-                            </w:r>
-                            <w:r>
-                              <w:rPr>
-                                <w:rFonts w:asciiTheme="majorBidi" w:hAnsiTheme="majorBidi" w:cstheme="majorBidi"/>
-                                <w:b/>
-                                <w:bCs/>
-                                <w:i/>
-                                <w:iCs/>
-                                <w:sz w:val="28"/>
-                                <w:szCs w:val="28"/>
-                              </w:rPr>
-                              <w:t xml:space="preserve"> partition: 2</w:t>
-                            </w:r>
-                          </w:p>
-                        </w:txbxContent>
-                      </wps:txbx>
-                      <wps:bodyPr rot="0" spcFirstLastPara="0" vertOverflow="overflow" horzOverflow="overflow" vert="horz" wrap="square" lIns="91440" tIns="45720" rIns="91440" bIns="45720" numCol="1" spcCol="0" rtlCol="0" fromWordArt="0" anchor="ctr" anchorCtr="0" forceAA="0" compatLnSpc="1">
-                        <a:prstTxWarp prst="textNoShape">
-                          <a:avLst/>
-                        </a:prstTxWarp>
-                        <a:noAutofit/>
-                      </wps:bodyPr>
-                    </wps:wsp>
-                  </a:graphicData>
-                </a:graphic>
-                <wp14:sizeRelH relativeFrom="margin">
-                  <wp14:pctWidth>0</wp14:pctWidth>
-                </wp14:sizeRelH>
-                <wp14:sizeRelV relativeFrom="margin">
-                  <wp14:pctHeight>0</wp14:pctHeight>
-                </wp14:sizeRelV>
-              </wp:anchor>
-            </w:drawing>
-          </mc:Choice>
-          <mc:Fallback xmlns:w16cei="http://schemas.microsoft.com/office/word/2026/wordml/cei">
-            <w:pict>
-              <v:rect w14:anchorId="1583ABEE" id="Rectangle 16" o:spid="_x0000_s1038" style="position:absolute;left:0;text-align:left;margin-left:19.2pt;margin-top:41.85pt;width:186pt;height:81.6pt;z-index:251680768;visibility:visible;mso-wrap-style:square;mso-width-percent:0;mso-height-percent:0;mso-wrap-distance-left:9pt;mso-wrap-distance-top:0;mso-wrap-distance-right:9pt;mso-wrap-distance-bottom:0;mso-position-horizontal:absolute;mso-position-horizontal-relative:text;mso-position-vertical:absolute;mso-position-vertical-relative:text;mso-width-percent:0;mso-height-percent:0;mso-width-relative:margin;mso-height-relative:margin;v-text-anchor:middle" o:gfxdata="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" fillcolor="black [3200]" strokecolor="black [480]" strokeweight="1pt">
-                <v:textbox>
-                  <w:txbxContent>
-                    <w:p>
-                      <w:pPr>
-                        <w:spacing w:after="0"/>
-                        <w:rPr>
-                          <w:rFonts w:asciiTheme="majorBidi" w:hAnsiTheme="majorBidi" w:cstheme="majorBidi"/>
-                          <w:b/>
-                          <w:bCs/>
-                          <w:i/>
-                          <w:iCs/>
-                          <w:sz w:val="28"/>
-                          <w:szCs w:val="28"/>
-                        </w:rPr>
-                      </w:pPr>
-                      <w:r>
-                        <w:rPr>
-                          <w:rFonts w:asciiTheme="majorBidi" w:hAnsiTheme="majorBidi" w:cstheme="majorBidi"/>
-                          <w:b/>
-                          <w:bCs/>
-                          <w:i/>
-                          <w:iCs/>
-                          <w:sz w:val="28"/>
-                          <w:szCs w:val="28"/>
-                        </w:rPr>
-                        <w:t>updateStrategy:</w:t>
-                      </w:r>
-                    </w:p>
-                    <w:p>
-                      <w:pPr>
-                        <w:spacing w:after="0"/>
-                        <w:rPr>
-                          <w:rFonts w:asciiTheme="majorBidi" w:hAnsiTheme="majorBidi" w:cstheme="majorBidi"/>
-                          <w:b/>
-                          <w:bCs/>
-                          <w:i/>
-                          <w:iCs/>
-                          <w:sz w:val="28"/>
-                          <w:szCs w:val="28"/>
-                        </w:rPr>
-                      </w:pPr>
-                      <w:r>
-                        <w:rPr>
-                          <w:rFonts w:asciiTheme="majorBidi" w:hAnsiTheme="majorBidi" w:cstheme="majorBidi"/>
-                          <w:b/>
-                          <w:bCs/>
-                          <w:i/>
-                          <w:iCs/>
-                          <w:sz w:val="28"/>
-                          <w:szCs w:val="28"/>
-                        </w:rPr>
-                        <w:t xml:space="preserve">     </w:t>
-                      </w:r>
-                      <w:r>
-                        <w:rPr>
-                          <w:rFonts w:asciiTheme="majorBidi" w:hAnsiTheme="majorBidi" w:cstheme="majorBidi"/>
-                          <w:b/>
-                          <w:bCs/>
-                          <w:i/>
-                          <w:iCs/>
-                          <w:sz w:val="28"/>
-                          <w:szCs w:val="28"/>
-                        </w:rPr>
-                        <w:t>type: RollingUpdate</w:t>
-                      </w:r>
-                    </w:p>
-                    <w:p>
-                      <w:pPr>
-                        <w:spacing w:after="0"/>
-                        <w:rPr>
-                          <w:rFonts w:asciiTheme="majorBidi" w:hAnsiTheme="majorBidi" w:cstheme="majorBidi"/>
-                          <w:b/>
-                          <w:bCs/>
-                          <w:i/>
-                          <w:iCs/>
-                          <w:sz w:val="28"/>
-                          <w:szCs w:val="28"/>
-                        </w:rPr>
-                      </w:pPr>
-                      <w:r>
-                        <w:rPr>
-                          <w:rFonts w:asciiTheme="majorBidi" w:hAnsiTheme="majorBidi" w:cstheme="majorBidi"/>
-                          <w:b/>
-                          <w:bCs/>
-                          <w:i/>
-                          <w:iCs/>
-                          <w:sz w:val="28"/>
-                          <w:szCs w:val="28"/>
-                        </w:rPr>
-                        <w:t xml:space="preserve">     </w:t>
-                      </w:r>
-                      <w:r>
-                        <w:rPr>
-                          <w:rFonts w:asciiTheme="majorBidi" w:hAnsiTheme="majorBidi" w:cstheme="majorBidi"/>
-                          <w:b/>
-                          <w:bCs/>
-                          <w:i/>
-                          <w:iCs/>
-                          <w:sz w:val="28"/>
-                          <w:szCs w:val="28"/>
-                        </w:rPr>
-                        <w:t>rollingUpdate:</w:t>
-                      </w:r>
-                    </w:p>
-                    <w:p>
-                      <w:pPr>
-                        <w:spacing w:after="0"/>
-                        <w:rPr>
-                          <w:rFonts w:asciiTheme="majorBidi" w:hAnsiTheme="majorBidi" w:cstheme="majorBidi"/>
-                          <w:b/>
-                          <w:bCs/>
-                          <w:i/>
-                          <w:iCs/>
-                          <w:sz w:val="28"/>
-                          <w:szCs w:val="28"/>
-                        </w:rPr>
-                      </w:pPr>
-                      <w:r>
-                        <w:rPr>
-                          <w:rFonts w:asciiTheme="majorBidi" w:hAnsiTheme="majorBidi" w:cstheme="majorBidi"/>
-                          <w:b/>
-                          <w:bCs/>
-                          <w:i/>
-                          <w:iCs/>
-                          <w:sz w:val="28"/>
-                          <w:szCs w:val="28"/>
-                        </w:rPr>
-                        <w:t xml:space="preserve">          </w:t>
-                      </w:r>
-                      <w:r>
-                        <w:rPr>
-                          <w:rFonts w:asciiTheme="majorBidi" w:hAnsiTheme="majorBidi" w:cstheme="majorBidi"/>
-                          <w:b/>
-                          <w:bCs/>
-                          <w:i/>
-                          <w:iCs/>
-                          <w:sz w:val="28"/>
-                          <w:szCs w:val="28"/>
-                        </w:rPr>
-                        <w:t xml:space="preserve"> partition: 2</w:t>
-                      </w:r>
-                    </w:p>
-                  </w:txbxContent>
-                </v:textbox>
-              </v:rect>
-            </w:pict>
-          </mc:Fallback>
-        </mc:AlternateContent>
-      </w:r>
-      <w:proofErr w:type="spellStart"/>
-      <w:r>
-        <w:rPr>
-          <w:rFonts w:asciiTheme="majorBidi" w:hAnsiTheme="majorBidi" w:cstheme="majorBidi"/>
-          <w:sz w:val="28"/>
-          <w:szCs w:val="28"/>
-        </w:rPr>
-        <w:t>RollingUpdate</w:t>
-      </w:r>
-      <w:proofErr w:type="spellEnd"/>
-      <w:r>
-        <w:rPr>
-          <w:rFonts w:asciiTheme="majorBidi" w:hAnsiTheme="majorBidi" w:cstheme="majorBidi"/>
-          <w:sz w:val="28"/>
-          <w:szCs w:val="28"/>
-        </w:rPr>
-        <w:t xml:space="preserve"> also supports a partition.</w:t>
-      </w:r>
-      <w:r>
-        <w:rPr>
-          <w:rFonts w:asciiTheme="majorBidi" w:hAnsiTheme="majorBidi" w:cstheme="majorBidi"/>
-          <w:sz w:val="28"/>
-          <w:szCs w:val="28"/>
-        </w:rPr>
-        <w:t xml:space="preserve"> </w:t>
-      </w:r>
-      <w:r>
-        <w:rPr>
-          <w:rFonts w:asciiTheme="majorBidi" w:hAnsiTheme="majorBidi" w:cstheme="majorBidi"/>
-          <w:sz w:val="28"/>
-          <w:szCs w:val="28"/>
-        </w:rPr>
-        <w:t>This allows updating only some Pods, starting from a specific ordinal.</w:t>
-      </w:r>
-      <w:r>
-        <w:rPr>
-          <w:rFonts w:asciiTheme="majorBidi" w:hAnsiTheme="majorBidi" w:cstheme="majorBidi"/>
-          <w:sz w:val="28"/>
-          <w:szCs w:val="28"/>
-        </w:rPr>
-        <w:t xml:space="preserve"> </w:t>
-      </w:r>
-      <w:r>
-        <w:rPr>
-          <w:rFonts w:asciiTheme="majorBidi" w:hAnsiTheme="majorBidi" w:cstheme="majorBidi"/>
-          <w:sz w:val="28"/>
-          <w:szCs w:val="28"/>
-          <w:u w:val="single"/>
-        </w:rPr>
-        <w:t>Example:</w:t>
-      </w:r>
-    </w:p>
-    <w:p>
-      <w:pPr>
-        <w:jc w:val="both"/>
-        <w:rPr>
-          <w:rFonts w:asciiTheme="majorBidi" w:hAnsiTheme="majorBidi" w:cstheme="majorBidi"/>
-          <w:sz w:val="28"/>
-          <w:szCs w:val="28"/>
-        </w:rPr>
-      </w:pPr>
-    </w:p>
-    <w:p>
-      <w:pPr>
-        <w:jc w:val="both"/>
-        <w:rPr>
-          <w:rFonts w:asciiTheme="majorBidi" w:hAnsiTheme="majorBidi" w:cstheme="majorBidi"/>
-          <w:sz w:val="28"/>
-          <w:szCs w:val="28"/>
-        </w:rPr>
-      </w:pPr>
-    </w:p>
-    <w:p>
-      <w:pPr>
-        <w:jc w:val="both"/>
-        <w:rPr>
-          <w:rFonts w:asciiTheme="majorBidi" w:hAnsiTheme="majorBidi" w:cstheme="majorBidi"/>
-          <w:sz w:val="32"/>
-          <w:szCs w:val="32"/>
-        </w:rPr>
-      </w:pPr>
-    </w:p>
-    <w:p>
-      <w:pPr>
-        <w:spacing w:after="60"/>
-        <w:ind w:left="360"/>
-        <w:jc w:val="both"/>
-        <w:rPr>
-          <w:rFonts w:asciiTheme="majorBidi" w:hAnsiTheme="majorBidi" w:cstheme="majorBidi"/>
-          <w:sz w:val="28"/>
-          <w:szCs w:val="28"/>
-        </w:rPr>
-      </w:pPr>
-      <w:r>
-        <w:rPr>
-          <w:rFonts w:asciiTheme="majorBidi" w:hAnsiTheme="majorBidi" w:cstheme="majorBidi"/>
-          <w:sz w:val="28"/>
-          <w:szCs w:val="28"/>
-        </w:rPr>
-        <w:t xml:space="preserve">If </w:t>
-      </w:r>
-      <w:r>
-        <w:rPr>
-          <w:rFonts w:asciiTheme="majorBidi" w:hAnsiTheme="majorBidi" w:cstheme="majorBidi"/>
-          <w:b/>
-          <w:bCs/>
-          <w:i/>
-          <w:iCs/>
-          <w:sz w:val="28"/>
-          <w:szCs w:val="28"/>
-        </w:rPr>
-        <w:t>replicas = 3</w:t>
-      </w:r>
-      <w:r>
-        <w:rPr>
-          <w:rFonts w:asciiTheme="majorBidi" w:hAnsiTheme="majorBidi" w:cstheme="majorBidi"/>
-          <w:sz w:val="28"/>
-          <w:szCs w:val="28"/>
-        </w:rPr>
-        <w:t xml:space="preserve"> </w:t>
-      </w:r>
-      <w:r>
-        <w:rPr>
-          <w:rFonts w:asciiTheme="majorBidi" w:hAnsiTheme="majorBidi" w:cstheme="majorBidi"/>
-          <w:sz w:val="28"/>
-          <w:szCs w:val="28"/>
-        </w:rPr>
-        <w:t xml:space="preserve">→ </w:t>
-      </w:r>
-      <w:r>
-        <w:rPr>
-          <w:rFonts w:asciiTheme="majorBidi" w:hAnsiTheme="majorBidi" w:cstheme="majorBidi"/>
-          <w:sz w:val="28"/>
-          <w:szCs w:val="28"/>
-        </w:rPr>
-        <w:t>Pods with ordinal ≥ 2 are updated</w:t>
-      </w:r>
-      <w:r>
-        <w:rPr>
-          <w:rFonts w:asciiTheme="majorBidi" w:hAnsiTheme="majorBidi" w:cstheme="majorBidi"/>
-          <w:sz w:val="28"/>
-          <w:szCs w:val="28"/>
-        </w:rPr>
-        <w:t xml:space="preserve">. It means </w:t>
-      </w:r>
-      <w:r>
-        <w:rPr>
-          <w:rFonts w:asciiTheme="majorBidi" w:hAnsiTheme="majorBidi" w:cstheme="majorBidi"/>
-          <w:sz w:val="28"/>
-          <w:szCs w:val="28"/>
-        </w:rPr>
-        <w:t>Pods 0 and 1 stay unchanged</w:t>
-      </w:r>
-      <w:r>
-        <w:rPr>
-          <w:rFonts w:asciiTheme="majorBidi" w:hAnsiTheme="majorBidi" w:cstheme="majorBidi"/>
-          <w:sz w:val="28"/>
-          <w:szCs w:val="28"/>
-        </w:rPr>
-        <w:t xml:space="preserve">. </w:t>
-      </w:r>
-      <w:r>
-        <w:rPr>
-          <w:rFonts w:asciiTheme="majorBidi" w:hAnsiTheme="majorBidi" w:cstheme="majorBidi"/>
-          <w:sz w:val="28"/>
-          <w:szCs w:val="28"/>
-        </w:rPr>
-        <w:t>So only:</w:t>
-      </w:r>
-    </w:p>
-    <w:p>
-      <w:pPr>
-        <w:pStyle w:val="ListParagraph"/>
-        <w:numPr>
-          <w:ilvl w:val="0"/>
-          <w:numId w:val="59"/>
-        </w:numPr>
-        <w:jc w:val="both"/>
-        <w:rPr>
-          <w:rFonts w:asciiTheme="majorBidi" w:hAnsiTheme="majorBidi" w:cstheme="majorBidi"/>
-          <w:sz w:val="28"/>
-          <w:szCs w:val="28"/>
-        </w:rPr>
-      </w:pPr>
-      <w:r>
-        <w:rPr>
-          <w:rFonts w:asciiTheme="majorBidi" w:hAnsiTheme="majorBidi" w:cstheme="majorBidi"/>
-          <w:sz w:val="28"/>
-          <w:szCs w:val="28"/>
-        </w:rPr>
-        <w:t>mysql-2 → updated</w:t>
-      </w:r>
-    </w:p>
-    <w:p>
-      <w:pPr>
-        <w:pStyle w:val="ListParagraph"/>
-        <w:numPr>
-          <w:ilvl w:val="0"/>
-          <w:numId w:val="59"/>
-        </w:numPr>
-        <w:jc w:val="both"/>
-        <w:rPr>
-          <w:rFonts w:asciiTheme="majorBidi" w:hAnsiTheme="majorBidi" w:cstheme="majorBidi"/>
-          <w:sz w:val="28"/>
-          <w:szCs w:val="28"/>
-        </w:rPr>
-      </w:pPr>
-      <w:r>
-        <w:rPr>
-          <w:rFonts w:asciiTheme="majorBidi" w:hAnsiTheme="majorBidi" w:cstheme="majorBidi"/>
-          <w:sz w:val="28"/>
-          <w:szCs w:val="28"/>
-        </w:rPr>
-        <w:t>mysql-1 → unchanged</w:t>
-      </w:r>
-    </w:p>
-    <w:p>
-      <w:pPr>
-        <w:pStyle w:val="ListParagraph"/>
-        <w:numPr>
-          <w:ilvl w:val="0"/>
-          <w:numId w:val="59"/>
-        </w:numPr>
         <w:spacing w:after="120"/>
         <w:jc w:val="both"/>
         <w:rPr>
@@ -3634,4987 +1825,6 @@
           <w:szCs w:val="28"/>
         </w:rPr>
       </w:pPr>
-      <w:r>
-        <w:rPr>
-          <w:rFonts w:asciiTheme="majorBidi" w:hAnsiTheme="majorBidi" w:cstheme="majorBidi"/>
-          <w:sz w:val="28"/>
-          <w:szCs w:val="28"/>
-        </w:rPr>
-        <w:t>mysql-0 → unchanged</w:t>
-      </w:r>
-    </w:p>
-    <w:p>
-      <w:pPr>
-        <w:spacing w:after="120"/>
-        <w:ind w:left="360"/>
-        <w:jc w:val="both"/>
-        <w:rPr>
-          <w:rFonts w:asciiTheme="majorBidi" w:hAnsiTheme="majorBidi" w:cstheme="majorBidi"/>
-          <w:sz w:val="28"/>
-          <w:szCs w:val="28"/>
-        </w:rPr>
-      </w:pPr>
-      <w:r>
-        <w:rPr>
-          <w:rFonts w:asciiTheme="majorBidi" w:hAnsiTheme="majorBidi" w:cstheme="majorBidi"/>
-          <w:sz w:val="28"/>
-          <w:szCs w:val="28"/>
-        </w:rPr>
-        <w:lastRenderedPageBreak/>
-        <w:t>This is useful for controlled rollouts or canary updates in stateful clusters.</w:t>
-      </w:r>
-    </w:p>
-    <w:p>
-      <w:pPr>
-        <w:pStyle w:val="ListParagraph"/>
-        <w:numPr>
-          <w:ilvl w:val="0"/>
-          <w:numId w:val="74"/>
-        </w:numPr>
-        <w:spacing w:after="60"/>
-        <w:ind w:left="720"/>
-        <w:jc w:val="both"/>
-        <w:rPr>
-          <w:rFonts w:asciiTheme="majorBidi" w:hAnsiTheme="majorBidi" w:cstheme="majorBidi"/>
-          <w:b/>
-          <w:bCs/>
-          <w:i/>
-          <w:iCs/>
-          <w:sz w:val="28"/>
-          <w:szCs w:val="28"/>
-        </w:rPr>
-      </w:pPr>
-      <w:proofErr w:type="spellStart"/>
-      <w:r>
-        <w:rPr>
-          <w:rFonts w:asciiTheme="majorBidi" w:hAnsiTheme="majorBidi" w:cstheme="majorBidi"/>
-          <w:sz w:val="28"/>
-          <w:szCs w:val="28"/>
-        </w:rPr>
-        <w:t>StatefulSet</w:t>
-      </w:r>
-      <w:proofErr w:type="spellEnd"/>
-      <w:r>
-        <w:rPr>
-          <w:rFonts w:asciiTheme="majorBidi" w:hAnsiTheme="majorBidi" w:cstheme="majorBidi"/>
-          <w:sz w:val="28"/>
-          <w:szCs w:val="28"/>
-        </w:rPr>
-        <w:t xml:space="preserve"> uses</w:t>
-      </w:r>
-      <w:r>
-        <w:rPr>
-          <w:rFonts w:asciiTheme="majorBidi" w:hAnsiTheme="majorBidi" w:cstheme="majorBidi"/>
-          <w:sz w:val="28"/>
-          <w:szCs w:val="28"/>
-        </w:rPr>
-        <w:t xml:space="preserve"> </w:t>
-      </w:r>
-      <w:proofErr w:type="spellStart"/>
-      <w:proofErr w:type="gramStart"/>
-      <w:r>
-        <w:rPr>
-          <w:rFonts w:asciiTheme="majorBidi" w:hAnsiTheme="majorBidi" w:cstheme="majorBidi"/>
-          <w:b/>
-          <w:bCs/>
-          <w:i/>
-          <w:iCs/>
-          <w:sz w:val="28"/>
-          <w:szCs w:val="28"/>
-        </w:rPr>
-        <w:t>spec.updateStrategy</w:t>
-      </w:r>
-      <w:proofErr w:type="spellEnd"/>
-      <w:proofErr w:type="gramEnd"/>
-      <w:r>
-        <w:rPr>
-          <w:rFonts w:asciiTheme="majorBidi" w:hAnsiTheme="majorBidi" w:cstheme="majorBidi"/>
-          <w:b/>
-          <w:bCs/>
-          <w:i/>
-          <w:iCs/>
-          <w:sz w:val="28"/>
-          <w:szCs w:val="28"/>
-        </w:rPr>
-        <w:t xml:space="preserve">, </w:t>
-      </w:r>
-      <w:r>
-        <w:rPr>
-          <w:rFonts w:asciiTheme="majorBidi" w:hAnsiTheme="majorBidi" w:cstheme="majorBidi"/>
-          <w:sz w:val="28"/>
-          <w:szCs w:val="28"/>
-        </w:rPr>
-        <w:t>But Deployment uses</w:t>
-      </w:r>
-      <w:r>
-        <w:rPr>
-          <w:rFonts w:asciiTheme="majorBidi" w:hAnsiTheme="majorBidi" w:cstheme="majorBidi"/>
-          <w:sz w:val="28"/>
-          <w:szCs w:val="28"/>
-        </w:rPr>
-        <w:t xml:space="preserve"> </w:t>
-      </w:r>
-      <w:proofErr w:type="spellStart"/>
-      <w:proofErr w:type="gramStart"/>
-      <w:r>
-        <w:rPr>
-          <w:rFonts w:asciiTheme="majorBidi" w:hAnsiTheme="majorBidi" w:cstheme="majorBidi"/>
-          <w:b/>
-          <w:bCs/>
-          <w:i/>
-          <w:iCs/>
-          <w:sz w:val="28"/>
-          <w:szCs w:val="28"/>
-        </w:rPr>
-        <w:t>spec.strategy</w:t>
-      </w:r>
-      <w:proofErr w:type="spellEnd"/>
-      <w:proofErr w:type="gramEnd"/>
-      <w:r>
-        <w:rPr>
-          <w:rFonts w:asciiTheme="majorBidi" w:hAnsiTheme="majorBidi" w:cstheme="majorBidi"/>
-          <w:b/>
-          <w:bCs/>
-          <w:i/>
-          <w:iCs/>
-          <w:sz w:val="28"/>
-          <w:szCs w:val="28"/>
-        </w:rPr>
-        <w:t>.</w:t>
-      </w:r>
-    </w:p>
-    <w:p>
-      <w:pPr>
-        <w:spacing w:after="60"/>
-        <w:ind w:left="720"/>
-        <w:jc w:val="both"/>
-        <w:rPr>
-          <w:rFonts w:asciiTheme="majorBidi" w:hAnsiTheme="majorBidi" w:cstheme="majorBidi"/>
-          <w:sz w:val="28"/>
-          <w:szCs w:val="28"/>
-        </w:rPr>
-      </w:pPr>
-      <w:r>
-        <w:rPr>
-          <w:rFonts w:asciiTheme="majorBidi" w:hAnsiTheme="majorBidi" w:cstheme="majorBidi"/>
-          <w:sz w:val="28"/>
-          <w:szCs w:val="28"/>
-        </w:rPr>
-        <w:t>because each resource has its own API definition in apps/v1, and those fields were designed separately for different rollout semantics.</w:t>
-      </w:r>
-    </w:p>
-    <w:p>
-      <w:pPr>
-        <w:spacing w:after="120"/>
-        <w:ind w:left="720"/>
-        <w:jc w:val="both"/>
-        <w:rPr>
-          <w:rFonts w:asciiTheme="majorBidi" w:hAnsiTheme="majorBidi" w:cstheme="majorBidi"/>
-          <w:sz w:val="28"/>
-          <w:szCs w:val="28"/>
-        </w:rPr>
-      </w:pPr>
-      <w:r>
-        <w:rPr>
-          <w:rFonts w:asciiTheme="majorBidi" w:hAnsiTheme="majorBidi" w:cstheme="majorBidi"/>
-          <w:sz w:val="28"/>
-          <w:szCs w:val="28"/>
-        </w:rPr>
-        <w:t>Kubernetes objects are not just “same object with different mode”.</w:t>
-      </w:r>
-    </w:p>
-    <w:p>
-      <w:pPr>
-        <w:spacing w:after="120"/>
-        <w:ind w:left="720"/>
-        <w:jc w:val="both"/>
-        <w:rPr>
-          <w:rFonts w:asciiTheme="majorBidi" w:hAnsiTheme="majorBidi" w:cstheme="majorBidi"/>
-          <w:sz w:val="28"/>
-          <w:szCs w:val="28"/>
-        </w:rPr>
-      </w:pPr>
-      <w:r>
-        <w:rPr>
-          <w:rFonts w:asciiTheme="majorBidi" w:hAnsiTheme="majorBidi" w:cstheme="majorBidi"/>
-          <w:noProof/>
-          <w:sz w:val="28"/>
-          <w:szCs w:val="28"/>
-        </w:rPr>
-        <mc:AlternateContent>
-          <mc:Choice Requires="wps">
-            <w:drawing>
-              <wp:anchor distT="0" distB="0" distL="114300" distR="114300" simplePos="0" relativeHeight="251684864" behindDoc="0" locked="0" layoutInCell="1" allowOverlap="1" wp14:anchorId="6104DC5E" wp14:editId="39ADA2DC">
-                <wp:simplePos x="0" y="0"/>
-                <wp:positionH relativeFrom="margin">
-                  <wp:align>right</wp:align>
-                </wp:positionH>
-                <wp:positionV relativeFrom="paragraph">
-                  <wp:posOffset>12065</wp:posOffset>
-                </wp:positionV>
-                <wp:extent cx="6362700" cy="8328660"/>
-                <wp:effectExtent l="0" t="0" r="19050" b="15240"/>
-                <wp:wrapNone/>
-                <wp:docPr id="1173649883" name="Rectangle 18"/>
-                <wp:cNvGraphicFramePr/>
-                <a:graphic xmlns:a="http://schemas.openxmlformats.org/drawingml/2006/main">
-                  <a:graphicData uri="http://schemas.microsoft.com/office/word/2010/wordprocessingShape">
-                    <wps:wsp>
-                      <wps:cNvSpPr/>
-                      <wps:spPr>
-                        <a:xfrm>
-                          <a:off x="0" y="0"/>
-                          <a:ext cx="6362700" cy="8328660"/>
-                        </a:xfrm>
-                        <a:prstGeom prst="rect">
-                          <a:avLst/>
-                        </a:prstGeom>
-                      </wps:spPr>
-                      <wps:style>
-                        <a:lnRef idx="1">
-                          <a:schemeClr val="dk1"/>
-                        </a:lnRef>
-                        <a:fillRef idx="2">
-                          <a:schemeClr val="dk1"/>
-                        </a:fillRef>
-                        <a:effectRef idx="1">
-                          <a:schemeClr val="dk1"/>
-                        </a:effectRef>
-                        <a:fontRef idx="minor">
-                          <a:schemeClr val="dk1"/>
-                        </a:fontRef>
-                      </wps:style>
-                      <wps:txbx>
-                        <w:txbxContent>
-                          <w:p>
-                            <w:pPr>
-                              <w:spacing w:after="40"/>
-                              <w:jc w:val="both"/>
-                              <w:rPr>
-                                <w:rFonts w:asciiTheme="majorBidi" w:hAnsiTheme="majorBidi" w:cstheme="majorBidi"/>
-                                <w:b/>
-                                <w:bCs/>
-                                <w:sz w:val="28"/>
-                                <w:szCs w:val="28"/>
-                              </w:rPr>
-                            </w:pPr>
-                            <w:r>
-                              <w:rPr>
-                                <w:rFonts w:asciiTheme="majorBidi" w:hAnsiTheme="majorBidi" w:cstheme="majorBidi"/>
-                                <w:b/>
-                                <w:bCs/>
-                                <w:sz w:val="28"/>
-                                <w:szCs w:val="28"/>
-                              </w:rPr>
-                              <w:t xml:space="preserve">Can </w:t>
-                            </w:r>
-                            <w:proofErr w:type="spellStart"/>
-                            <w:r>
-                              <w:rPr>
-                                <w:rFonts w:asciiTheme="majorBidi" w:hAnsiTheme="majorBidi" w:cstheme="majorBidi"/>
-                                <w:b/>
-                                <w:bCs/>
-                                <w:sz w:val="28"/>
-                                <w:szCs w:val="28"/>
-                              </w:rPr>
-                              <w:t>StatefulSet</w:t>
-                            </w:r>
-                            <w:proofErr w:type="spellEnd"/>
-                            <w:r>
-                              <w:rPr>
-                                <w:rFonts w:asciiTheme="majorBidi" w:hAnsiTheme="majorBidi" w:cstheme="majorBidi"/>
-                                <w:b/>
-                                <w:bCs/>
-                                <w:sz w:val="28"/>
-                                <w:szCs w:val="28"/>
-                              </w:rPr>
-                              <w:t xml:space="preserve"> partitioning be used as a canary deployment for a stateless application?</w:t>
-                            </w:r>
-                          </w:p>
-                          <w:p>
-                            <w:pPr>
-                              <w:spacing w:after="60"/>
-                              <w:jc w:val="both"/>
-                              <w:rPr>
-                                <w:rFonts w:asciiTheme="majorBidi" w:hAnsiTheme="majorBidi" w:cstheme="majorBidi"/>
-                                <w:sz w:val="28"/>
-                                <w:szCs w:val="28"/>
-                              </w:rPr>
-                            </w:pPr>
-                            <w:r>
-                              <w:rPr>
-                                <w:rFonts w:asciiTheme="majorBidi" w:hAnsiTheme="majorBidi" w:cstheme="majorBidi"/>
-                                <w:sz w:val="28"/>
-                                <w:szCs w:val="28"/>
-                              </w:rPr>
-                              <w:t xml:space="preserve">Yes, technically it can. By setting the partition value, only a subset of Pods is updated, so both application versions can run simultaneously. However, this is not the intended use of </w:t>
-                            </w:r>
-                            <w:proofErr w:type="spellStart"/>
-                            <w:r>
-                              <w:rPr>
-                                <w:rFonts w:asciiTheme="majorBidi" w:hAnsiTheme="majorBidi" w:cstheme="majorBidi"/>
-                                <w:sz w:val="28"/>
-                                <w:szCs w:val="28"/>
-                              </w:rPr>
-                              <w:t>StatefulSets</w:t>
-                            </w:r>
-                            <w:proofErr w:type="spellEnd"/>
-                            <w:r>
-                              <w:rPr>
-                                <w:rFonts w:asciiTheme="majorBidi" w:hAnsiTheme="majorBidi" w:cstheme="majorBidi"/>
-                                <w:sz w:val="28"/>
-                                <w:szCs w:val="28"/>
-                              </w:rPr>
-                              <w:t>.</w:t>
-                            </w:r>
-                          </w:p>
-                          <w:p>
-                            <w:pPr>
-                              <w:spacing w:after="80"/>
-                              <w:jc w:val="both"/>
-                              <w:rPr>
-                                <w:rFonts w:asciiTheme="majorBidi" w:hAnsiTheme="majorBidi" w:cstheme="majorBidi"/>
-                                <w:b/>
-                                <w:bCs/>
-                                <w:sz w:val="28"/>
-                                <w:szCs w:val="28"/>
-                              </w:rPr>
-                            </w:pPr>
-                            <w:r>
-                              <w:rPr>
-                                <w:rFonts w:asciiTheme="majorBidi" w:hAnsiTheme="majorBidi" w:cstheme="majorBidi"/>
-                                <w:b/>
-                                <w:bCs/>
-                                <w:sz w:val="28"/>
-                                <w:szCs w:val="28"/>
-                              </w:rPr>
-                              <w:t>Why isn't this a good canary strategy?</w:t>
-                            </w:r>
-                          </w:p>
-                          <w:p>
-                            <w:pPr>
-                              <w:spacing w:after="40"/>
-                              <w:rPr>
-                                <w:rFonts w:asciiTheme="majorBidi" w:hAnsiTheme="majorBidi" w:cstheme="majorBidi"/>
-                                <w:sz w:val="28"/>
-                                <w:szCs w:val="28"/>
-                              </w:rPr>
-                            </w:pPr>
-                            <w:r>
-                              <w:rPr>
-                                <w:rFonts w:asciiTheme="majorBidi" w:hAnsiTheme="majorBidi" w:cstheme="majorBidi"/>
-                                <w:sz w:val="28"/>
-                                <w:szCs w:val="28"/>
-                              </w:rPr>
-                              <w:t>Because it lacks the flexibility that canary deployments are meant to provide.</w:t>
-                            </w:r>
-                          </w:p>
-                          <w:p>
-                            <w:pPr>
-                              <w:pStyle w:val="ListParagraph"/>
-                              <w:numPr>
-                                <w:ilvl w:val="0"/>
-                                <w:numId w:val="75"/>
-                              </w:numPr>
-                              <w:ind w:left="360"/>
-                              <w:rPr>
-                                <w:rFonts w:asciiTheme="majorBidi" w:hAnsiTheme="majorBidi" w:cstheme="majorBidi"/>
-                                <w:sz w:val="28"/>
-                                <w:szCs w:val="28"/>
-                              </w:rPr>
-                            </w:pPr>
-                            <w:r>
-                              <w:rPr>
-                                <w:rFonts w:asciiTheme="majorBidi" w:hAnsiTheme="majorBidi" w:cstheme="majorBidi"/>
-                                <w:sz w:val="28"/>
-                                <w:szCs w:val="28"/>
-                              </w:rPr>
-                              <w:t xml:space="preserve">The canary Pod is predetermined. With a </w:t>
-                            </w:r>
-                            <w:proofErr w:type="spellStart"/>
-                            <w:r>
-                              <w:rPr>
-                                <w:rFonts w:asciiTheme="majorBidi" w:hAnsiTheme="majorBidi" w:cstheme="majorBidi"/>
-                                <w:sz w:val="28"/>
-                                <w:szCs w:val="28"/>
-                              </w:rPr>
-                              <w:t>StatefulSet</w:t>
-                            </w:r>
-                            <w:proofErr w:type="spellEnd"/>
-                            <w:r>
-                              <w:rPr>
-                                <w:rFonts w:asciiTheme="majorBidi" w:hAnsiTheme="majorBidi" w:cstheme="majorBidi"/>
-                                <w:sz w:val="28"/>
-                                <w:szCs w:val="28"/>
-                              </w:rPr>
-                              <w:t>:</w:t>
-                            </w:r>
-                          </w:p>
-                          <w:p>
-                            <w:pPr>
-                              <w:pStyle w:val="ListParagraph"/>
-                              <w:numPr>
-                                <w:ilvl w:val="0"/>
-                                <w:numId w:val="76"/>
-                              </w:numPr>
-                              <w:rPr>
-                                <w:rFonts w:asciiTheme="majorBidi" w:hAnsiTheme="majorBidi" w:cstheme="majorBidi"/>
-                                <w:b/>
-                                <w:bCs/>
-                                <w:i/>
-                                <w:iCs/>
-                                <w:sz w:val="28"/>
-                                <w:szCs w:val="28"/>
-                              </w:rPr>
-                            </w:pPr>
-                            <w:r>
-                              <w:rPr>
-                                <w:rFonts w:asciiTheme="majorBidi" w:hAnsiTheme="majorBidi" w:cstheme="majorBidi"/>
-                                <w:b/>
-                                <w:bCs/>
-                                <w:i/>
-                                <w:iCs/>
-                                <w:sz w:val="28"/>
-                                <w:szCs w:val="28"/>
-                              </w:rPr>
-                              <w:t>web-0</w:t>
-                            </w:r>
-                          </w:p>
-                          <w:p>
-                            <w:pPr>
-                              <w:pStyle w:val="ListParagraph"/>
-                              <w:numPr>
-                                <w:ilvl w:val="0"/>
-                                <w:numId w:val="76"/>
-                              </w:numPr>
-                              <w:rPr>
-                                <w:rFonts w:asciiTheme="majorBidi" w:hAnsiTheme="majorBidi" w:cstheme="majorBidi"/>
-                                <w:b/>
-                                <w:bCs/>
-                                <w:i/>
-                                <w:iCs/>
-                                <w:sz w:val="28"/>
-                                <w:szCs w:val="28"/>
-                              </w:rPr>
-                            </w:pPr>
-                            <w:r>
-                              <w:rPr>
-                                <w:rFonts w:asciiTheme="majorBidi" w:hAnsiTheme="majorBidi" w:cstheme="majorBidi"/>
-                                <w:b/>
-                                <w:bCs/>
-                                <w:i/>
-                                <w:iCs/>
-                                <w:sz w:val="28"/>
-                                <w:szCs w:val="28"/>
-                              </w:rPr>
-                              <w:t>web-1</w:t>
-                            </w:r>
-                          </w:p>
-                          <w:p>
-                            <w:pPr>
-                              <w:pStyle w:val="ListParagraph"/>
-                              <w:numPr>
-                                <w:ilvl w:val="0"/>
-                                <w:numId w:val="76"/>
-                              </w:numPr>
-                              <w:rPr>
-                                <w:rFonts w:asciiTheme="majorBidi" w:hAnsiTheme="majorBidi" w:cstheme="majorBidi"/>
-                                <w:b/>
-                                <w:bCs/>
-                                <w:i/>
-                                <w:iCs/>
-                                <w:sz w:val="28"/>
-                                <w:szCs w:val="28"/>
-                              </w:rPr>
-                            </w:pPr>
-                            <w:r>
-                              <w:rPr>
-                                <w:rFonts w:asciiTheme="majorBidi" w:hAnsiTheme="majorBidi" w:cstheme="majorBidi"/>
-                                <w:b/>
-                                <w:bCs/>
-                                <w:i/>
-                                <w:iCs/>
-                                <w:sz w:val="28"/>
-                                <w:szCs w:val="28"/>
-                              </w:rPr>
-                              <w:t>web-2</w:t>
-                            </w:r>
-                          </w:p>
-                          <w:p>
-                            <w:pPr>
-                              <w:pStyle w:val="ListParagraph"/>
-                              <w:numPr>
-                                <w:ilvl w:val="0"/>
-                                <w:numId w:val="76"/>
-                              </w:numPr>
-                              <w:rPr>
-                                <w:rFonts w:asciiTheme="majorBidi" w:hAnsiTheme="majorBidi" w:cstheme="majorBidi"/>
-                                <w:b/>
-                                <w:bCs/>
-                                <w:i/>
-                                <w:iCs/>
-                                <w:sz w:val="28"/>
-                                <w:szCs w:val="28"/>
-                              </w:rPr>
-                            </w:pPr>
-                            <w:r>
-                              <w:rPr>
-                                <w:rFonts w:asciiTheme="majorBidi" w:hAnsiTheme="majorBidi" w:cstheme="majorBidi"/>
-                                <w:b/>
-                                <w:bCs/>
-                                <w:i/>
-                                <w:iCs/>
-                                <w:sz w:val="28"/>
-                                <w:szCs w:val="28"/>
-                              </w:rPr>
-                              <w:t>web-3</w:t>
-                            </w:r>
-                          </w:p>
-                          <w:p>
-                            <w:pPr>
-                              <w:pStyle w:val="ListParagraph"/>
-                              <w:numPr>
-                                <w:ilvl w:val="0"/>
-                                <w:numId w:val="76"/>
-                              </w:numPr>
-                              <w:spacing w:after="40"/>
-                              <w:rPr>
-                                <w:rFonts w:asciiTheme="majorBidi" w:hAnsiTheme="majorBidi" w:cstheme="majorBidi"/>
-                                <w:sz w:val="28"/>
-                                <w:szCs w:val="28"/>
-                              </w:rPr>
-                            </w:pPr>
-                            <w:r>
-                              <w:rPr>
-                                <w:rFonts w:asciiTheme="majorBidi" w:hAnsiTheme="majorBidi" w:cstheme="majorBidi"/>
-                                <w:b/>
-                                <w:bCs/>
-                                <w:i/>
-                                <w:iCs/>
-                                <w:sz w:val="28"/>
-                                <w:szCs w:val="28"/>
-                              </w:rPr>
-                              <w:t>web-4</w:t>
-                            </w:r>
-                            <w:r>
-                              <w:rPr>
-                                <w:rFonts w:asciiTheme="majorBidi" w:hAnsiTheme="majorBidi" w:cstheme="majorBidi"/>
-                                <w:sz w:val="28"/>
-                                <w:szCs w:val="28"/>
-                              </w:rPr>
-                              <w:t xml:space="preserve"> ← always updated first (with </w:t>
-                            </w:r>
-                            <w:r>
-                              <w:rPr>
-                                <w:rFonts w:asciiTheme="majorBidi" w:hAnsiTheme="majorBidi" w:cstheme="majorBidi"/>
-                                <w:b/>
-                                <w:bCs/>
-                                <w:i/>
-                                <w:iCs/>
-                                <w:sz w:val="28"/>
-                                <w:szCs w:val="28"/>
-                              </w:rPr>
-                              <w:t>partition: 4</w:t>
-                            </w:r>
-                            <w:r>
-                              <w:rPr>
-                                <w:rFonts w:asciiTheme="majorBidi" w:hAnsiTheme="majorBidi" w:cstheme="majorBidi"/>
-                                <w:sz w:val="28"/>
-                                <w:szCs w:val="28"/>
-                              </w:rPr>
-                              <w:t>)</w:t>
-                            </w:r>
-                          </w:p>
-                          <w:p>
-                            <w:pPr>
-                              <w:spacing w:after="80"/>
-                              <w:rPr>
-                                <w:rFonts w:asciiTheme="majorBidi" w:hAnsiTheme="majorBidi" w:cstheme="majorBidi"/>
-                                <w:sz w:val="28"/>
-                                <w:szCs w:val="28"/>
-                              </w:rPr>
-                            </w:pPr>
-                            <w:r>
-                              <w:rPr>
-                                <w:rFonts w:asciiTheme="majorBidi" w:hAnsiTheme="majorBidi" w:cstheme="majorBidi"/>
-                                <w:sz w:val="28"/>
-                                <w:szCs w:val="28"/>
-                              </w:rPr>
-                              <w:t>You don't choose "1 out of 5 Pods"; you choose by ordinal.</w:t>
-                            </w:r>
-                          </w:p>
-                          <w:p>
-                            <w:pPr>
-                              <w:pStyle w:val="ListParagraph"/>
-                              <w:numPr>
-                                <w:ilvl w:val="0"/>
-                                <w:numId w:val="77"/>
-                              </w:numPr>
-                              <w:ind w:left="360"/>
-                              <w:rPr>
-                                <w:rFonts w:asciiTheme="majorBidi" w:hAnsiTheme="majorBidi" w:cstheme="majorBidi"/>
-                                <w:sz w:val="28"/>
-                                <w:szCs w:val="28"/>
-                              </w:rPr>
-                            </w:pPr>
-                            <w:r>
-                              <w:rPr>
-                                <w:rFonts w:asciiTheme="majorBidi" w:hAnsiTheme="majorBidi" w:cstheme="majorBidi"/>
-                                <w:sz w:val="28"/>
-                                <w:szCs w:val="28"/>
-                              </w:rPr>
-                              <w:t>Traffic distribution is uncontrolled</w:t>
-                            </w:r>
-                            <w:r>
-                              <w:rPr>
-                                <w:rFonts w:asciiTheme="majorBidi" w:hAnsiTheme="majorBidi" w:cstheme="majorBidi"/>
-                                <w:sz w:val="28"/>
-                                <w:szCs w:val="28"/>
-                              </w:rPr>
-                              <w:t xml:space="preserve">. </w:t>
-                            </w:r>
-                            <w:r>
-                              <w:rPr>
-                                <w:rFonts w:asciiTheme="majorBidi" w:hAnsiTheme="majorBidi" w:cstheme="majorBidi"/>
-                                <w:sz w:val="28"/>
-                                <w:szCs w:val="28"/>
-                              </w:rPr>
-                              <w:t>Traffic is roughly distributed based on endpoints, but you cannot say:</w:t>
-                            </w:r>
-                          </w:p>
-                          <w:p>
-                            <w:pPr>
-                              <w:pStyle w:val="ListParagraph"/>
-                              <w:numPr>
-                                <w:ilvl w:val="0"/>
-                                <w:numId w:val="78"/>
-                              </w:numPr>
-                              <w:rPr>
-                                <w:rFonts w:asciiTheme="majorBidi" w:hAnsiTheme="majorBidi" w:cstheme="majorBidi"/>
-                                <w:sz w:val="28"/>
-                                <w:szCs w:val="28"/>
-                              </w:rPr>
-                            </w:pPr>
-                            <w:r>
-                              <w:rPr>
-                                <w:rFonts w:asciiTheme="majorBidi" w:hAnsiTheme="majorBidi" w:cstheme="majorBidi"/>
-                                <w:sz w:val="28"/>
-                                <w:szCs w:val="28"/>
-                              </w:rPr>
-                              <w:t>Send exactly 5% of traffic to the new version.</w:t>
-                            </w:r>
-                          </w:p>
-                          <w:p>
-                            <w:pPr>
-                              <w:pStyle w:val="ListParagraph"/>
-                              <w:numPr>
-                                <w:ilvl w:val="0"/>
-                                <w:numId w:val="78"/>
-                              </w:numPr>
-                              <w:rPr>
-                                <w:rFonts w:asciiTheme="majorBidi" w:hAnsiTheme="majorBidi" w:cstheme="majorBidi"/>
-                                <w:sz w:val="28"/>
-                                <w:szCs w:val="28"/>
-                              </w:rPr>
-                            </w:pPr>
-                            <w:r>
-                              <w:rPr>
-                                <w:rFonts w:asciiTheme="majorBidi" w:hAnsiTheme="majorBidi" w:cstheme="majorBidi"/>
-                                <w:sz w:val="28"/>
-                                <w:szCs w:val="28"/>
-                              </w:rPr>
-                              <w:t>Send traffic only from internal users.</w:t>
-                            </w:r>
-                          </w:p>
-                          <w:p>
-                            <w:pPr>
-                              <w:pStyle w:val="ListParagraph"/>
-                              <w:numPr>
-                                <w:ilvl w:val="0"/>
-                                <w:numId w:val="78"/>
-                              </w:numPr>
-                              <w:rPr>
-                                <w:rFonts w:asciiTheme="majorBidi" w:hAnsiTheme="majorBidi" w:cstheme="majorBidi"/>
-                                <w:sz w:val="28"/>
-                                <w:szCs w:val="28"/>
-                              </w:rPr>
-                            </w:pPr>
-                            <w:r>
-                              <w:rPr>
-                                <w:rFonts w:asciiTheme="majorBidi" w:hAnsiTheme="majorBidi" w:cstheme="majorBidi"/>
-                                <w:sz w:val="28"/>
-                                <w:szCs w:val="28"/>
-                              </w:rPr>
-                              <w:t>Send traffic only from users with a specific header.</w:t>
-                            </w:r>
-                          </w:p>
-                          <w:p>
-                            <w:pPr>
-                              <w:pStyle w:val="ListParagraph"/>
-                              <w:numPr>
-                                <w:ilvl w:val="0"/>
-                                <w:numId w:val="78"/>
-                              </w:numPr>
-                              <w:spacing w:after="40"/>
-                              <w:rPr>
-                                <w:rFonts w:asciiTheme="majorBidi" w:hAnsiTheme="majorBidi" w:cstheme="majorBidi"/>
-                                <w:sz w:val="28"/>
-                                <w:szCs w:val="28"/>
-                              </w:rPr>
-                            </w:pPr>
-                            <w:r>
-                              <w:rPr>
-                                <w:rFonts w:asciiTheme="majorBidi" w:hAnsiTheme="majorBidi" w:cstheme="majorBidi"/>
-                                <w:sz w:val="28"/>
-                                <w:szCs w:val="28"/>
-                              </w:rPr>
-                              <w:t>Gradually increase traffic from 1% → 10% → 50%.</w:t>
-                            </w:r>
-                          </w:p>
-                          <w:p>
-                            <w:pPr>
-                              <w:spacing w:after="80"/>
-                              <w:ind w:left="360"/>
-                              <w:rPr>
-                                <w:rFonts w:asciiTheme="majorBidi" w:hAnsiTheme="majorBidi" w:cstheme="majorBidi"/>
-                                <w:sz w:val="28"/>
-                                <w:szCs w:val="28"/>
-                              </w:rPr>
-                            </w:pPr>
-                            <w:r>
-                              <w:rPr>
-                                <w:rFonts w:asciiTheme="majorBidi" w:hAnsiTheme="majorBidi" w:cstheme="majorBidi"/>
-                                <w:sz w:val="28"/>
-                                <w:szCs w:val="28"/>
-                              </w:rPr>
-                              <w:t>Modern canary deployments are traffic-based, not just replica-based.</w:t>
-                            </w:r>
-                          </w:p>
-                          <w:p>
-                            <w:pPr>
-                              <w:pStyle w:val="ListParagraph"/>
-                              <w:numPr>
-                                <w:ilvl w:val="0"/>
-                                <w:numId w:val="79"/>
-                              </w:numPr>
-                              <w:ind w:left="360"/>
-                              <w:rPr>
-                                <w:rFonts w:asciiTheme="majorBidi" w:hAnsiTheme="majorBidi" w:cstheme="majorBidi"/>
-                                <w:sz w:val="28"/>
-                                <w:szCs w:val="28"/>
-                              </w:rPr>
-                            </w:pPr>
-                            <w:r>
-                              <w:rPr>
-                                <w:rFonts w:asciiTheme="majorBidi" w:hAnsiTheme="majorBidi" w:cstheme="majorBidi"/>
-                                <w:sz w:val="28"/>
-                                <w:szCs w:val="28"/>
-                              </w:rPr>
-                              <w:t xml:space="preserve">You inherit </w:t>
-                            </w:r>
-                            <w:proofErr w:type="spellStart"/>
-                            <w:r>
-                              <w:rPr>
-                                <w:rFonts w:asciiTheme="majorBidi" w:hAnsiTheme="majorBidi" w:cstheme="majorBidi"/>
-                                <w:sz w:val="28"/>
-                                <w:szCs w:val="28"/>
-                              </w:rPr>
-                              <w:t>StatefulSet</w:t>
-                            </w:r>
-                            <w:proofErr w:type="spellEnd"/>
-                            <w:r>
-                              <w:rPr>
-                                <w:rFonts w:asciiTheme="majorBidi" w:hAnsiTheme="majorBidi" w:cstheme="majorBidi"/>
-                                <w:sz w:val="28"/>
-                                <w:szCs w:val="28"/>
-                              </w:rPr>
-                              <w:t xml:space="preserve"> semantics</w:t>
-                            </w:r>
-                            <w:r>
-                              <w:rPr>
-                                <w:rFonts w:asciiTheme="majorBidi" w:hAnsiTheme="majorBidi" w:cstheme="majorBidi"/>
-                                <w:sz w:val="28"/>
-                                <w:szCs w:val="28"/>
-                              </w:rPr>
-                              <w:t xml:space="preserve">. </w:t>
-                            </w:r>
-                            <w:r>
-                              <w:rPr>
-                                <w:rFonts w:asciiTheme="majorBidi" w:hAnsiTheme="majorBidi" w:cstheme="majorBidi"/>
-                                <w:sz w:val="28"/>
-                                <w:szCs w:val="28"/>
-                              </w:rPr>
-                              <w:t>Even if your application is completely stateless, you now have:</w:t>
-                            </w:r>
-                          </w:p>
-                          <w:p>
-                            <w:pPr>
-                              <w:pStyle w:val="ListParagraph"/>
-                              <w:numPr>
-                                <w:ilvl w:val="0"/>
-                                <w:numId w:val="80"/>
-                              </w:numPr>
-                              <w:rPr>
-                                <w:rFonts w:asciiTheme="majorBidi" w:hAnsiTheme="majorBidi" w:cstheme="majorBidi"/>
-                                <w:sz w:val="28"/>
-                                <w:szCs w:val="28"/>
-                              </w:rPr>
-                            </w:pPr>
-                            <w:r>
-                              <w:rPr>
-                                <w:rFonts w:asciiTheme="majorBidi" w:hAnsiTheme="majorBidi" w:cstheme="majorBidi"/>
-                                <w:sz w:val="28"/>
-                                <w:szCs w:val="28"/>
-                              </w:rPr>
-                              <w:t>Stable Pod identities.</w:t>
-                            </w:r>
-                          </w:p>
-                          <w:p>
-                            <w:pPr>
-                              <w:pStyle w:val="ListParagraph"/>
-                              <w:numPr>
-                                <w:ilvl w:val="0"/>
-                                <w:numId w:val="80"/>
-                              </w:numPr>
-                              <w:rPr>
-                                <w:rFonts w:asciiTheme="majorBidi" w:hAnsiTheme="majorBidi" w:cstheme="majorBidi"/>
-                                <w:sz w:val="28"/>
-                                <w:szCs w:val="28"/>
-                              </w:rPr>
-                            </w:pPr>
-                            <w:r>
-                              <w:rPr>
-                                <w:rFonts w:asciiTheme="majorBidi" w:hAnsiTheme="majorBidi" w:cstheme="majorBidi"/>
-                                <w:sz w:val="28"/>
-                                <w:szCs w:val="28"/>
-                              </w:rPr>
-                              <w:t>Ordered updates.</w:t>
-                            </w:r>
-                          </w:p>
-                          <w:p>
-                            <w:pPr>
-                              <w:pStyle w:val="ListParagraph"/>
-                              <w:numPr>
-                                <w:ilvl w:val="0"/>
-                                <w:numId w:val="80"/>
-                              </w:numPr>
-                              <w:rPr>
-                                <w:rFonts w:asciiTheme="majorBidi" w:hAnsiTheme="majorBidi" w:cstheme="majorBidi"/>
-                                <w:sz w:val="28"/>
-                                <w:szCs w:val="28"/>
-                              </w:rPr>
-                            </w:pPr>
-                            <w:r>
-                              <w:rPr>
-                                <w:rFonts w:asciiTheme="majorBidi" w:hAnsiTheme="majorBidi" w:cstheme="majorBidi"/>
-                                <w:sz w:val="28"/>
-                                <w:szCs w:val="28"/>
-                              </w:rPr>
-                              <w:t>Ordered scaling.</w:t>
-                            </w:r>
-                          </w:p>
-                          <w:p>
-                            <w:pPr>
-                              <w:pStyle w:val="ListParagraph"/>
-                              <w:numPr>
-                                <w:ilvl w:val="0"/>
-                                <w:numId w:val="80"/>
-                              </w:numPr>
-                              <w:spacing w:after="40"/>
-                              <w:rPr>
-                                <w:rFonts w:asciiTheme="majorBidi" w:hAnsiTheme="majorBidi" w:cstheme="majorBidi"/>
-                                <w:sz w:val="28"/>
-                                <w:szCs w:val="28"/>
-                              </w:rPr>
-                            </w:pPr>
-                            <w:r>
-                              <w:rPr>
-                                <w:rFonts w:asciiTheme="majorBidi" w:hAnsiTheme="majorBidi" w:cstheme="majorBidi"/>
-                                <w:sz w:val="28"/>
-                                <w:szCs w:val="28"/>
-                              </w:rPr>
-                              <w:t>A required headless Service.</w:t>
-                            </w:r>
-                          </w:p>
-                          <w:p>
-                            <w:pPr>
-                              <w:spacing w:after="80"/>
-                              <w:ind w:left="360"/>
-                              <w:jc w:val="both"/>
-                              <w:rPr>
-                                <w:rFonts w:asciiTheme="majorBidi" w:hAnsiTheme="majorBidi" w:cstheme="majorBidi"/>
-                                <w:sz w:val="28"/>
-                                <w:szCs w:val="28"/>
-                              </w:rPr>
-                            </w:pPr>
-                            <w:r>
-                              <w:rPr>
-                                <w:rFonts w:asciiTheme="majorBidi" w:hAnsiTheme="majorBidi" w:cstheme="majorBidi"/>
-                                <w:sz w:val="28"/>
-                                <w:szCs w:val="28"/>
-                              </w:rPr>
-                              <w:t>These characteristics don't benefit a stateless application.</w:t>
-                            </w:r>
-                          </w:p>
-                          <w:p>
-                            <w:pPr>
-                              <w:pStyle w:val="ListParagraph"/>
-                              <w:numPr>
-                                <w:ilvl w:val="0"/>
-                                <w:numId w:val="81"/>
-                              </w:numPr>
-                              <w:ind w:left="720"/>
-                              <w:jc w:val="both"/>
-                              <w:rPr>
-                                <w:rFonts w:asciiTheme="majorBidi" w:hAnsiTheme="majorBidi" w:cstheme="majorBidi"/>
-                                <w:sz w:val="28"/>
-                                <w:szCs w:val="28"/>
-                              </w:rPr>
-                            </w:pPr>
-                            <w:r>
-                              <w:rPr>
-                                <w:rFonts w:asciiTheme="majorBidi" w:hAnsiTheme="majorBidi" w:cstheme="majorBidi"/>
-                                <w:sz w:val="28"/>
-                                <w:szCs w:val="28"/>
-                              </w:rPr>
-                              <w:t xml:space="preserve">Using </w:t>
-                            </w:r>
-                            <w:proofErr w:type="spellStart"/>
-                            <w:r>
-                              <w:rPr>
-                                <w:rFonts w:asciiTheme="majorBidi" w:hAnsiTheme="majorBidi" w:cstheme="majorBidi"/>
-                                <w:sz w:val="28"/>
-                                <w:szCs w:val="28"/>
-                              </w:rPr>
-                              <w:t>StatefulSet</w:t>
-                            </w:r>
-                            <w:proofErr w:type="spellEnd"/>
-                            <w:r>
-                              <w:rPr>
-                                <w:rFonts w:asciiTheme="majorBidi" w:hAnsiTheme="majorBidi" w:cstheme="majorBidi"/>
-                                <w:sz w:val="28"/>
-                                <w:szCs w:val="28"/>
-                              </w:rPr>
-                              <w:t xml:space="preserve"> partitioning as a canary mechanism does not provide traffic control. A user's requests may be distributed between Pods running different application versions. Without session management</w:t>
-                            </w:r>
-                            <w:r>
-                              <w:rPr>
-                                <w:rFonts w:asciiTheme="majorBidi" w:hAnsiTheme="majorBidi" w:cstheme="majorBidi"/>
-                                <w:sz w:val="28"/>
-                                <w:szCs w:val="28"/>
-                              </w:rPr>
-                              <w:t>, session affinity</w:t>
-                            </w:r>
-                            <w:r>
-                              <w:rPr>
-                                <w:rFonts w:asciiTheme="majorBidi" w:hAnsiTheme="majorBidi" w:cstheme="majorBidi"/>
-                                <w:sz w:val="28"/>
-                                <w:szCs w:val="28"/>
-                              </w:rPr>
-                              <w:t xml:space="preserve"> or traffic routing rules, the same user may interact with both the canary version and the old version, which can cause inconsistent behavior.</w:t>
-                            </w:r>
-                          </w:p>
-                        </w:txbxContent>
-                      </wps:txbx>
-                      <wps:bodyPr rot="0" spcFirstLastPara="0" vertOverflow="overflow" horzOverflow="overflow" vert="horz" wrap="square" lIns="91440" tIns="45720" rIns="91440" bIns="45720" numCol="1" spcCol="0" rtlCol="0" fromWordArt="0" anchor="ctr" anchorCtr="0" forceAA="0" compatLnSpc="1">
-                        <a:prstTxWarp prst="textNoShape">
-                          <a:avLst/>
-                        </a:prstTxWarp>
-                        <a:noAutofit/>
-                      </wps:bodyPr>
-                    </wps:wsp>
-                  </a:graphicData>
-                </a:graphic>
-                <wp14:sizeRelH relativeFrom="margin">
-                  <wp14:pctWidth>0</wp14:pctWidth>
-                </wp14:sizeRelH>
-                <wp14:sizeRelV relativeFrom="margin">
-                  <wp14:pctHeight>0</wp14:pctHeight>
-                </wp14:sizeRelV>
-              </wp:anchor>
-            </w:drawing>
-          </mc:Choice>
-          <mc:Fallback xmlns:w16cei="http://schemas.microsoft.com/office/word/2026/wordml/cei">
-            <w:pict>
-              <v:rect w14:anchorId="6104DC5E" id="Rectangle 18" o:spid="_x0000_s1039" style="position:absolute;left:0;text-align:left;margin-left:449.8pt;margin-top:.95pt;width:501pt;height:655.8pt;z-index:251684864;visibility:visible;mso-wrap-style:square;mso-width-percent:0;mso-height-percent:0;mso-wrap-distance-left:9pt;mso-wrap-distance-top:0;mso-wrap-distance-right:9pt;mso-wrap-distance-bottom:0;mso-position-horizontal:right;mso-position-horizontal-relative:margin;mso-position-vertical:absolute;mso-position-vertical-relative:text;mso-width-percent:0;mso-height-percent:0;mso-width-relative:margin;mso-height-relative:margin;v-text-anchor:middle" o:gfxdata="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" fillcolor="#555 [2160]" strokecolor="black [3200]" strokeweight=".5pt">
-                <v:fill color2="#313131 [2608]" rotate="t" colors="0 #9b9b9b;.5 #8e8e8e;1 #797979" focus="100%" type="gradient">
-                  <o:fill v:ext="view" type="gradientUnscaled"/>
-                </v:fill>
-                <v:textbox>
-                  <w:txbxContent>
-                    <w:p>
-                      <w:pPr>
-                        <w:spacing w:after="40"/>
-                        <w:jc w:val="both"/>
-                        <w:rPr>
-                          <w:rFonts w:asciiTheme="majorBidi" w:hAnsiTheme="majorBidi" w:cstheme="majorBidi"/>
-                          <w:b/>
-                          <w:bCs/>
-                          <w:sz w:val="28"/>
-                          <w:szCs w:val="28"/>
-                        </w:rPr>
-                      </w:pPr>
-                      <w:r>
-                        <w:rPr>
-                          <w:rFonts w:asciiTheme="majorBidi" w:hAnsiTheme="majorBidi" w:cstheme="majorBidi"/>
-                          <w:b/>
-                          <w:bCs/>
-                          <w:sz w:val="28"/>
-                          <w:szCs w:val="28"/>
-                        </w:rPr>
-                        <w:t>Can StatefulSet partitioning be used as a canary deployment for a stateless application?</w:t>
-                      </w:r>
-                    </w:p>
-                    <w:p>
-                      <w:pPr>
-                        <w:spacing w:after="60"/>
-                        <w:jc w:val="both"/>
-                        <w:rPr>
-                          <w:rFonts w:asciiTheme="majorBidi" w:hAnsiTheme="majorBidi" w:cstheme="majorBidi"/>
-                          <w:sz w:val="28"/>
-                          <w:szCs w:val="28"/>
-                        </w:rPr>
-                      </w:pPr>
-                      <w:r>
-                        <w:rPr>
-                          <w:rFonts w:asciiTheme="majorBidi" w:hAnsiTheme="majorBidi" w:cstheme="majorBidi"/>
-                          <w:sz w:val="28"/>
-                          <w:szCs w:val="28"/>
-                        </w:rPr>
-                        <w:t>Yes, technically it can. By setting the partition value, only a subset of Pods is updated, so both application versions can run simultaneously. However, this is not the intended use of StatefulSets.</w:t>
-                      </w:r>
-                    </w:p>
-                    <w:p>
-                      <w:pPr>
-                        <w:spacing w:after="80"/>
-                        <w:jc w:val="both"/>
-                        <w:rPr>
-                          <w:rFonts w:asciiTheme="majorBidi" w:hAnsiTheme="majorBidi" w:cstheme="majorBidi"/>
-                          <w:b/>
-                          <w:bCs/>
-                          <w:sz w:val="28"/>
-                          <w:szCs w:val="28"/>
-                        </w:rPr>
-                      </w:pPr>
-                      <w:r>
-                        <w:rPr>
-                          <w:rFonts w:asciiTheme="majorBidi" w:hAnsiTheme="majorBidi" w:cstheme="majorBidi"/>
-                          <w:b/>
-                          <w:bCs/>
-                          <w:sz w:val="28"/>
-                          <w:szCs w:val="28"/>
-                        </w:rPr>
-                        <w:t>Why isn't this a good canary strategy?</w:t>
-                      </w:r>
-                    </w:p>
-                    <w:p>
-                      <w:pPr>
-                        <w:spacing w:after="40"/>
-                        <w:rPr>
-                          <w:rFonts w:asciiTheme="majorBidi" w:hAnsiTheme="majorBidi" w:cstheme="majorBidi"/>
-                          <w:sz w:val="28"/>
-                          <w:szCs w:val="28"/>
-                        </w:rPr>
-                      </w:pPr>
-                      <w:r>
-                        <w:rPr>
-                          <w:rFonts w:asciiTheme="majorBidi" w:hAnsiTheme="majorBidi" w:cstheme="majorBidi"/>
-                          <w:sz w:val="28"/>
-                          <w:szCs w:val="28"/>
-                        </w:rPr>
-                        <w:t>Because it lacks the flexibility that canary deployments are meant to provide.</w:t>
-                      </w:r>
-                    </w:p>
-                    <w:p>
-                      <w:pPr>
-                        <w:pStyle w:val="ListParagraph"/>
-                        <w:numPr>
-                          <w:ilvl w:val="0"/>
-                          <w:numId w:val="75"/>
-                        </w:numPr>
-                        <w:ind w:left="360"/>
-                        <w:rPr>
-                          <w:rFonts w:asciiTheme="majorBidi" w:hAnsiTheme="majorBidi" w:cstheme="majorBidi"/>
-                          <w:sz w:val="28"/>
-                          <w:szCs w:val="28"/>
-                        </w:rPr>
-                      </w:pPr>
-                      <w:r>
-                        <w:rPr>
-                          <w:rFonts w:asciiTheme="majorBidi" w:hAnsiTheme="majorBidi" w:cstheme="majorBidi"/>
-                          <w:sz w:val="28"/>
-                          <w:szCs w:val="28"/>
-                        </w:rPr>
-                        <w:t>The canary Pod is predetermined. With a StatefulSet:</w:t>
-                      </w:r>
-                    </w:p>
-                    <w:p>
-                      <w:pPr>
-                        <w:pStyle w:val="ListParagraph"/>
-                        <w:numPr>
-                          <w:ilvl w:val="0"/>
-                          <w:numId w:val="76"/>
-                        </w:numPr>
-                        <w:rPr>
-                          <w:rFonts w:asciiTheme="majorBidi" w:hAnsiTheme="majorBidi" w:cstheme="majorBidi"/>
-                          <w:b/>
-                          <w:bCs/>
-                          <w:i/>
-                          <w:iCs/>
-                          <w:sz w:val="28"/>
-                          <w:szCs w:val="28"/>
-                        </w:rPr>
-                      </w:pPr>
-                      <w:r>
-                        <w:rPr>
-                          <w:rFonts w:asciiTheme="majorBidi" w:hAnsiTheme="majorBidi" w:cstheme="majorBidi"/>
-                          <w:b/>
-                          <w:bCs/>
-                          <w:i/>
-                          <w:iCs/>
-                          <w:sz w:val="28"/>
-                          <w:szCs w:val="28"/>
-                        </w:rPr>
-                        <w:t>web-0</w:t>
-                      </w:r>
-                    </w:p>
-                    <w:p>
-                      <w:pPr>
-                        <w:pStyle w:val="ListParagraph"/>
-                        <w:numPr>
-                          <w:ilvl w:val="0"/>
-                          <w:numId w:val="76"/>
-                        </w:numPr>
-                        <w:rPr>
-                          <w:rFonts w:asciiTheme="majorBidi" w:hAnsiTheme="majorBidi" w:cstheme="majorBidi"/>
-                          <w:b/>
-                          <w:bCs/>
-                          <w:i/>
-                          <w:iCs/>
-                          <w:sz w:val="28"/>
-                          <w:szCs w:val="28"/>
-                        </w:rPr>
-                      </w:pPr>
-                      <w:r>
-                        <w:rPr>
-                          <w:rFonts w:asciiTheme="majorBidi" w:hAnsiTheme="majorBidi" w:cstheme="majorBidi"/>
-                          <w:b/>
-                          <w:bCs/>
-                          <w:i/>
-                          <w:iCs/>
-                          <w:sz w:val="28"/>
-                          <w:szCs w:val="28"/>
-                        </w:rPr>
-                        <w:t>web-1</w:t>
-                      </w:r>
-                    </w:p>
-                    <w:p>
-                      <w:pPr>
-                        <w:pStyle w:val="ListParagraph"/>
-                        <w:numPr>
-                          <w:ilvl w:val="0"/>
-                          <w:numId w:val="76"/>
-                        </w:numPr>
-                        <w:rPr>
-                          <w:rFonts w:asciiTheme="majorBidi" w:hAnsiTheme="majorBidi" w:cstheme="majorBidi"/>
-                          <w:b/>
-                          <w:bCs/>
-                          <w:i/>
-                          <w:iCs/>
-                          <w:sz w:val="28"/>
-                          <w:szCs w:val="28"/>
-                        </w:rPr>
-                      </w:pPr>
-                      <w:r>
-                        <w:rPr>
-                          <w:rFonts w:asciiTheme="majorBidi" w:hAnsiTheme="majorBidi" w:cstheme="majorBidi"/>
-                          <w:b/>
-                          <w:bCs/>
-                          <w:i/>
-                          <w:iCs/>
-                          <w:sz w:val="28"/>
-                          <w:szCs w:val="28"/>
-                        </w:rPr>
-                        <w:t>web-2</w:t>
-                      </w:r>
-                    </w:p>
-                    <w:p>
-                      <w:pPr>
-                        <w:pStyle w:val="ListParagraph"/>
-                        <w:numPr>
-                          <w:ilvl w:val="0"/>
-                          <w:numId w:val="76"/>
-                        </w:numPr>
-                        <w:rPr>
-                          <w:rFonts w:asciiTheme="majorBidi" w:hAnsiTheme="majorBidi" w:cstheme="majorBidi"/>
-                          <w:b/>
-                          <w:bCs/>
-                          <w:i/>
-                          <w:iCs/>
-                          <w:sz w:val="28"/>
-                          <w:szCs w:val="28"/>
-                        </w:rPr>
-                      </w:pPr>
-                      <w:r>
-                        <w:rPr>
-                          <w:rFonts w:asciiTheme="majorBidi" w:hAnsiTheme="majorBidi" w:cstheme="majorBidi"/>
-                          <w:b/>
-                          <w:bCs/>
-                          <w:i/>
-                          <w:iCs/>
-                          <w:sz w:val="28"/>
-                          <w:szCs w:val="28"/>
-                        </w:rPr>
-                        <w:t>web-3</w:t>
-                      </w:r>
-                    </w:p>
-                    <w:p>
-                      <w:pPr>
-                        <w:pStyle w:val="ListParagraph"/>
-                        <w:numPr>
-                          <w:ilvl w:val="0"/>
-                          <w:numId w:val="76"/>
-                        </w:numPr>
-                        <w:spacing w:after="40"/>
-                        <w:rPr>
-                          <w:rFonts w:asciiTheme="majorBidi" w:hAnsiTheme="majorBidi" w:cstheme="majorBidi"/>
-                          <w:sz w:val="28"/>
-                          <w:szCs w:val="28"/>
-                        </w:rPr>
-                      </w:pPr>
-                      <w:r>
-                        <w:rPr>
-                          <w:rFonts w:asciiTheme="majorBidi" w:hAnsiTheme="majorBidi" w:cstheme="majorBidi"/>
-                          <w:b/>
-                          <w:bCs/>
-                          <w:i/>
-                          <w:iCs/>
-                          <w:sz w:val="28"/>
-                          <w:szCs w:val="28"/>
-                        </w:rPr>
-                        <w:t>web-4</w:t>
-                      </w:r>
-                      <w:r>
-                        <w:rPr>
-                          <w:rFonts w:asciiTheme="majorBidi" w:hAnsiTheme="majorBidi" w:cstheme="majorBidi"/>
-                          <w:sz w:val="28"/>
-                          <w:szCs w:val="28"/>
-                        </w:rPr>
-                        <w:t xml:space="preserve"> ← always updated first (with </w:t>
-                      </w:r>
-                      <w:r>
-                        <w:rPr>
-                          <w:rFonts w:asciiTheme="majorBidi" w:hAnsiTheme="majorBidi" w:cstheme="majorBidi"/>
-                          <w:b/>
-                          <w:bCs/>
-                          <w:i/>
-                          <w:iCs/>
-                          <w:sz w:val="28"/>
-                          <w:szCs w:val="28"/>
-                        </w:rPr>
-                        <w:t>partition: 4</w:t>
-                      </w:r>
-                      <w:r>
-                        <w:rPr>
-                          <w:rFonts w:asciiTheme="majorBidi" w:hAnsiTheme="majorBidi" w:cstheme="majorBidi"/>
-                          <w:sz w:val="28"/>
-                          <w:szCs w:val="28"/>
-                        </w:rPr>
-                        <w:t>)</w:t>
-                      </w:r>
-                    </w:p>
-                    <w:p>
-                      <w:pPr>
-                        <w:spacing w:after="80"/>
-                        <w:rPr>
-                          <w:rFonts w:asciiTheme="majorBidi" w:hAnsiTheme="majorBidi" w:cstheme="majorBidi"/>
-                          <w:sz w:val="28"/>
-                          <w:szCs w:val="28"/>
-                        </w:rPr>
-                      </w:pPr>
-                      <w:r>
-                        <w:rPr>
-                          <w:rFonts w:asciiTheme="majorBidi" w:hAnsiTheme="majorBidi" w:cstheme="majorBidi"/>
-                          <w:sz w:val="28"/>
-                          <w:szCs w:val="28"/>
-                        </w:rPr>
-                        <w:t>You don't choose "1 out of 5 Pods"; you choose by ordinal.</w:t>
-                      </w:r>
-                    </w:p>
-                    <w:p>
-                      <w:pPr>
-                        <w:pStyle w:val="ListParagraph"/>
-                        <w:numPr>
-                          <w:ilvl w:val="0"/>
-                          <w:numId w:val="77"/>
-                        </w:numPr>
-                        <w:ind w:left="360"/>
-                        <w:rPr>
-                          <w:rFonts w:asciiTheme="majorBidi" w:hAnsiTheme="majorBidi" w:cstheme="majorBidi"/>
-                          <w:sz w:val="28"/>
-                          <w:szCs w:val="28"/>
-                        </w:rPr>
-                      </w:pPr>
-                      <w:r>
-                        <w:rPr>
-                          <w:rFonts w:asciiTheme="majorBidi" w:hAnsiTheme="majorBidi" w:cstheme="majorBidi"/>
-                          <w:sz w:val="28"/>
-                          <w:szCs w:val="28"/>
-                        </w:rPr>
-                        <w:t>Traffic distribution is uncontrolled</w:t>
-                      </w:r>
-                      <w:r>
-                        <w:rPr>
-                          <w:rFonts w:asciiTheme="majorBidi" w:hAnsiTheme="majorBidi" w:cstheme="majorBidi"/>
-                          <w:sz w:val="28"/>
-                          <w:szCs w:val="28"/>
-                        </w:rPr>
-                        <w:t xml:space="preserve">. </w:t>
-                      </w:r>
-                      <w:r>
-                        <w:rPr>
-                          <w:rFonts w:asciiTheme="majorBidi" w:hAnsiTheme="majorBidi" w:cstheme="majorBidi"/>
-                          <w:sz w:val="28"/>
-                          <w:szCs w:val="28"/>
-                        </w:rPr>
-                        <w:t>Traffic is roughly distributed based on endpoints, but you cannot say:</w:t>
-                      </w:r>
-                    </w:p>
-                    <w:p>
-                      <w:pPr>
-                        <w:pStyle w:val="ListParagraph"/>
-                        <w:numPr>
-                          <w:ilvl w:val="0"/>
-                          <w:numId w:val="78"/>
-                        </w:numPr>
-                        <w:rPr>
-                          <w:rFonts w:asciiTheme="majorBidi" w:hAnsiTheme="majorBidi" w:cstheme="majorBidi"/>
-                          <w:sz w:val="28"/>
-                          <w:szCs w:val="28"/>
-                        </w:rPr>
-                      </w:pPr>
-                      <w:r>
-                        <w:rPr>
-                          <w:rFonts w:asciiTheme="majorBidi" w:hAnsiTheme="majorBidi" w:cstheme="majorBidi"/>
-                          <w:sz w:val="28"/>
-                          <w:szCs w:val="28"/>
-                        </w:rPr>
-                        <w:t>Send exactly 5% of traffic to the new version.</w:t>
-                      </w:r>
-                    </w:p>
-                    <w:p>
-                      <w:pPr>
-                        <w:pStyle w:val="ListParagraph"/>
-                        <w:numPr>
-                          <w:ilvl w:val="0"/>
-                          <w:numId w:val="78"/>
-                        </w:numPr>
-                        <w:rPr>
-                          <w:rFonts w:asciiTheme="majorBidi" w:hAnsiTheme="majorBidi" w:cstheme="majorBidi"/>
-                          <w:sz w:val="28"/>
-                          <w:szCs w:val="28"/>
-                        </w:rPr>
-                      </w:pPr>
-                      <w:r>
-                        <w:rPr>
-                          <w:rFonts w:asciiTheme="majorBidi" w:hAnsiTheme="majorBidi" w:cstheme="majorBidi"/>
-                          <w:sz w:val="28"/>
-                          <w:szCs w:val="28"/>
-                        </w:rPr>
-                        <w:t>Send traffic only from internal users.</w:t>
-                      </w:r>
-                    </w:p>
-                    <w:p>
-                      <w:pPr>
-                        <w:pStyle w:val="ListParagraph"/>
-                        <w:numPr>
-                          <w:ilvl w:val="0"/>
-                          <w:numId w:val="78"/>
-                        </w:numPr>
-                        <w:rPr>
-                          <w:rFonts w:asciiTheme="majorBidi" w:hAnsiTheme="majorBidi" w:cstheme="majorBidi"/>
-                          <w:sz w:val="28"/>
-                          <w:szCs w:val="28"/>
-                        </w:rPr>
-                      </w:pPr>
-                      <w:r>
-                        <w:rPr>
-                          <w:rFonts w:asciiTheme="majorBidi" w:hAnsiTheme="majorBidi" w:cstheme="majorBidi"/>
-                          <w:sz w:val="28"/>
-                          <w:szCs w:val="28"/>
-                        </w:rPr>
-                        <w:t>Send traffic only from users with a specific header.</w:t>
-                      </w:r>
-                    </w:p>
-                    <w:p>
-                      <w:pPr>
-                        <w:pStyle w:val="ListParagraph"/>
-                        <w:numPr>
-                          <w:ilvl w:val="0"/>
-                          <w:numId w:val="78"/>
-                        </w:numPr>
-                        <w:spacing w:after="40"/>
-                        <w:rPr>
-                          <w:rFonts w:asciiTheme="majorBidi" w:hAnsiTheme="majorBidi" w:cstheme="majorBidi"/>
-                          <w:sz w:val="28"/>
-                          <w:szCs w:val="28"/>
-                        </w:rPr>
-                      </w:pPr>
-                      <w:r>
-                        <w:rPr>
-                          <w:rFonts w:asciiTheme="majorBidi" w:hAnsiTheme="majorBidi" w:cstheme="majorBidi"/>
-                          <w:sz w:val="28"/>
-                          <w:szCs w:val="28"/>
-                        </w:rPr>
-                        <w:t>Gradually increase traffic from 1% → 10% → 50%.</w:t>
-                      </w:r>
-                    </w:p>
-                    <w:p>
-                      <w:pPr>
-                        <w:spacing w:after="80"/>
-                        <w:ind w:left="360"/>
-                        <w:rPr>
-                          <w:rFonts w:asciiTheme="majorBidi" w:hAnsiTheme="majorBidi" w:cstheme="majorBidi"/>
-                          <w:sz w:val="28"/>
-                          <w:szCs w:val="28"/>
-                        </w:rPr>
-                      </w:pPr>
-                      <w:r>
-                        <w:rPr>
-                          <w:rFonts w:asciiTheme="majorBidi" w:hAnsiTheme="majorBidi" w:cstheme="majorBidi"/>
-                          <w:sz w:val="28"/>
-                          <w:szCs w:val="28"/>
-                        </w:rPr>
-                        <w:t>Modern canary deployments are traffic-based, not just replica-based.</w:t>
-                      </w:r>
-                    </w:p>
-                    <w:p>
-                      <w:pPr>
-                        <w:pStyle w:val="ListParagraph"/>
-                        <w:numPr>
-                          <w:ilvl w:val="0"/>
-                          <w:numId w:val="79"/>
-                        </w:numPr>
-                        <w:ind w:left="360"/>
-                        <w:rPr>
-                          <w:rFonts w:asciiTheme="majorBidi" w:hAnsiTheme="majorBidi" w:cstheme="majorBidi"/>
-                          <w:sz w:val="28"/>
-                          <w:szCs w:val="28"/>
-                        </w:rPr>
-                      </w:pPr>
-                      <w:r>
-                        <w:rPr>
-                          <w:rFonts w:asciiTheme="majorBidi" w:hAnsiTheme="majorBidi" w:cstheme="majorBidi"/>
-                          <w:sz w:val="28"/>
-                          <w:szCs w:val="28"/>
-                        </w:rPr>
-                        <w:t>You inherit StatefulSet semantics</w:t>
-                      </w:r>
-                      <w:r>
-                        <w:rPr>
-                          <w:rFonts w:asciiTheme="majorBidi" w:hAnsiTheme="majorBidi" w:cstheme="majorBidi"/>
-                          <w:sz w:val="28"/>
-                          <w:szCs w:val="28"/>
-                        </w:rPr>
-                        <w:t xml:space="preserve">. </w:t>
-                      </w:r>
-                      <w:r>
-                        <w:rPr>
-                          <w:rFonts w:asciiTheme="majorBidi" w:hAnsiTheme="majorBidi" w:cstheme="majorBidi"/>
-                          <w:sz w:val="28"/>
-                          <w:szCs w:val="28"/>
-                        </w:rPr>
-                        <w:t>Even if your application is completely stateless, you now have:</w:t>
-                      </w:r>
-                    </w:p>
-                    <w:p>
-                      <w:pPr>
-                        <w:pStyle w:val="ListParagraph"/>
-                        <w:numPr>
-                          <w:ilvl w:val="0"/>
-                          <w:numId w:val="80"/>
-                        </w:numPr>
-                        <w:rPr>
-                          <w:rFonts w:asciiTheme="majorBidi" w:hAnsiTheme="majorBidi" w:cstheme="majorBidi"/>
-                          <w:sz w:val="28"/>
-                          <w:szCs w:val="28"/>
-                        </w:rPr>
-                      </w:pPr>
-                      <w:r>
-                        <w:rPr>
-                          <w:rFonts w:asciiTheme="majorBidi" w:hAnsiTheme="majorBidi" w:cstheme="majorBidi"/>
-                          <w:sz w:val="28"/>
-                          <w:szCs w:val="28"/>
-                        </w:rPr>
-                        <w:t>Stable Pod identities.</w:t>
-                      </w:r>
-                    </w:p>
-                    <w:p>
-                      <w:pPr>
-                        <w:pStyle w:val="ListParagraph"/>
-                        <w:numPr>
-                          <w:ilvl w:val="0"/>
-                          <w:numId w:val="80"/>
-                        </w:numPr>
-                        <w:rPr>
-                          <w:rFonts w:asciiTheme="majorBidi" w:hAnsiTheme="majorBidi" w:cstheme="majorBidi"/>
-                          <w:sz w:val="28"/>
-                          <w:szCs w:val="28"/>
-                        </w:rPr>
-                      </w:pPr>
-                      <w:r>
-                        <w:rPr>
-                          <w:rFonts w:asciiTheme="majorBidi" w:hAnsiTheme="majorBidi" w:cstheme="majorBidi"/>
-                          <w:sz w:val="28"/>
-                          <w:szCs w:val="28"/>
-                        </w:rPr>
-                        <w:t>Ordered updates.</w:t>
-                      </w:r>
-                    </w:p>
-                    <w:p>
-                      <w:pPr>
-                        <w:pStyle w:val="ListParagraph"/>
-                        <w:numPr>
-                          <w:ilvl w:val="0"/>
-                          <w:numId w:val="80"/>
-                        </w:numPr>
-                        <w:rPr>
-                          <w:rFonts w:asciiTheme="majorBidi" w:hAnsiTheme="majorBidi" w:cstheme="majorBidi"/>
-                          <w:sz w:val="28"/>
-                          <w:szCs w:val="28"/>
-                        </w:rPr>
-                      </w:pPr>
-                      <w:r>
-                        <w:rPr>
-                          <w:rFonts w:asciiTheme="majorBidi" w:hAnsiTheme="majorBidi" w:cstheme="majorBidi"/>
-                          <w:sz w:val="28"/>
-                          <w:szCs w:val="28"/>
-                        </w:rPr>
-                        <w:t>Ordered scaling.</w:t>
-                      </w:r>
-                    </w:p>
-                    <w:p>
-                      <w:pPr>
-                        <w:pStyle w:val="ListParagraph"/>
-                        <w:numPr>
-                          <w:ilvl w:val="0"/>
-                          <w:numId w:val="80"/>
-                        </w:numPr>
-                        <w:spacing w:after="40"/>
-                        <w:rPr>
-                          <w:rFonts w:asciiTheme="majorBidi" w:hAnsiTheme="majorBidi" w:cstheme="majorBidi"/>
-                          <w:sz w:val="28"/>
-                          <w:szCs w:val="28"/>
-                        </w:rPr>
-                      </w:pPr>
-                      <w:r>
-                        <w:rPr>
-                          <w:rFonts w:asciiTheme="majorBidi" w:hAnsiTheme="majorBidi" w:cstheme="majorBidi"/>
-                          <w:sz w:val="28"/>
-                          <w:szCs w:val="28"/>
-                        </w:rPr>
-                        <w:t>A required headless Service.</w:t>
-                      </w:r>
-                    </w:p>
-                    <w:p>
-                      <w:pPr>
-                        <w:spacing w:after="80"/>
-                        <w:ind w:left="360"/>
-                        <w:jc w:val="both"/>
-                        <w:rPr>
-                          <w:rFonts w:asciiTheme="majorBidi" w:hAnsiTheme="majorBidi" w:cstheme="majorBidi"/>
-                          <w:sz w:val="28"/>
-                          <w:szCs w:val="28"/>
-                        </w:rPr>
-                      </w:pPr>
-                      <w:r>
-                        <w:rPr>
-                          <w:rFonts w:asciiTheme="majorBidi" w:hAnsiTheme="majorBidi" w:cstheme="majorBidi"/>
-                          <w:sz w:val="28"/>
-                          <w:szCs w:val="28"/>
-                        </w:rPr>
-                        <w:t>These characteristics don't benefit a stateless application.</w:t>
-                      </w:r>
-                    </w:p>
-                    <w:p>
-                      <w:pPr>
-                        <w:pStyle w:val="ListParagraph"/>
-                        <w:numPr>
-                          <w:ilvl w:val="0"/>
-                          <w:numId w:val="81"/>
-                        </w:numPr>
-                        <w:ind w:left="720"/>
-                        <w:jc w:val="both"/>
-                        <w:rPr>
-                          <w:rFonts w:asciiTheme="majorBidi" w:hAnsiTheme="majorBidi" w:cstheme="majorBidi"/>
-                          <w:sz w:val="28"/>
-                          <w:szCs w:val="28"/>
-                        </w:rPr>
-                      </w:pPr>
-                      <w:r>
-                        <w:rPr>
-                          <w:rFonts w:asciiTheme="majorBidi" w:hAnsiTheme="majorBidi" w:cstheme="majorBidi"/>
-                          <w:sz w:val="28"/>
-                          <w:szCs w:val="28"/>
-                        </w:rPr>
-                        <w:t>Using StatefulSet partitioning as a canary mechanism does not provide traffic control. A user's requests may be distributed between Pods running different application versions. Without session management</w:t>
-                      </w:r>
-                      <w:r>
-                        <w:rPr>
-                          <w:rFonts w:asciiTheme="majorBidi" w:hAnsiTheme="majorBidi" w:cstheme="majorBidi"/>
-                          <w:sz w:val="28"/>
-                          <w:szCs w:val="28"/>
-                        </w:rPr>
-                        <w:t>, session affinity</w:t>
-                      </w:r>
-                      <w:r>
-                        <w:rPr>
-                          <w:rFonts w:asciiTheme="majorBidi" w:hAnsiTheme="majorBidi" w:cstheme="majorBidi"/>
-                          <w:sz w:val="28"/>
-                          <w:szCs w:val="28"/>
-                        </w:rPr>
-                        <w:t xml:space="preserve"> or traffic routing rules, the same user may interact with both the canary version and the old version, which can cause inconsistent behavior.</w:t>
-                      </w:r>
-                    </w:p>
-                  </w:txbxContent>
-                </v:textbox>
-                <w10:wrap anchorx="margin"/>
-              </v:rect>
-            </w:pict>
-          </mc:Fallback>
-        </mc:AlternateContent>
-      </w:r>
-    </w:p>
-    <w:p>
-      <w:pPr>
-        <w:spacing w:after="120"/>
-        <w:ind w:left="720"/>
-        <w:jc w:val="both"/>
-        <w:rPr>
-          <w:rFonts w:asciiTheme="majorBidi" w:hAnsiTheme="majorBidi" w:cstheme="majorBidi"/>
-          <w:sz w:val="28"/>
-          <w:szCs w:val="28"/>
-        </w:rPr>
-      </w:pPr>
-    </w:p>
-    <w:p>
-      <w:pPr>
-        <w:spacing w:after="120"/>
-        <w:ind w:left="720"/>
-        <w:jc w:val="both"/>
-        <w:rPr>
-          <w:rFonts w:asciiTheme="majorBidi" w:hAnsiTheme="majorBidi" w:cstheme="majorBidi"/>
-          <w:sz w:val="28"/>
-          <w:szCs w:val="28"/>
-        </w:rPr>
-      </w:pPr>
-    </w:p>
-    <w:p>
-      <w:pPr>
-        <w:spacing w:after="120"/>
-        <w:ind w:left="720"/>
-        <w:jc w:val="both"/>
-        <w:rPr>
-          <w:rFonts w:asciiTheme="majorBidi" w:hAnsiTheme="majorBidi" w:cstheme="majorBidi"/>
-          <w:sz w:val="28"/>
-          <w:szCs w:val="28"/>
-        </w:rPr>
-      </w:pPr>
-    </w:p>
-    <w:p>
-      <w:pPr>
-        <w:spacing w:after="120"/>
-        <w:ind w:left="720"/>
-        <w:jc w:val="both"/>
-        <w:rPr>
-          <w:rFonts w:asciiTheme="majorBidi" w:hAnsiTheme="majorBidi" w:cstheme="majorBidi"/>
-          <w:sz w:val="28"/>
-          <w:szCs w:val="28"/>
-        </w:rPr>
-      </w:pPr>
-    </w:p>
-    <w:p>
-      <w:pPr>
-        <w:spacing w:after="120"/>
-        <w:ind w:left="720"/>
-        <w:jc w:val="both"/>
-        <w:rPr>
-          <w:rFonts w:asciiTheme="majorBidi" w:hAnsiTheme="majorBidi" w:cstheme="majorBidi"/>
-          <w:sz w:val="28"/>
-          <w:szCs w:val="28"/>
-        </w:rPr>
-      </w:pPr>
-    </w:p>
-    <w:p>
-      <w:pPr>
-        <w:spacing w:after="120"/>
-        <w:ind w:left="720"/>
-        <w:jc w:val="both"/>
-        <w:rPr>
-          <w:rFonts w:asciiTheme="majorBidi" w:hAnsiTheme="majorBidi" w:cstheme="majorBidi"/>
-          <w:sz w:val="28"/>
-          <w:szCs w:val="28"/>
-        </w:rPr>
-      </w:pPr>
-    </w:p>
-    <w:p>
-      <w:pPr>
-        <w:spacing w:after="120"/>
-        <w:ind w:left="720"/>
-        <w:jc w:val="both"/>
-        <w:rPr>
-          <w:rFonts w:asciiTheme="majorBidi" w:hAnsiTheme="majorBidi" w:cstheme="majorBidi"/>
-          <w:sz w:val="28"/>
-          <w:szCs w:val="28"/>
-        </w:rPr>
-      </w:pPr>
-    </w:p>
-    <w:p>
-      <w:pPr>
-        <w:spacing w:after="120"/>
-        <w:ind w:left="720"/>
-        <w:jc w:val="both"/>
-        <w:rPr>
-          <w:rFonts w:asciiTheme="majorBidi" w:hAnsiTheme="majorBidi" w:cstheme="majorBidi"/>
-          <w:sz w:val="28"/>
-          <w:szCs w:val="28"/>
-        </w:rPr>
-      </w:pPr>
-    </w:p>
-    <w:p>
-      <w:pPr>
-        <w:spacing w:after="120"/>
-        <w:ind w:left="720"/>
-        <w:jc w:val="both"/>
-        <w:rPr>
-          <w:rFonts w:asciiTheme="majorBidi" w:hAnsiTheme="majorBidi" w:cstheme="majorBidi"/>
-          <w:sz w:val="28"/>
-          <w:szCs w:val="28"/>
-        </w:rPr>
-      </w:pPr>
-    </w:p>
-    <w:p>
-      <w:pPr>
-        <w:spacing w:after="120"/>
-        <w:ind w:left="720"/>
-        <w:jc w:val="both"/>
-        <w:rPr>
-          <w:rFonts w:asciiTheme="majorBidi" w:hAnsiTheme="majorBidi" w:cstheme="majorBidi"/>
-          <w:sz w:val="28"/>
-          <w:szCs w:val="28"/>
-        </w:rPr>
-      </w:pPr>
-    </w:p>
-    <w:p>
-      <w:pPr>
-        <w:spacing w:after="120"/>
-        <w:ind w:left="720"/>
-        <w:jc w:val="both"/>
-        <w:rPr>
-          <w:rFonts w:asciiTheme="majorBidi" w:hAnsiTheme="majorBidi" w:cstheme="majorBidi"/>
-          <w:sz w:val="28"/>
-          <w:szCs w:val="28"/>
-        </w:rPr>
-      </w:pPr>
-    </w:p>
-    <w:p>
-      <w:pPr>
-        <w:spacing w:after="120"/>
-        <w:ind w:left="720"/>
-        <w:jc w:val="both"/>
-        <w:rPr>
-          <w:rFonts w:asciiTheme="majorBidi" w:hAnsiTheme="majorBidi" w:cstheme="majorBidi"/>
-          <w:sz w:val="28"/>
-          <w:szCs w:val="28"/>
-        </w:rPr>
-      </w:pPr>
-    </w:p>
-    <w:p>
-      <w:pPr>
-        <w:spacing w:after="120"/>
-        <w:ind w:left="720"/>
-        <w:jc w:val="both"/>
-        <w:rPr>
-          <w:rFonts w:asciiTheme="majorBidi" w:hAnsiTheme="majorBidi" w:cstheme="majorBidi"/>
-          <w:sz w:val="28"/>
-          <w:szCs w:val="28"/>
-        </w:rPr>
-      </w:pPr>
-    </w:p>
-    <w:p>
-      <w:pPr>
-        <w:spacing w:after="120"/>
-        <w:ind w:left="720"/>
-        <w:jc w:val="both"/>
-        <w:rPr>
-          <w:rFonts w:asciiTheme="majorBidi" w:hAnsiTheme="majorBidi" w:cstheme="majorBidi"/>
-          <w:sz w:val="28"/>
-          <w:szCs w:val="28"/>
-        </w:rPr>
-      </w:pPr>
-    </w:p>
-    <w:p>
-      <w:pPr>
-        <w:spacing w:after="120"/>
-        <w:ind w:left="720"/>
-        <w:jc w:val="both"/>
-        <w:rPr>
-          <w:rFonts w:asciiTheme="majorBidi" w:hAnsiTheme="majorBidi" w:cstheme="majorBidi"/>
-          <w:sz w:val="28"/>
-          <w:szCs w:val="28"/>
-        </w:rPr>
-      </w:pPr>
-    </w:p>
-    <w:p>
-      <w:pPr>
-        <w:spacing w:after="120"/>
-        <w:ind w:left="720"/>
-        <w:jc w:val="both"/>
-        <w:rPr>
-          <w:rFonts w:asciiTheme="majorBidi" w:hAnsiTheme="majorBidi" w:cstheme="majorBidi"/>
-          <w:sz w:val="28"/>
-          <w:szCs w:val="28"/>
-        </w:rPr>
-      </w:pPr>
-    </w:p>
-    <w:p>
-      <w:pPr>
-        <w:spacing w:after="120"/>
-        <w:ind w:left="720"/>
-        <w:jc w:val="both"/>
-        <w:rPr>
-          <w:rFonts w:asciiTheme="majorBidi" w:hAnsiTheme="majorBidi" w:cstheme="majorBidi"/>
-          <w:sz w:val="28"/>
-          <w:szCs w:val="28"/>
-        </w:rPr>
-      </w:pPr>
-    </w:p>
-    <w:p>
-      <w:pPr>
-        <w:spacing w:after="120"/>
-        <w:ind w:left="720"/>
-        <w:jc w:val="both"/>
-        <w:rPr>
-          <w:rFonts w:asciiTheme="majorBidi" w:hAnsiTheme="majorBidi" w:cstheme="majorBidi"/>
-          <w:sz w:val="28"/>
-          <w:szCs w:val="28"/>
-        </w:rPr>
-      </w:pPr>
-    </w:p>
-    <w:p>
-      <w:pPr>
-        <w:spacing w:after="120"/>
-        <w:ind w:left="720"/>
-        <w:jc w:val="both"/>
-        <w:rPr>
-          <w:rFonts w:asciiTheme="majorBidi" w:hAnsiTheme="majorBidi" w:cstheme="majorBidi"/>
-          <w:sz w:val="28"/>
-          <w:szCs w:val="28"/>
-        </w:rPr>
-      </w:pPr>
-    </w:p>
-    <w:p>
-      <w:pPr>
-        <w:spacing w:after="120"/>
-        <w:ind w:left="720"/>
-        <w:jc w:val="both"/>
-        <w:rPr>
-          <w:rFonts w:asciiTheme="majorBidi" w:hAnsiTheme="majorBidi" w:cstheme="majorBidi"/>
-          <w:sz w:val="28"/>
-          <w:szCs w:val="28"/>
-        </w:rPr>
-      </w:pPr>
-    </w:p>
-    <w:p>
-      <w:pPr>
-        <w:spacing w:after="120"/>
-        <w:ind w:left="720"/>
-        <w:jc w:val="both"/>
-        <w:rPr>
-          <w:rFonts w:asciiTheme="majorBidi" w:hAnsiTheme="majorBidi" w:cstheme="majorBidi"/>
-          <w:sz w:val="28"/>
-          <w:szCs w:val="28"/>
-        </w:rPr>
-      </w:pPr>
-    </w:p>
-    <w:p>
-      <w:pPr>
-        <w:spacing w:after="120"/>
-        <w:ind w:left="720"/>
-        <w:jc w:val="both"/>
-        <w:rPr>
-          <w:rFonts w:asciiTheme="majorBidi" w:hAnsiTheme="majorBidi" w:cstheme="majorBidi"/>
-          <w:sz w:val="28"/>
-          <w:szCs w:val="28"/>
-        </w:rPr>
-      </w:pPr>
-    </w:p>
-    <w:p>
-      <w:pPr>
-        <w:spacing w:after="120"/>
-        <w:ind w:left="720"/>
-        <w:jc w:val="both"/>
-        <w:rPr>
-          <w:rFonts w:asciiTheme="majorBidi" w:hAnsiTheme="majorBidi" w:cstheme="majorBidi"/>
-          <w:sz w:val="28"/>
-          <w:szCs w:val="28"/>
-        </w:rPr>
-      </w:pPr>
-    </w:p>
-    <w:p>
-      <w:pPr>
-        <w:spacing w:after="120"/>
-        <w:ind w:left="720"/>
-        <w:jc w:val="both"/>
-        <w:rPr>
-          <w:rFonts w:asciiTheme="majorBidi" w:hAnsiTheme="majorBidi" w:cstheme="majorBidi"/>
-          <w:sz w:val="28"/>
-          <w:szCs w:val="28"/>
-        </w:rPr>
-      </w:pPr>
-    </w:p>
-    <w:p>
-      <w:pPr>
-        <w:spacing w:after="120"/>
-        <w:ind w:left="720"/>
-        <w:jc w:val="both"/>
-        <w:rPr>
-          <w:rFonts w:asciiTheme="majorBidi" w:hAnsiTheme="majorBidi" w:cstheme="majorBidi"/>
-          <w:sz w:val="28"/>
-          <w:szCs w:val="28"/>
-        </w:rPr>
-      </w:pPr>
-    </w:p>
-    <w:p>
-      <w:pPr>
-        <w:spacing w:after="120"/>
-        <w:jc w:val="both"/>
-        <w:rPr>
-          <w:rFonts w:asciiTheme="majorBidi" w:hAnsiTheme="majorBidi" w:cstheme="majorBidi"/>
-          <w:sz w:val="28"/>
-          <w:szCs w:val="28"/>
-        </w:rPr>
-      </w:pPr>
-    </w:p>
-    <w:p>
-      <w:pPr>
-        <w:spacing w:after="60"/>
-        <w:ind w:left="360"/>
-        <w:jc w:val="both"/>
-        <w:rPr>
-          <w:rFonts w:asciiTheme="majorBidi" w:hAnsiTheme="majorBidi" w:cstheme="majorBidi"/>
-          <w:b/>
-          <w:bCs/>
-          <w:sz w:val="32"/>
-          <w:szCs w:val="32"/>
-        </w:rPr>
-      </w:pPr>
-      <w:r>
-        <w:rPr>
-          <w:rFonts w:asciiTheme="majorBidi" w:hAnsiTheme="majorBidi" w:cstheme="majorBidi"/>
-          <w:b/>
-          <w:bCs/>
-          <w:sz w:val="32"/>
-          <w:szCs w:val="32"/>
-        </w:rPr>
-        <w:lastRenderedPageBreak/>
-        <w:t>Order of Actions</w:t>
-      </w:r>
-      <w:r>
-        <w:rPr>
-          <w:rFonts w:asciiTheme="majorBidi" w:hAnsiTheme="majorBidi" w:cstheme="majorBidi"/>
-          <w:b/>
-          <w:bCs/>
-          <w:sz w:val="32"/>
-          <w:szCs w:val="32"/>
-        </w:rPr>
-        <w:t>:</w:t>
-      </w:r>
-    </w:p>
-    <w:p>
-      <w:pPr>
-        <w:spacing w:after="60"/>
-        <w:ind w:left="360"/>
-        <w:jc w:val="both"/>
-        <w:rPr>
-          <w:rFonts w:asciiTheme="majorBidi" w:hAnsiTheme="majorBidi" w:cstheme="majorBidi"/>
-          <w:sz w:val="28"/>
-          <w:szCs w:val="28"/>
-        </w:rPr>
-      </w:pPr>
-      <w:r>
-        <w:rPr>
-          <w:rFonts w:asciiTheme="majorBidi" w:hAnsiTheme="majorBidi" w:cstheme="majorBidi"/>
-          <w:sz w:val="28"/>
-          <w:szCs w:val="28"/>
-        </w:rPr>
-        <w:t xml:space="preserve">When you change the </w:t>
-      </w:r>
-      <w:proofErr w:type="spellStart"/>
-      <w:r>
-        <w:rPr>
-          <w:rFonts w:asciiTheme="majorBidi" w:hAnsiTheme="majorBidi" w:cstheme="majorBidi"/>
-          <w:sz w:val="28"/>
-          <w:szCs w:val="28"/>
-        </w:rPr>
-        <w:t>StatefulSet</w:t>
-      </w:r>
-      <w:proofErr w:type="spellEnd"/>
-      <w:r>
-        <w:rPr>
-          <w:rFonts w:asciiTheme="majorBidi" w:hAnsiTheme="majorBidi" w:cstheme="majorBidi"/>
-          <w:sz w:val="28"/>
-          <w:szCs w:val="28"/>
-        </w:rPr>
-        <w:t xml:space="preserve"> Pod template (for example: a new image version):</w:t>
-      </w:r>
-    </w:p>
-    <w:p>
-      <w:pPr>
-        <w:spacing w:after="120"/>
-        <w:ind w:left="360"/>
-        <w:jc w:val="both"/>
-        <w:rPr>
-          <w:rFonts w:asciiTheme="majorBidi" w:hAnsiTheme="majorBidi" w:cstheme="majorBidi"/>
-          <w:sz w:val="28"/>
-          <w:szCs w:val="28"/>
-        </w:rPr>
-      </w:pPr>
-      <w:r>
-        <w:rPr>
-          <w:rFonts w:asciiTheme="majorBidi" w:hAnsiTheme="majorBidi" w:cstheme="majorBidi"/>
-          <w:sz w:val="28"/>
-          <w:szCs w:val="28"/>
-        </w:rPr>
-        <w:t>Kubernetes performs the update in reverse ordinal order</w:t>
-      </w:r>
-      <w:r>
-        <w:rPr>
-          <w:rFonts w:asciiTheme="majorBidi" w:hAnsiTheme="majorBidi" w:cstheme="majorBidi"/>
-          <w:sz w:val="28"/>
-          <w:szCs w:val="28"/>
-        </w:rPr>
-        <w:t xml:space="preserve"> </w:t>
-      </w:r>
-      <w:r>
-        <w:rPr>
-          <w:rFonts w:asciiTheme="majorBidi" w:hAnsiTheme="majorBidi" w:cstheme="majorBidi"/>
-          <w:sz w:val="28"/>
-          <w:szCs w:val="28"/>
-        </w:rPr>
-        <w:t>(highest Pod index → lowest).</w:t>
-      </w:r>
-      <w:r>
-        <w:rPr>
-          <w:rFonts w:asciiTheme="majorBidi" w:hAnsiTheme="majorBidi" w:cstheme="majorBidi"/>
-          <w:sz w:val="28"/>
-          <w:szCs w:val="28"/>
-        </w:rPr>
-        <w:t xml:space="preserve"> </w:t>
-      </w:r>
-      <w:r>
-        <w:rPr>
-          <w:rFonts w:asciiTheme="majorBidi" w:hAnsiTheme="majorBidi" w:cstheme="majorBidi"/>
-          <w:sz w:val="28"/>
-          <w:szCs w:val="28"/>
-        </w:rPr>
-        <w:t>Let’s say you have three Pods:</w:t>
-      </w:r>
-      <w:r>
-        <w:rPr>
-          <w:rFonts w:asciiTheme="majorBidi" w:hAnsiTheme="majorBidi" w:cstheme="majorBidi"/>
-          <w:sz w:val="28"/>
-          <w:szCs w:val="28"/>
-        </w:rPr>
-        <w:t xml:space="preserve"> </w:t>
-      </w:r>
-      <w:r>
-        <w:rPr>
-          <w:rFonts w:asciiTheme="majorBidi" w:hAnsiTheme="majorBidi" w:cstheme="majorBidi"/>
-          <w:b/>
-          <w:bCs/>
-          <w:i/>
-          <w:iCs/>
-          <w:sz w:val="28"/>
-          <w:szCs w:val="28"/>
-        </w:rPr>
-        <w:t>mysql-0, mysql-1, mysql-2</w:t>
-      </w:r>
-    </w:p>
-    <w:p>
-      <w:pPr>
-        <w:spacing w:after="120"/>
-        <w:ind w:left="360"/>
-        <w:jc w:val="both"/>
-        <w:rPr>
-          <w:rFonts w:asciiTheme="majorBidi" w:hAnsiTheme="majorBidi" w:cstheme="majorBidi"/>
-          <w:sz w:val="28"/>
-          <w:szCs w:val="28"/>
-          <w:u w:val="single"/>
-        </w:rPr>
-      </w:pPr>
-      <w:r>
-        <w:rPr>
-          <w:rFonts w:asciiTheme="majorBidi" w:hAnsiTheme="majorBidi" w:cstheme="majorBidi"/>
-          <w:sz w:val="28"/>
-          <w:szCs w:val="28"/>
-          <w:u w:val="single"/>
-        </w:rPr>
-        <w:t>Update flow (example)</w:t>
-      </w:r>
-    </w:p>
-    <w:p>
-      <w:pPr>
-        <w:pStyle w:val="ListParagraph"/>
-        <w:numPr>
-          <w:ilvl w:val="0"/>
-          <w:numId w:val="62"/>
-        </w:numPr>
-        <w:spacing w:after="120"/>
-        <w:ind w:left="720"/>
-        <w:jc w:val="both"/>
-        <w:rPr>
-          <w:rFonts w:asciiTheme="majorBidi" w:hAnsiTheme="majorBidi" w:cstheme="majorBidi"/>
-          <w:b/>
-          <w:bCs/>
-          <w:sz w:val="28"/>
-          <w:szCs w:val="28"/>
-        </w:rPr>
-      </w:pPr>
-      <w:r>
-        <w:rPr>
-          <w:rFonts w:asciiTheme="majorBidi" w:hAnsiTheme="majorBidi" w:cstheme="majorBidi"/>
-          <w:b/>
-          <w:bCs/>
-          <w:sz w:val="28"/>
-          <w:szCs w:val="28"/>
-        </w:rPr>
-        <w:t>Identify the highest Pod (mysql-2)</w:t>
-      </w:r>
-    </w:p>
-    <w:p>
-      <w:pPr>
-        <w:pStyle w:val="ListParagraph"/>
-        <w:numPr>
-          <w:ilvl w:val="0"/>
-          <w:numId w:val="63"/>
-        </w:numPr>
-        <w:spacing w:after="120"/>
-        <w:jc w:val="both"/>
-        <w:rPr>
-          <w:rFonts w:asciiTheme="majorBidi" w:hAnsiTheme="majorBidi" w:cstheme="majorBidi"/>
-          <w:sz w:val="28"/>
-          <w:szCs w:val="28"/>
-        </w:rPr>
-      </w:pPr>
-      <w:r>
-        <w:rPr>
-          <w:rFonts w:asciiTheme="majorBidi" w:hAnsiTheme="majorBidi" w:cstheme="majorBidi"/>
-          <w:sz w:val="28"/>
-          <w:szCs w:val="28"/>
-        </w:rPr>
-        <w:t xml:space="preserve">The controller looks at </w:t>
-      </w:r>
-      <w:r>
-        <w:rPr>
-          <w:rFonts w:asciiTheme="majorBidi" w:hAnsiTheme="majorBidi" w:cstheme="majorBidi"/>
-          <w:b/>
-          <w:bCs/>
-          <w:i/>
-          <w:iCs/>
-          <w:sz w:val="28"/>
-          <w:szCs w:val="28"/>
-        </w:rPr>
-        <w:t>mysql-2</w:t>
-      </w:r>
-      <w:r>
-        <w:rPr>
-          <w:rFonts w:asciiTheme="majorBidi" w:hAnsiTheme="majorBidi" w:cstheme="majorBidi"/>
-          <w:sz w:val="28"/>
-          <w:szCs w:val="28"/>
-        </w:rPr>
-        <w:t>.</w:t>
-      </w:r>
-    </w:p>
-    <w:p>
-      <w:pPr>
-        <w:pStyle w:val="ListParagraph"/>
-        <w:numPr>
-          <w:ilvl w:val="0"/>
-          <w:numId w:val="63"/>
-        </w:numPr>
-        <w:spacing w:after="120"/>
-        <w:jc w:val="both"/>
-        <w:rPr>
-          <w:rFonts w:asciiTheme="majorBidi" w:hAnsiTheme="majorBidi" w:cstheme="majorBidi"/>
-          <w:sz w:val="28"/>
-          <w:szCs w:val="28"/>
-        </w:rPr>
-      </w:pPr>
-      <w:r>
-        <w:rPr>
-          <w:rFonts w:asciiTheme="majorBidi" w:hAnsiTheme="majorBidi" w:cstheme="majorBidi"/>
-          <w:sz w:val="28"/>
-          <w:szCs w:val="28"/>
-        </w:rPr>
-        <w:t xml:space="preserve">It terminates the existing </w:t>
-      </w:r>
-      <w:r>
-        <w:rPr>
-          <w:rFonts w:asciiTheme="majorBidi" w:hAnsiTheme="majorBidi" w:cstheme="majorBidi"/>
-          <w:b/>
-          <w:bCs/>
-          <w:i/>
-          <w:iCs/>
-          <w:sz w:val="28"/>
-          <w:szCs w:val="28"/>
-        </w:rPr>
-        <w:t>mysql-2</w:t>
-      </w:r>
-      <w:r>
-        <w:rPr>
-          <w:rFonts w:asciiTheme="majorBidi" w:hAnsiTheme="majorBidi" w:cstheme="majorBidi"/>
-          <w:sz w:val="28"/>
-          <w:szCs w:val="28"/>
-        </w:rPr>
-        <w:t xml:space="preserve"> Pod.</w:t>
-      </w:r>
-    </w:p>
-    <w:p>
-      <w:pPr>
-        <w:pStyle w:val="ListParagraph"/>
-        <w:numPr>
-          <w:ilvl w:val="0"/>
-          <w:numId w:val="63"/>
-        </w:numPr>
-        <w:spacing w:after="60"/>
-        <w:jc w:val="both"/>
-        <w:rPr>
-          <w:rFonts w:asciiTheme="majorBidi" w:hAnsiTheme="majorBidi" w:cstheme="majorBidi"/>
-          <w:sz w:val="28"/>
-          <w:szCs w:val="28"/>
-        </w:rPr>
-      </w:pPr>
-      <w:r>
-        <w:rPr>
-          <w:rFonts w:asciiTheme="majorBidi" w:hAnsiTheme="majorBidi" w:cstheme="majorBidi"/>
-          <w:sz w:val="28"/>
-          <w:szCs w:val="28"/>
-        </w:rPr>
-        <w:t>Then it creates a new Pod with the updated template (new image, etc.).</w:t>
-      </w:r>
-    </w:p>
-    <w:p>
-      <w:pPr>
-        <w:spacing w:after="60"/>
-        <w:ind w:left="720"/>
-        <w:jc w:val="both"/>
-        <w:rPr>
-          <w:rFonts w:asciiTheme="majorBidi" w:hAnsiTheme="majorBidi" w:cstheme="majorBidi"/>
-          <w:sz w:val="28"/>
-          <w:szCs w:val="28"/>
-        </w:rPr>
-      </w:pPr>
-      <w:r>
-        <w:rPr>
-          <w:rFonts w:asciiTheme="majorBidi" w:hAnsiTheme="majorBidi" w:cstheme="majorBidi"/>
-          <w:sz w:val="28"/>
-          <w:szCs w:val="28"/>
-        </w:rPr>
-        <w:t>The new Pod keeps the same identity and volume claim (data-mysql-2).</w:t>
-      </w:r>
-    </w:p>
-    <w:p>
-      <w:pPr>
-        <w:pStyle w:val="ListParagraph"/>
-        <w:numPr>
-          <w:ilvl w:val="0"/>
-          <w:numId w:val="62"/>
-        </w:numPr>
-        <w:spacing w:after="60"/>
-        <w:ind w:left="720"/>
-        <w:jc w:val="both"/>
-        <w:rPr>
-          <w:rFonts w:asciiTheme="majorBidi" w:hAnsiTheme="majorBidi" w:cstheme="majorBidi"/>
-          <w:b/>
-          <w:bCs/>
-          <w:sz w:val="28"/>
-          <w:szCs w:val="28"/>
-        </w:rPr>
-      </w:pPr>
-      <w:r>
-        <w:rPr>
-          <w:rFonts w:asciiTheme="majorBidi" w:hAnsiTheme="majorBidi" w:cstheme="majorBidi"/>
-          <w:b/>
-          <w:bCs/>
-          <w:sz w:val="28"/>
-          <w:szCs w:val="28"/>
-        </w:rPr>
-        <w:t>Wait for readiness</w:t>
-      </w:r>
-    </w:p>
-    <w:p>
-      <w:pPr>
-        <w:spacing w:after="60"/>
-        <w:ind w:left="720"/>
-        <w:jc w:val="both"/>
-        <w:rPr>
-          <w:rFonts w:asciiTheme="majorBidi" w:hAnsiTheme="majorBidi" w:cstheme="majorBidi"/>
-          <w:sz w:val="28"/>
-          <w:szCs w:val="28"/>
-        </w:rPr>
-      </w:pPr>
-      <w:r>
-        <w:rPr>
-          <w:rFonts w:asciiTheme="majorBidi" w:hAnsiTheme="majorBidi" w:cstheme="majorBidi"/>
-          <w:sz w:val="28"/>
-          <w:szCs w:val="28"/>
-        </w:rPr>
-        <w:t>Kubernetes waits until the new mysql-2 is in Ready state:</w:t>
-      </w:r>
-    </w:p>
-    <w:p>
-      <w:pPr>
-        <w:pStyle w:val="ListParagraph"/>
-        <w:numPr>
-          <w:ilvl w:val="0"/>
-          <w:numId w:val="64"/>
-        </w:numPr>
-        <w:spacing w:after="120"/>
-        <w:jc w:val="both"/>
-        <w:rPr>
-          <w:rFonts w:asciiTheme="majorBidi" w:hAnsiTheme="majorBidi" w:cstheme="majorBidi"/>
-          <w:sz w:val="28"/>
-          <w:szCs w:val="28"/>
-        </w:rPr>
-      </w:pPr>
-      <w:r>
-        <w:rPr>
-          <w:rFonts w:asciiTheme="majorBidi" w:hAnsiTheme="majorBidi" w:cstheme="majorBidi"/>
-          <w:sz w:val="28"/>
-          <w:szCs w:val="28"/>
-        </w:rPr>
-        <w:t>Passed all probes (readiness/liveness)</w:t>
-      </w:r>
-    </w:p>
-    <w:p>
-      <w:pPr>
-        <w:pStyle w:val="ListParagraph"/>
-        <w:numPr>
-          <w:ilvl w:val="0"/>
-          <w:numId w:val="64"/>
-        </w:numPr>
-        <w:spacing w:after="120"/>
-        <w:jc w:val="both"/>
-        <w:rPr>
-          <w:rFonts w:asciiTheme="majorBidi" w:hAnsiTheme="majorBidi" w:cstheme="majorBidi"/>
-          <w:sz w:val="28"/>
-          <w:szCs w:val="28"/>
-        </w:rPr>
-      </w:pPr>
-      <w:r>
-        <w:rPr>
-          <w:rFonts w:asciiTheme="majorBidi" w:hAnsiTheme="majorBidi" w:cstheme="majorBidi"/>
-          <w:sz w:val="28"/>
-          <w:szCs w:val="28"/>
-        </w:rPr>
-        <w:t>Successfully attached its PVC</w:t>
-      </w:r>
-    </w:p>
-    <w:p>
-      <w:pPr>
-        <w:pStyle w:val="ListParagraph"/>
-        <w:numPr>
-          <w:ilvl w:val="0"/>
-          <w:numId w:val="64"/>
-        </w:numPr>
-        <w:spacing w:after="60"/>
-        <w:jc w:val="both"/>
-        <w:rPr>
-          <w:rFonts w:asciiTheme="majorBidi" w:hAnsiTheme="majorBidi" w:cstheme="majorBidi"/>
-          <w:sz w:val="28"/>
-          <w:szCs w:val="28"/>
-        </w:rPr>
-      </w:pPr>
-      <w:r>
-        <w:rPr>
-          <w:rFonts w:asciiTheme="majorBidi" w:hAnsiTheme="majorBidi" w:cstheme="majorBidi"/>
-          <w:sz w:val="28"/>
-          <w:szCs w:val="28"/>
-        </w:rPr>
-        <w:t>Joined the cluster if needed (for DB replicas, etc.)</w:t>
-      </w:r>
-    </w:p>
-    <w:p>
-      <w:pPr>
-        <w:pStyle w:val="ListParagraph"/>
-        <w:spacing w:after="120"/>
-        <w:ind w:left="1080"/>
-        <w:jc w:val="both"/>
-        <w:rPr>
-          <w:rFonts w:asciiTheme="majorBidi" w:hAnsiTheme="majorBidi" w:cstheme="majorBidi"/>
-          <w:sz w:val="4"/>
-          <w:szCs w:val="4"/>
-        </w:rPr>
-      </w:pPr>
-    </w:p>
-    <w:p>
-      <w:pPr>
-        <w:pStyle w:val="ListParagraph"/>
-        <w:numPr>
-          <w:ilvl w:val="0"/>
-          <w:numId w:val="62"/>
-        </w:numPr>
-        <w:spacing w:after="60"/>
-        <w:ind w:left="720"/>
-        <w:jc w:val="both"/>
-        <w:rPr>
-          <w:rFonts w:asciiTheme="majorBidi" w:hAnsiTheme="majorBidi" w:cstheme="majorBidi"/>
-          <w:b/>
-          <w:bCs/>
-          <w:sz w:val="28"/>
-          <w:szCs w:val="28"/>
-        </w:rPr>
-      </w:pPr>
-      <w:r>
-        <w:rPr>
-          <w:rFonts w:asciiTheme="majorBidi" w:hAnsiTheme="majorBidi" w:cstheme="majorBidi"/>
-          <w:b/>
-          <w:bCs/>
-          <w:sz w:val="28"/>
-          <w:szCs w:val="28"/>
-        </w:rPr>
-        <w:t>Move to next Pod (mysql-1)</w:t>
-      </w:r>
-    </w:p>
-    <w:p>
-      <w:pPr>
-        <w:spacing w:after="60"/>
-        <w:ind w:left="720"/>
-        <w:jc w:val="both"/>
-        <w:rPr>
-          <w:rFonts w:asciiTheme="majorBidi" w:hAnsiTheme="majorBidi" w:cstheme="majorBidi"/>
-          <w:sz w:val="28"/>
-          <w:szCs w:val="28"/>
-        </w:rPr>
-      </w:pPr>
-      <w:r>
-        <w:rPr>
-          <w:rFonts w:asciiTheme="majorBidi" w:hAnsiTheme="majorBidi" w:cstheme="majorBidi"/>
-          <w:sz w:val="28"/>
-          <w:szCs w:val="28"/>
-        </w:rPr>
-        <w:t>Once mysql-2 is Ready, Kubernetes repeats the same:</w:t>
-      </w:r>
-    </w:p>
-    <w:p>
-      <w:pPr>
-        <w:pStyle w:val="ListParagraph"/>
-        <w:numPr>
-          <w:ilvl w:val="0"/>
-          <w:numId w:val="65"/>
-        </w:numPr>
-        <w:spacing w:after="60"/>
-        <w:jc w:val="both"/>
-        <w:rPr>
-          <w:rFonts w:asciiTheme="majorBidi" w:hAnsiTheme="majorBidi" w:cstheme="majorBidi"/>
-          <w:sz w:val="28"/>
-          <w:szCs w:val="28"/>
-        </w:rPr>
-      </w:pPr>
-      <w:r>
-        <w:rPr>
-          <w:rFonts w:asciiTheme="majorBidi" w:hAnsiTheme="majorBidi" w:cstheme="majorBidi"/>
-          <w:sz w:val="28"/>
-          <w:szCs w:val="28"/>
-        </w:rPr>
-        <w:t>Terminate old mysql-1</w:t>
-      </w:r>
-    </w:p>
-    <w:p>
-      <w:pPr>
-        <w:pStyle w:val="ListParagraph"/>
-        <w:numPr>
-          <w:ilvl w:val="0"/>
-          <w:numId w:val="65"/>
-        </w:numPr>
-        <w:spacing w:after="60"/>
-        <w:jc w:val="both"/>
-        <w:rPr>
-          <w:rFonts w:asciiTheme="majorBidi" w:hAnsiTheme="majorBidi" w:cstheme="majorBidi"/>
-          <w:sz w:val="28"/>
-          <w:szCs w:val="28"/>
-        </w:rPr>
-      </w:pPr>
-      <w:r>
-        <w:rPr>
-          <w:rFonts w:asciiTheme="majorBidi" w:hAnsiTheme="majorBidi" w:cstheme="majorBidi"/>
-          <w:sz w:val="28"/>
-          <w:szCs w:val="28"/>
-        </w:rPr>
-        <w:t>Create new mysql-1</w:t>
-      </w:r>
-    </w:p>
-    <w:p>
-      <w:pPr>
-        <w:pStyle w:val="ListParagraph"/>
-        <w:numPr>
-          <w:ilvl w:val="0"/>
-          <w:numId w:val="65"/>
-        </w:numPr>
-        <w:spacing w:after="60"/>
-        <w:jc w:val="both"/>
-        <w:rPr>
-          <w:rFonts w:asciiTheme="majorBidi" w:hAnsiTheme="majorBidi" w:cstheme="majorBidi"/>
-          <w:sz w:val="28"/>
-          <w:szCs w:val="28"/>
-        </w:rPr>
-      </w:pPr>
-      <w:r>
-        <w:rPr>
-          <w:rFonts w:asciiTheme="majorBidi" w:hAnsiTheme="majorBidi" w:cstheme="majorBidi"/>
-          <w:sz w:val="28"/>
-          <w:szCs w:val="28"/>
-        </w:rPr>
-        <w:t>Wait for readiness</w:t>
-      </w:r>
-    </w:p>
-    <w:p>
-      <w:pPr>
-        <w:spacing w:after="120"/>
-        <w:ind w:left="720"/>
-        <w:jc w:val="both"/>
-        <w:rPr>
-          <w:rFonts w:asciiTheme="majorBidi" w:hAnsiTheme="majorBidi" w:cstheme="majorBidi"/>
-          <w:sz w:val="28"/>
-          <w:szCs w:val="28"/>
-        </w:rPr>
-      </w:pPr>
-      <w:r>
-        <w:rPr>
-          <w:rFonts w:asciiTheme="majorBidi" w:hAnsiTheme="majorBidi" w:cstheme="majorBidi"/>
-          <w:sz w:val="28"/>
-          <w:szCs w:val="28"/>
-        </w:rPr>
-        <w:t xml:space="preserve">And </w:t>
-      </w:r>
-      <w:proofErr w:type="gramStart"/>
-      <w:r>
-        <w:rPr>
-          <w:rFonts w:asciiTheme="majorBidi" w:hAnsiTheme="majorBidi" w:cstheme="majorBidi"/>
-          <w:sz w:val="28"/>
-          <w:szCs w:val="28"/>
-        </w:rPr>
-        <w:t>finally</w:t>
-      </w:r>
-      <w:proofErr w:type="gramEnd"/>
-      <w:r>
-        <w:rPr>
-          <w:rFonts w:asciiTheme="majorBidi" w:hAnsiTheme="majorBidi" w:cstheme="majorBidi"/>
-          <w:sz w:val="28"/>
-          <w:szCs w:val="28"/>
-        </w:rPr>
-        <w:t xml:space="preserve"> mysql-0.</w:t>
-      </w:r>
-    </w:p>
-    <w:p>
-      <w:pPr>
-        <w:spacing w:after="60"/>
-        <w:ind w:left="360"/>
-        <w:jc w:val="both"/>
-        <w:rPr>
-          <w:rFonts w:asciiTheme="majorBidi" w:hAnsiTheme="majorBidi" w:cstheme="majorBidi"/>
-          <w:b/>
-          <w:bCs/>
-          <w:sz w:val="28"/>
-          <w:szCs w:val="28"/>
-        </w:rPr>
-      </w:pPr>
-      <w:r>
-        <w:rPr>
-          <w:rFonts w:asciiTheme="majorBidi" w:hAnsiTheme="majorBidi" w:cstheme="majorBidi"/>
-          <w:b/>
-          <w:bCs/>
-          <w:sz w:val="28"/>
-          <w:szCs w:val="28"/>
-        </w:rPr>
-        <w:t>In short:</w:t>
-      </w:r>
-    </w:p>
-    <w:p>
-      <w:pPr>
-        <w:spacing w:after="120"/>
-        <w:ind w:left="360"/>
-        <w:jc w:val="both"/>
-        <w:rPr>
-          <w:rFonts w:asciiTheme="majorBidi" w:hAnsiTheme="majorBidi" w:cstheme="majorBidi"/>
-          <w:sz w:val="28"/>
-          <w:szCs w:val="28"/>
-        </w:rPr>
-      </w:pPr>
-      <w:r>
-        <w:rPr>
-          <w:rFonts w:asciiTheme="majorBidi" w:hAnsiTheme="majorBidi" w:cstheme="majorBidi"/>
-          <w:sz w:val="28"/>
-          <w:szCs w:val="28"/>
-        </w:rPr>
-        <w:t xml:space="preserve">In </w:t>
-      </w:r>
-      <w:proofErr w:type="spellStart"/>
-      <w:r>
-        <w:rPr>
-          <w:rFonts w:asciiTheme="majorBidi" w:hAnsiTheme="majorBidi" w:cstheme="majorBidi"/>
-          <w:sz w:val="28"/>
-          <w:szCs w:val="28"/>
-        </w:rPr>
-        <w:t>StatefulSet</w:t>
-      </w:r>
-      <w:proofErr w:type="spellEnd"/>
-      <w:r>
-        <w:rPr>
-          <w:rFonts w:asciiTheme="majorBidi" w:hAnsiTheme="majorBidi" w:cstheme="majorBidi"/>
-          <w:sz w:val="28"/>
-          <w:szCs w:val="28"/>
-        </w:rPr>
-        <w:t xml:space="preserve"> </w:t>
-      </w:r>
-      <w:proofErr w:type="spellStart"/>
-      <w:r>
-        <w:rPr>
-          <w:rFonts w:asciiTheme="majorBidi" w:hAnsiTheme="majorBidi" w:cstheme="majorBidi"/>
-          <w:b/>
-          <w:bCs/>
-          <w:i/>
-          <w:iCs/>
-          <w:sz w:val="28"/>
-          <w:szCs w:val="28"/>
-        </w:rPr>
-        <w:t>RollingUpdate</w:t>
-      </w:r>
-      <w:proofErr w:type="spellEnd"/>
-      <w:r>
-        <w:rPr>
-          <w:rFonts w:asciiTheme="majorBidi" w:hAnsiTheme="majorBidi" w:cstheme="majorBidi"/>
-          <w:sz w:val="28"/>
-          <w:szCs w:val="28"/>
-        </w:rPr>
-        <w:t>, Kubernetes terminates the old Pod first, then creates a new Pod with the updated specification.</w:t>
-      </w:r>
-      <w:r>
-        <w:rPr>
-          <w:rFonts w:asciiTheme="majorBidi" w:hAnsiTheme="majorBidi" w:cstheme="majorBidi"/>
-          <w:sz w:val="28"/>
-          <w:szCs w:val="28"/>
-        </w:rPr>
-        <w:t xml:space="preserve"> </w:t>
-      </w:r>
-      <w:r>
-        <w:rPr>
-          <w:rFonts w:asciiTheme="majorBidi" w:hAnsiTheme="majorBidi" w:cstheme="majorBidi"/>
-          <w:sz w:val="28"/>
-          <w:szCs w:val="28"/>
-        </w:rPr>
-        <w:t>It does not create the new Pod in parallel or before deletion.</w:t>
-      </w:r>
-    </w:p>
-    <w:p>
-      <w:pPr>
-        <w:spacing w:after="60"/>
-        <w:ind w:left="360"/>
-        <w:jc w:val="both"/>
-        <w:rPr>
-          <w:rFonts w:asciiTheme="majorBidi" w:hAnsiTheme="majorBidi" w:cstheme="majorBidi"/>
-          <w:b/>
-          <w:bCs/>
-          <w:sz w:val="28"/>
-          <w:szCs w:val="28"/>
-        </w:rPr>
-      </w:pPr>
-      <w:r>
-        <w:rPr>
-          <w:rFonts w:asciiTheme="majorBidi" w:hAnsiTheme="majorBidi" w:cstheme="majorBidi"/>
-          <w:b/>
-          <w:bCs/>
-          <w:sz w:val="28"/>
-          <w:szCs w:val="28"/>
-        </w:rPr>
-        <w:t>Reasoning behind this behavior</w:t>
-      </w:r>
-    </w:p>
-    <w:p>
-      <w:pPr>
-        <w:spacing w:after="60"/>
-        <w:ind w:left="360"/>
-        <w:jc w:val="both"/>
-        <w:rPr>
-          <w:rFonts w:asciiTheme="majorBidi" w:hAnsiTheme="majorBidi" w:cstheme="majorBidi"/>
-          <w:sz w:val="28"/>
-          <w:szCs w:val="28"/>
-        </w:rPr>
-      </w:pPr>
-      <w:r>
-        <w:rPr>
-          <w:rFonts w:asciiTheme="majorBidi" w:hAnsiTheme="majorBidi" w:cstheme="majorBidi"/>
-          <w:sz w:val="28"/>
-          <w:szCs w:val="28"/>
-        </w:rPr>
-        <w:t>This approach preserves Pod identity and persistent storage:</w:t>
-      </w:r>
-    </w:p>
-    <w:p>
-      <w:pPr>
-        <w:pStyle w:val="ListParagraph"/>
-        <w:numPr>
-          <w:ilvl w:val="0"/>
-          <w:numId w:val="66"/>
-        </w:numPr>
-        <w:spacing w:after="120"/>
-        <w:ind w:left="720"/>
-        <w:jc w:val="both"/>
-        <w:rPr>
-          <w:rFonts w:asciiTheme="majorBidi" w:hAnsiTheme="majorBidi" w:cstheme="majorBidi"/>
-          <w:sz w:val="28"/>
-          <w:szCs w:val="28"/>
-        </w:rPr>
-      </w:pPr>
-      <w:r>
-        <w:rPr>
-          <w:rFonts w:asciiTheme="majorBidi" w:hAnsiTheme="majorBidi" w:cstheme="majorBidi"/>
-          <w:sz w:val="28"/>
-          <w:szCs w:val="28"/>
-        </w:rPr>
-        <w:t>Each Pod has a unique name (mysql-0, mysql-1, …)</w:t>
-      </w:r>
-    </w:p>
-    <w:p>
-      <w:pPr>
-        <w:pStyle w:val="ListParagraph"/>
-        <w:numPr>
-          <w:ilvl w:val="0"/>
-          <w:numId w:val="66"/>
-        </w:numPr>
-        <w:spacing w:after="120"/>
-        <w:ind w:left="720"/>
-        <w:jc w:val="both"/>
-        <w:rPr>
-          <w:rFonts w:asciiTheme="majorBidi" w:hAnsiTheme="majorBidi" w:cstheme="majorBidi"/>
-          <w:sz w:val="28"/>
-          <w:szCs w:val="28"/>
-        </w:rPr>
-      </w:pPr>
-      <w:r>
-        <w:rPr>
-          <w:rFonts w:asciiTheme="majorBidi" w:hAnsiTheme="majorBidi" w:cstheme="majorBidi"/>
-          <w:sz w:val="28"/>
-          <w:szCs w:val="28"/>
-        </w:rPr>
-        <w:t>Each is linked to a unique PVC (data-mysql-0, etc.)</w:t>
-      </w:r>
-    </w:p>
-    <w:p>
-      <w:pPr>
-        <w:pStyle w:val="ListParagraph"/>
-        <w:numPr>
-          <w:ilvl w:val="0"/>
-          <w:numId w:val="66"/>
-        </w:numPr>
-        <w:spacing w:after="60"/>
-        <w:ind w:left="720"/>
-        <w:jc w:val="both"/>
-        <w:rPr>
-          <w:rFonts w:asciiTheme="majorBidi" w:hAnsiTheme="majorBidi" w:cstheme="majorBidi"/>
-          <w:sz w:val="28"/>
-          <w:szCs w:val="28"/>
-        </w:rPr>
-      </w:pPr>
-      <w:r>
-        <w:rPr>
-          <w:rFonts w:asciiTheme="majorBidi" w:hAnsiTheme="majorBidi" w:cstheme="majorBidi"/>
-          <w:sz w:val="28"/>
-          <w:szCs w:val="28"/>
-        </w:rPr>
-        <w:t>Kubernetes needs to delete the old Pod first to re‑attach the existing volume to the new Pod with the same name.</w:t>
-      </w:r>
-    </w:p>
-    <w:p>
-      <w:pPr>
-        <w:spacing w:after="60"/>
-        <w:ind w:left="360"/>
-        <w:jc w:val="both"/>
-        <w:rPr>
-          <w:rFonts w:asciiTheme="majorBidi" w:hAnsiTheme="majorBidi" w:cstheme="majorBidi"/>
-          <w:sz w:val="28"/>
-          <w:szCs w:val="28"/>
-        </w:rPr>
-      </w:pPr>
-      <w:r>
-        <w:rPr>
-          <w:rFonts w:asciiTheme="majorBidi" w:hAnsiTheme="majorBidi" w:cstheme="majorBidi"/>
-          <w:sz w:val="28"/>
-          <w:szCs w:val="28"/>
-        </w:rPr>
-        <w:t>If it tried to create the new Pod before terminating the old one, it would conflict:</w:t>
-      </w:r>
-    </w:p>
-    <w:p>
-      <w:pPr>
-        <w:pStyle w:val="ListParagraph"/>
-        <w:numPr>
-          <w:ilvl w:val="0"/>
-          <w:numId w:val="67"/>
-        </w:numPr>
-        <w:spacing w:after="60"/>
-        <w:ind w:left="720"/>
-        <w:jc w:val="both"/>
-        <w:rPr>
-          <w:rFonts w:asciiTheme="majorBidi" w:hAnsiTheme="majorBidi" w:cstheme="majorBidi"/>
-          <w:sz w:val="28"/>
-          <w:szCs w:val="28"/>
-        </w:rPr>
-      </w:pPr>
-      <w:r>
-        <w:rPr>
-          <w:rFonts w:asciiTheme="majorBidi" w:hAnsiTheme="majorBidi" w:cstheme="majorBidi"/>
-          <w:sz w:val="28"/>
-          <w:szCs w:val="28"/>
-        </w:rPr>
-        <w:t>The PVC (data-mysql-2) is already bound and can’t be mounted twice.</w:t>
-      </w:r>
-    </w:p>
-    <w:p>
-      <w:pPr>
-        <w:pStyle w:val="ListParagraph"/>
-        <w:numPr>
-          <w:ilvl w:val="0"/>
-          <w:numId w:val="67"/>
-        </w:numPr>
-        <w:spacing w:after="60"/>
-        <w:ind w:left="720"/>
-        <w:jc w:val="both"/>
-        <w:rPr>
-          <w:rFonts w:asciiTheme="majorBidi" w:hAnsiTheme="majorBidi" w:cstheme="majorBidi"/>
-          <w:sz w:val="28"/>
-          <w:szCs w:val="28"/>
-        </w:rPr>
-      </w:pPr>
-      <w:r>
-        <w:rPr>
-          <w:rFonts w:asciiTheme="majorBidi" w:hAnsiTheme="majorBidi" w:cstheme="majorBidi"/>
-          <w:sz w:val="28"/>
-          <w:szCs w:val="28"/>
-        </w:rPr>
-        <w:t>The Pod name (mysql-2) must be unique in the namespace.</w:t>
-      </w:r>
-    </w:p>
-    <w:p>
-      <w:pPr>
-        <w:spacing w:after="60"/>
-        <w:ind w:left="360"/>
-        <w:jc w:val="both"/>
-        <w:rPr>
-          <w:rFonts w:asciiTheme="majorBidi" w:hAnsiTheme="majorBidi" w:cstheme="majorBidi"/>
-          <w:sz w:val="28"/>
-          <w:szCs w:val="28"/>
-        </w:rPr>
-      </w:pPr>
-      <w:r>
-        <w:rPr>
-          <w:rFonts w:asciiTheme="majorBidi" w:hAnsiTheme="majorBidi" w:cstheme="majorBidi"/>
-          <w:sz w:val="28"/>
-          <w:szCs w:val="28"/>
-        </w:rPr>
-        <w:t>Hence, the sequence must be:</w:t>
-      </w:r>
-    </w:p>
-    <w:p>
-      <w:pPr>
-        <w:spacing w:after="60"/>
-        <w:ind w:left="360"/>
-        <w:jc w:val="both"/>
-        <w:rPr>
-          <w:rFonts w:asciiTheme="majorBidi" w:hAnsiTheme="majorBidi" w:cstheme="majorBidi"/>
-          <w:sz w:val="28"/>
-          <w:szCs w:val="28"/>
-        </w:rPr>
-      </w:pPr>
-      <w:r>
-        <w:rPr>
-          <w:rFonts w:asciiTheme="majorBidi" w:hAnsiTheme="majorBidi" w:cstheme="majorBidi"/>
-          <w:sz w:val="28"/>
-          <w:szCs w:val="28"/>
-        </w:rPr>
-        <w:t>Delete old Pod → Wait for graceful shutdown → Create new Pod</w:t>
-      </w:r>
-    </w:p>
-    <w:p>
-      <w:pPr>
-        <w:spacing w:after="120"/>
-        <w:ind w:left="360"/>
-        <w:jc w:val="both"/>
-        <w:rPr>
-          <w:rFonts w:asciiTheme="majorBidi" w:hAnsiTheme="majorBidi" w:cstheme="majorBidi"/>
-          <w:b/>
-          <w:bCs/>
-          <w:sz w:val="28"/>
-          <w:szCs w:val="28"/>
-        </w:rPr>
-      </w:pPr>
-      <w:r>
-        <w:rPr>
-          <w:rFonts w:asciiTheme="majorBidi" w:hAnsiTheme="majorBidi" w:cstheme="majorBidi"/>
-          <w:b/>
-          <w:bCs/>
-          <w:sz w:val="28"/>
-          <w:szCs w:val="28"/>
-        </w:rPr>
-        <w:t>Quick mental model</w:t>
-      </w:r>
-      <w:r>
-        <w:rPr>
-          <w:rFonts w:asciiTheme="majorBidi" w:hAnsiTheme="majorBidi" w:cstheme="majorBidi"/>
-          <w:b/>
-          <w:bCs/>
-          <w:sz w:val="28"/>
-          <w:szCs w:val="28"/>
-        </w:rPr>
-        <w:t>:</w:t>
-      </w:r>
-    </w:p>
-    <w:tbl>
-      <w:tblPr>
-        <w:tblStyle w:val="GridTable2"/>
-        <w:tblW w:w="0" w:type="auto"/>
-        <w:tblInd w:w="450" w:type="dxa"/>
-        <w:tblLook w:val="04A0" w:firstRow="1" w:lastRow="0" w:firstColumn="1" w:lastColumn="0" w:noHBand="0" w:noVBand="1"/>
-      </w:tblPr>
-      <w:tblGrid>
-        <w:gridCol w:w="4860"/>
-        <w:gridCol w:w="5156"/>
-      </w:tblGrid>
-      <w:tr>
-        <w:trPr>
-          <w:cnfStyle w:val="100000000000" w:firstRow="1" w:lastRow="0" w:firstColumn="0" w:lastColumn="0" w:oddVBand="0" w:evenVBand="0" w:oddHBand="0" w:evenHBand="0" w:firstRowFirstColumn="0" w:firstRowLastColumn="0" w:lastRowFirstColumn="0" w:lastRowLastColumn="0"/>
-        </w:trPr>
-        <w:tc>
-          <w:tcPr>
-            <w:cnfStyle w:val="001000000000" w:firstRow="0" w:lastRow="0" w:firstColumn="1" w:lastColumn="0" w:oddVBand="0" w:evenVBand="0" w:oddHBand="0" w:evenHBand="0" w:firstRowFirstColumn="0" w:firstRowLastColumn="0" w:lastRowFirstColumn="0" w:lastRowLastColumn="0"/>
-            <w:tcW w:w="4860" w:type="dxa"/>
-            <w:tcBorders>
-              <w:top w:val="single" w:sz="12" w:space="0" w:color="000000"/>
-            </w:tcBorders>
-            <w:vAlign w:val="center"/>
-          </w:tcPr>
-          <w:p>
-            <w:pPr>
-              <w:spacing w:before="120" w:after="120"/>
-              <w:jc w:val="center"/>
-              <w:rPr>
-                <w:rFonts w:asciiTheme="majorBidi" w:hAnsiTheme="majorBidi" w:cstheme="majorBidi"/>
-                <w:sz w:val="28"/>
-                <w:szCs w:val="28"/>
-              </w:rPr>
-            </w:pPr>
-            <w:r>
-              <w:rPr>
-                <w:rFonts w:asciiTheme="majorBidi" w:hAnsiTheme="majorBidi" w:cstheme="majorBidi"/>
-                <w:sz w:val="28"/>
-                <w:szCs w:val="28"/>
-              </w:rPr>
-              <w:lastRenderedPageBreak/>
-              <w:t>Deployment</w:t>
-            </w:r>
-          </w:p>
-        </w:tc>
-        <w:tc>
-          <w:tcPr>
-            <w:tcW w:w="5156" w:type="dxa"/>
-            <w:tcBorders>
-              <w:top w:val="single" w:sz="12" w:space="0" w:color="000000"/>
-            </w:tcBorders>
-            <w:vAlign w:val="center"/>
-          </w:tcPr>
-          <w:p>
-            <w:pPr>
-              <w:spacing w:before="120" w:after="120"/>
-              <w:jc w:val="center"/>
-              <w:cnfStyle w:val="100000000000" w:firstRow="1" w:lastRow="0" w:firstColumn="0" w:lastColumn="0" w:oddVBand="0" w:evenVBand="0" w:oddHBand="0" w:evenHBand="0" w:firstRowFirstColumn="0" w:firstRowLastColumn="0" w:lastRowFirstColumn="0" w:lastRowLastColumn="0"/>
-              <w:rPr>
-                <w:rFonts w:asciiTheme="majorBidi" w:hAnsiTheme="majorBidi" w:cstheme="majorBidi"/>
-                <w:sz w:val="28"/>
-                <w:szCs w:val="28"/>
-              </w:rPr>
-            </w:pPr>
-            <w:proofErr w:type="spellStart"/>
-            <w:r>
-              <w:rPr>
-                <w:rFonts w:asciiTheme="majorBidi" w:hAnsiTheme="majorBidi" w:cstheme="majorBidi"/>
-                <w:sz w:val="28"/>
-                <w:szCs w:val="28"/>
-              </w:rPr>
-              <w:t>StatefulSet</w:t>
-            </w:r>
-            <w:proofErr w:type="spellEnd"/>
-          </w:p>
-        </w:tc>
-      </w:tr>
-      <w:tr>
-        <w:trPr>
-          <w:cnfStyle w:val="000000100000" w:firstRow="0" w:lastRow="0" w:firstColumn="0" w:lastColumn="0" w:oddVBand="0" w:evenVBand="0" w:oddHBand="1" w:evenHBand="0" w:firstRowFirstColumn="0" w:firstRowLastColumn="0" w:lastRowFirstColumn="0" w:lastRowLastColumn="0"/>
-        </w:trPr>
-        <w:tc>
-          <w:tcPr>
-            <w:cnfStyle w:val="001000000000" w:firstRow="0" w:lastRow="0" w:firstColumn="1" w:lastColumn="0" w:oddVBand="0" w:evenVBand="0" w:oddHBand="0" w:evenHBand="0" w:firstRowFirstColumn="0" w:firstRowLastColumn="0" w:lastRowFirstColumn="0" w:lastRowLastColumn="0"/>
-            <w:tcW w:w="4860" w:type="dxa"/>
-            <w:vAlign w:val="center"/>
-          </w:tcPr>
-          <w:p>
-            <w:pPr>
-              <w:spacing w:before="120" w:after="120"/>
-              <w:jc w:val="center"/>
-              <w:rPr>
-                <w:rFonts w:asciiTheme="majorBidi" w:hAnsiTheme="majorBidi" w:cstheme="majorBidi"/>
-                <w:b w:val="0"/>
-                <w:bCs w:val="0"/>
-                <w:sz w:val="28"/>
-                <w:szCs w:val="28"/>
-              </w:rPr>
-            </w:pPr>
-            <w:r>
-              <w:rPr>
-                <w:rFonts w:asciiTheme="majorBidi" w:hAnsiTheme="majorBidi" w:cstheme="majorBidi"/>
-                <w:b w:val="0"/>
-                <w:bCs w:val="0"/>
-                <w:sz w:val="28"/>
-                <w:szCs w:val="28"/>
-              </w:rPr>
-              <w:t>Creates new Pod first, then terminates old Pod (overlap allowed)</w:t>
-            </w:r>
-          </w:p>
-        </w:tc>
-        <w:tc>
-          <w:tcPr>
-            <w:tcW w:w="5156" w:type="dxa"/>
-            <w:vAlign w:val="center"/>
-          </w:tcPr>
-          <w:p>
-            <w:pPr>
-              <w:spacing w:before="120" w:after="120"/>
-              <w:jc w:val="center"/>
-              <w:cnfStyle w:val="000000100000" w:firstRow="0" w:lastRow="0" w:firstColumn="0" w:lastColumn="0" w:oddVBand="0" w:evenVBand="0" w:oddHBand="1" w:evenHBand="0" w:firstRowFirstColumn="0" w:firstRowLastColumn="0" w:lastRowFirstColumn="0" w:lastRowLastColumn="0"/>
-              <w:rPr>
-                <w:rFonts w:asciiTheme="majorBidi" w:hAnsiTheme="majorBidi" w:cstheme="majorBidi"/>
-                <w:sz w:val="28"/>
-                <w:szCs w:val="28"/>
-              </w:rPr>
-            </w:pPr>
-            <w:r>
-              <w:rPr>
-                <w:rFonts w:asciiTheme="majorBidi" w:hAnsiTheme="majorBidi" w:cstheme="majorBidi"/>
-                <w:sz w:val="28"/>
-                <w:szCs w:val="28"/>
-              </w:rPr>
-              <w:t>Terminates old Pod first, then creates new Pod (no overlap)</w:t>
-            </w:r>
-          </w:p>
-        </w:tc>
-      </w:tr>
-      <w:tr>
-        <w:tc>
-          <w:tcPr>
-            <w:cnfStyle w:val="001000000000" w:firstRow="0" w:lastRow="0" w:firstColumn="1" w:lastColumn="0" w:oddVBand="0" w:evenVBand="0" w:oddHBand="0" w:evenHBand="0" w:firstRowFirstColumn="0" w:firstRowLastColumn="0" w:lastRowFirstColumn="0" w:lastRowLastColumn="0"/>
-            <w:tcW w:w="4860" w:type="dxa"/>
-            <w:vAlign w:val="center"/>
-          </w:tcPr>
-          <w:p>
-            <w:pPr>
-              <w:spacing w:before="120" w:after="120"/>
-              <w:jc w:val="center"/>
-              <w:rPr>
-                <w:rFonts w:asciiTheme="majorBidi" w:hAnsiTheme="majorBidi" w:cstheme="majorBidi"/>
-                <w:b w:val="0"/>
-                <w:bCs w:val="0"/>
-                <w:sz w:val="28"/>
-                <w:szCs w:val="28"/>
-              </w:rPr>
-            </w:pPr>
-            <w:r>
-              <w:rPr>
-                <w:rFonts w:asciiTheme="majorBidi" w:hAnsiTheme="majorBidi" w:cstheme="majorBidi"/>
-                <w:b w:val="0"/>
-                <w:bCs w:val="0"/>
-                <w:sz w:val="28"/>
-                <w:szCs w:val="28"/>
-              </w:rPr>
-              <w:t>Stateless load-balanced updates</w:t>
-            </w:r>
-          </w:p>
-        </w:tc>
-        <w:tc>
-          <w:tcPr>
-            <w:tcW w:w="5156" w:type="dxa"/>
-            <w:vAlign w:val="center"/>
-          </w:tcPr>
-          <w:p>
-            <w:pPr>
-              <w:spacing w:before="120" w:after="120"/>
-              <w:jc w:val="center"/>
-              <w:cnfStyle w:val="000000000000" w:firstRow="0" w:lastRow="0" w:firstColumn="0" w:lastColumn="0" w:oddVBand="0" w:evenVBand="0" w:oddHBand="0" w:evenHBand="0" w:firstRowFirstColumn="0" w:firstRowLastColumn="0" w:lastRowFirstColumn="0" w:lastRowLastColumn="0"/>
-              <w:rPr>
-                <w:rFonts w:asciiTheme="majorBidi" w:hAnsiTheme="majorBidi" w:cstheme="majorBidi"/>
-                <w:sz w:val="28"/>
-                <w:szCs w:val="28"/>
-              </w:rPr>
-            </w:pPr>
-            <w:r>
-              <w:rPr>
-                <w:rFonts w:asciiTheme="majorBidi" w:hAnsiTheme="majorBidi" w:cstheme="majorBidi"/>
-                <w:sz w:val="28"/>
-                <w:szCs w:val="28"/>
-              </w:rPr>
-              <w:t>Ordered, identity-preserving updates</w:t>
-            </w:r>
-          </w:p>
-        </w:tc>
-      </w:tr>
-      <w:tr>
-        <w:trPr>
-          <w:cnfStyle w:val="000000100000" w:firstRow="0" w:lastRow="0" w:firstColumn="0" w:lastColumn="0" w:oddVBand="0" w:evenVBand="0" w:oddHBand="1" w:evenHBand="0" w:firstRowFirstColumn="0" w:firstRowLastColumn="0" w:lastRowFirstColumn="0" w:lastRowLastColumn="0"/>
-        </w:trPr>
-        <w:tc>
-          <w:tcPr>
-            <w:cnfStyle w:val="001000000000" w:firstRow="0" w:lastRow="0" w:firstColumn="1" w:lastColumn="0" w:oddVBand="0" w:evenVBand="0" w:oddHBand="0" w:evenHBand="0" w:firstRowFirstColumn="0" w:firstRowLastColumn="0" w:lastRowFirstColumn="0" w:lastRowLastColumn="0"/>
-            <w:tcW w:w="4860" w:type="dxa"/>
-            <w:tcBorders>
-              <w:bottom w:val="single" w:sz="12" w:space="0" w:color="000000"/>
-            </w:tcBorders>
-            <w:vAlign w:val="center"/>
-          </w:tcPr>
-          <w:p>
-            <w:pPr>
-              <w:spacing w:before="120" w:after="120"/>
-              <w:jc w:val="center"/>
-              <w:rPr>
-                <w:rFonts w:asciiTheme="majorBidi" w:hAnsiTheme="majorBidi" w:cstheme="majorBidi"/>
-                <w:b w:val="0"/>
-                <w:bCs w:val="0"/>
-                <w:sz w:val="28"/>
-                <w:szCs w:val="28"/>
-              </w:rPr>
-            </w:pPr>
-            <w:r>
-              <w:rPr>
-                <w:rFonts w:asciiTheme="majorBidi" w:hAnsiTheme="majorBidi" w:cstheme="majorBidi"/>
-                <w:b w:val="0"/>
-                <w:bCs w:val="0"/>
-                <w:sz w:val="28"/>
-                <w:szCs w:val="28"/>
-              </w:rPr>
-              <w:t xml:space="preserve">Uses </w:t>
-            </w:r>
-            <w:proofErr w:type="spellStart"/>
-            <w:r>
-              <w:rPr>
-                <w:rFonts w:asciiTheme="majorBidi" w:hAnsiTheme="majorBidi" w:cstheme="majorBidi"/>
-                <w:b w:val="0"/>
-                <w:bCs w:val="0"/>
-                <w:sz w:val="28"/>
-                <w:szCs w:val="28"/>
-              </w:rPr>
-              <w:t>ReplicaSets</w:t>
-            </w:r>
-            <w:proofErr w:type="spellEnd"/>
-            <w:r>
-              <w:rPr>
-                <w:rFonts w:asciiTheme="majorBidi" w:hAnsiTheme="majorBidi" w:cstheme="majorBidi"/>
-                <w:b w:val="0"/>
-                <w:bCs w:val="0"/>
-                <w:sz w:val="28"/>
-                <w:szCs w:val="28"/>
-              </w:rPr>
-              <w:t xml:space="preserve"> for versioned rollouts</w:t>
-            </w:r>
-          </w:p>
-        </w:tc>
-        <w:tc>
-          <w:tcPr>
-            <w:tcW w:w="5156" w:type="dxa"/>
-            <w:tcBorders>
-              <w:bottom w:val="single" w:sz="12" w:space="0" w:color="000000"/>
-            </w:tcBorders>
-            <w:vAlign w:val="center"/>
-          </w:tcPr>
-          <w:p>
-            <w:pPr>
-              <w:spacing w:before="120" w:after="120"/>
-              <w:jc w:val="center"/>
-              <w:cnfStyle w:val="000000100000" w:firstRow="0" w:lastRow="0" w:firstColumn="0" w:lastColumn="0" w:oddVBand="0" w:evenVBand="0" w:oddHBand="1" w:evenHBand="0" w:firstRowFirstColumn="0" w:firstRowLastColumn="0" w:lastRowFirstColumn="0" w:lastRowLastColumn="0"/>
-              <w:rPr>
-                <w:rFonts w:asciiTheme="majorBidi" w:hAnsiTheme="majorBidi" w:cstheme="majorBidi"/>
-                <w:sz w:val="28"/>
-                <w:szCs w:val="28"/>
-              </w:rPr>
-            </w:pPr>
-            <w:r>
-              <w:rPr>
-                <w:rFonts w:asciiTheme="majorBidi" w:hAnsiTheme="majorBidi" w:cstheme="majorBidi"/>
-                <w:sz w:val="28"/>
-                <w:szCs w:val="28"/>
-              </w:rPr>
-              <w:t xml:space="preserve">Managed directly by </w:t>
-            </w:r>
-            <w:proofErr w:type="spellStart"/>
-            <w:r>
-              <w:rPr>
-                <w:rFonts w:asciiTheme="majorBidi" w:hAnsiTheme="majorBidi" w:cstheme="majorBidi"/>
-                <w:sz w:val="28"/>
-                <w:szCs w:val="28"/>
-              </w:rPr>
-              <w:t>StatefulSet</w:t>
-            </w:r>
-            <w:proofErr w:type="spellEnd"/>
-            <w:r>
-              <w:rPr>
-                <w:rFonts w:asciiTheme="majorBidi" w:hAnsiTheme="majorBidi" w:cstheme="majorBidi"/>
-                <w:sz w:val="28"/>
-                <w:szCs w:val="28"/>
-              </w:rPr>
-              <w:t xml:space="preserve"> controller</w:t>
-            </w:r>
-          </w:p>
-        </w:tc>
-      </w:tr>
-    </w:tbl>
-    <w:p>
-      <w:pPr>
-        <w:spacing w:after="0"/>
-        <w:rPr>
-          <w:rFonts w:asciiTheme="majorBidi" w:hAnsiTheme="majorBidi" w:cstheme="majorBidi"/>
-          <w:sz w:val="2"/>
-          <w:szCs w:val="2"/>
-        </w:rPr>
-      </w:pPr>
-    </w:p>
-    <w:p>
-      <w:pPr>
-        <w:spacing w:after="120"/>
-        <w:rPr>
-          <w:rFonts w:asciiTheme="majorBidi" w:hAnsiTheme="majorBidi" w:cstheme="majorBidi"/>
-          <w:sz w:val="2"/>
-          <w:szCs w:val="2"/>
-        </w:rPr>
-      </w:pPr>
-    </w:p>
-    <w:p>
-      <w:pPr>
-        <w:pStyle w:val="ListParagraph"/>
-        <w:numPr>
-          <w:ilvl w:val="0"/>
-          <w:numId w:val="60"/>
-        </w:numPr>
-        <w:spacing w:after="60"/>
-        <w:ind w:left="360"/>
-        <w:jc w:val="both"/>
-        <w:rPr>
-          <w:rFonts w:asciiTheme="majorBidi" w:hAnsiTheme="majorBidi" w:cstheme="majorBidi"/>
-          <w:b/>
-          <w:bCs/>
-          <w:sz w:val="36"/>
-          <w:szCs w:val="36"/>
-        </w:rPr>
-      </w:pPr>
-      <w:proofErr w:type="spellStart"/>
-      <w:r>
-        <w:rPr>
-          <w:rFonts w:asciiTheme="majorBidi" w:hAnsiTheme="majorBidi" w:cstheme="majorBidi"/>
-          <w:b/>
-          <w:bCs/>
-          <w:sz w:val="36"/>
-          <w:szCs w:val="36"/>
-        </w:rPr>
-        <w:t>OnDelete</w:t>
-      </w:r>
-      <w:proofErr w:type="spellEnd"/>
-    </w:p>
-    <w:p>
-      <w:pPr>
-        <w:spacing w:after="60"/>
-        <w:ind w:left="360"/>
-        <w:jc w:val="both"/>
-        <w:rPr>
-          <w:rFonts w:asciiTheme="majorBidi" w:hAnsiTheme="majorBidi" w:cstheme="majorBidi"/>
-          <w:sz w:val="28"/>
-          <w:szCs w:val="28"/>
-        </w:rPr>
-      </w:pPr>
-      <w:r>
-        <w:rPr>
-          <w:rFonts w:asciiTheme="majorBidi" w:hAnsiTheme="majorBidi" w:cstheme="majorBidi"/>
-          <w:sz w:val="28"/>
-          <w:szCs w:val="28"/>
-        </w:rPr>
-        <w:t>With this strategy, Kubernetes does not automatically update Pods.</w:t>
-      </w:r>
-      <w:r>
-        <w:rPr>
-          <w:rFonts w:asciiTheme="majorBidi" w:hAnsiTheme="majorBidi" w:cstheme="majorBidi"/>
-          <w:sz w:val="28"/>
-          <w:szCs w:val="28"/>
-        </w:rPr>
-        <w:t xml:space="preserve"> </w:t>
-      </w:r>
-      <w:r>
-        <w:rPr>
-          <w:rFonts w:asciiTheme="majorBidi" w:hAnsiTheme="majorBidi" w:cstheme="majorBidi"/>
-          <w:sz w:val="28"/>
-          <w:szCs w:val="28"/>
-        </w:rPr>
-        <w:t xml:space="preserve">Even if you change the </w:t>
-      </w:r>
-      <w:proofErr w:type="spellStart"/>
-      <w:r>
-        <w:rPr>
-          <w:rFonts w:asciiTheme="majorBidi" w:hAnsiTheme="majorBidi" w:cstheme="majorBidi"/>
-          <w:sz w:val="28"/>
-          <w:szCs w:val="28"/>
-        </w:rPr>
-        <w:t>StatefulSet</w:t>
-      </w:r>
-      <w:proofErr w:type="spellEnd"/>
-      <w:r>
-        <w:rPr>
-          <w:rFonts w:asciiTheme="majorBidi" w:hAnsiTheme="majorBidi" w:cstheme="majorBidi"/>
-          <w:sz w:val="28"/>
-          <w:szCs w:val="28"/>
-        </w:rPr>
-        <w:t xml:space="preserve"> </w:t>
-      </w:r>
-      <w:r>
-        <w:rPr>
-          <w:rFonts w:asciiTheme="majorBidi" w:hAnsiTheme="majorBidi" w:cstheme="majorBidi"/>
-          <w:b/>
-          <w:bCs/>
-          <w:i/>
-          <w:iCs/>
-          <w:sz w:val="28"/>
-          <w:szCs w:val="28"/>
-        </w:rPr>
-        <w:t>spec</w:t>
-      </w:r>
-      <w:r>
-        <w:rPr>
-          <w:rFonts w:asciiTheme="majorBidi" w:hAnsiTheme="majorBidi" w:cstheme="majorBidi"/>
-          <w:sz w:val="28"/>
-          <w:szCs w:val="28"/>
-        </w:rPr>
-        <w:t xml:space="preserve"> (like updating the container image), the existing Pods keep running the old version.</w:t>
-      </w:r>
-      <w:r>
-        <w:rPr>
-          <w:rFonts w:asciiTheme="majorBidi" w:hAnsiTheme="majorBidi" w:cstheme="majorBidi"/>
-          <w:sz w:val="28"/>
-          <w:szCs w:val="28"/>
-        </w:rPr>
-        <w:t xml:space="preserve"> </w:t>
-      </w:r>
-      <w:r>
-        <w:rPr>
-          <w:rFonts w:asciiTheme="majorBidi" w:hAnsiTheme="majorBidi" w:cstheme="majorBidi"/>
-          <w:b/>
-          <w:bCs/>
-          <w:sz w:val="28"/>
-          <w:szCs w:val="28"/>
-        </w:rPr>
-        <w:t>Pods are updated only when you manually delete them.</w:t>
-      </w:r>
-    </w:p>
-    <w:p>
-      <w:pPr>
-        <w:ind w:left="360"/>
-        <w:jc w:val="both"/>
-        <w:rPr>
-          <w:rFonts w:asciiTheme="majorBidi" w:hAnsiTheme="majorBidi" w:cstheme="majorBidi"/>
-          <w:sz w:val="28"/>
-          <w:szCs w:val="28"/>
-          <w:u w:val="single"/>
-        </w:rPr>
-      </w:pPr>
-      <w:r>
-        <w:rPr>
-          <w:rFonts w:asciiTheme="majorBidi" w:hAnsiTheme="majorBidi" w:cstheme="majorBidi"/>
-          <w:noProof/>
-          <w:sz w:val="28"/>
-          <w:szCs w:val="28"/>
-          <w:u w:val="single"/>
-        </w:rPr>
-        <mc:AlternateContent>
-          <mc:Choice Requires="wps">
-            <w:drawing>
-              <wp:anchor distT="0" distB="0" distL="114300" distR="114300" simplePos="0" relativeHeight="251681792" behindDoc="0" locked="0" layoutInCell="1" allowOverlap="1" wp14:anchorId="18189DB4" wp14:editId="1CFCBFB5">
-                <wp:simplePos x="0" y="0"/>
-                <wp:positionH relativeFrom="column">
-                  <wp:posOffset>213360</wp:posOffset>
-                </wp:positionH>
-                <wp:positionV relativeFrom="paragraph">
-                  <wp:posOffset>294640</wp:posOffset>
-                </wp:positionV>
-                <wp:extent cx="2049780" cy="571500"/>
-                <wp:effectExtent l="0" t="0" r="26670" b="19050"/>
-                <wp:wrapNone/>
-                <wp:docPr id="813435788" name="Rectangle 17"/>
-                <wp:cNvGraphicFramePr/>
-                <a:graphic xmlns:a="http://schemas.openxmlformats.org/drawingml/2006/main">
-                  <a:graphicData uri="http://schemas.microsoft.com/office/word/2010/wordprocessingShape">
-                    <wps:wsp>
-                      <wps:cNvSpPr/>
-                      <wps:spPr>
-                        <a:xfrm>
-                          <a:off x="0" y="0"/>
-                          <a:ext cx="2049780" cy="571500"/>
-                        </a:xfrm>
-                        <a:prstGeom prst="rect">
-                          <a:avLst/>
-                        </a:prstGeom>
-                      </wps:spPr>
-                      <wps:style>
-                        <a:lnRef idx="2">
-                          <a:schemeClr val="dk1">
-                            <a:shade val="15000"/>
-                          </a:schemeClr>
-                        </a:lnRef>
-                        <a:fillRef idx="1">
-                          <a:schemeClr val="dk1"/>
-                        </a:fillRef>
-                        <a:effectRef idx="0">
-                          <a:schemeClr val="dk1"/>
-                        </a:effectRef>
-                        <a:fontRef idx="minor">
-                          <a:schemeClr val="lt1"/>
-                        </a:fontRef>
-                      </wps:style>
-                      <wps:txbx>
-                        <w:txbxContent>
-                          <w:p>
-                            <w:pPr>
-                              <w:spacing w:after="0"/>
-                              <w:rPr>
-                                <w:rFonts w:asciiTheme="majorBidi" w:hAnsiTheme="majorBidi" w:cstheme="majorBidi"/>
-                                <w:b/>
-                                <w:bCs/>
-                                <w:i/>
-                                <w:iCs/>
-                                <w:sz w:val="28"/>
-                                <w:szCs w:val="28"/>
-                              </w:rPr>
-                            </w:pPr>
-                            <w:proofErr w:type="spellStart"/>
-                            <w:r>
-                              <w:rPr>
-                                <w:rFonts w:asciiTheme="majorBidi" w:hAnsiTheme="majorBidi" w:cstheme="majorBidi"/>
-                                <w:b/>
-                                <w:bCs/>
-                                <w:i/>
-                                <w:iCs/>
-                                <w:sz w:val="28"/>
-                                <w:szCs w:val="28"/>
-                              </w:rPr>
-                              <w:t>updateStrategy</w:t>
-                            </w:r>
-                            <w:proofErr w:type="spellEnd"/>
-                            <w:r>
-                              <w:rPr>
-                                <w:rFonts w:asciiTheme="majorBidi" w:hAnsiTheme="majorBidi" w:cstheme="majorBidi"/>
-                                <w:b/>
-                                <w:bCs/>
-                                <w:i/>
-                                <w:iCs/>
-                                <w:sz w:val="28"/>
-                                <w:szCs w:val="28"/>
-                              </w:rPr>
-                              <w:t>:</w:t>
-                            </w:r>
-                          </w:p>
-                          <w:p>
-                            <w:pPr>
-                              <w:spacing w:after="0"/>
-                              <w:rPr>
-                                <w:rFonts w:asciiTheme="majorBidi" w:hAnsiTheme="majorBidi" w:cstheme="majorBidi"/>
-                                <w:b/>
-                                <w:bCs/>
-                                <w:i/>
-                                <w:iCs/>
-                                <w:sz w:val="28"/>
-                                <w:szCs w:val="28"/>
-                              </w:rPr>
-                            </w:pPr>
-                            <w:r>
-                              <w:rPr>
-                                <w:rFonts w:asciiTheme="majorBidi" w:hAnsiTheme="majorBidi" w:cstheme="majorBidi"/>
-                                <w:b/>
-                                <w:bCs/>
-                                <w:i/>
-                                <w:iCs/>
-                                <w:sz w:val="28"/>
-                                <w:szCs w:val="28"/>
-                              </w:rPr>
-                              <w:t xml:space="preserve">     type: </w:t>
-                            </w:r>
-                            <w:proofErr w:type="spellStart"/>
-                            <w:r>
-                              <w:rPr>
-                                <w:rFonts w:asciiTheme="majorBidi" w:hAnsiTheme="majorBidi" w:cstheme="majorBidi"/>
-                                <w:b/>
-                                <w:bCs/>
-                                <w:i/>
-                                <w:iCs/>
-                                <w:sz w:val="28"/>
-                                <w:szCs w:val="28"/>
-                              </w:rPr>
-                              <w:t>OnDelete</w:t>
-                            </w:r>
-                            <w:proofErr w:type="spellEnd"/>
-                          </w:p>
-                          <w:p>
-                            <w:pPr>
-                              <w:spacing w:after="0"/>
-                              <w:jc w:val="center"/>
-                              <w:rPr>
-                                <w:b/>
-                                <w:bCs/>
-                                <w:i/>
-                                <w:iCs/>
-                              </w:rPr>
-                            </w:pPr>
-                          </w:p>
-                        </w:txbxContent>
-                      </wps:txbx>
-                      <wps:bodyPr rot="0" spcFirstLastPara="0" vertOverflow="overflow" horzOverflow="overflow" vert="horz" wrap="square" lIns="91440" tIns="45720" rIns="91440" bIns="45720" numCol="1" spcCol="0" rtlCol="0" fromWordArt="0" anchor="ctr" anchorCtr="0" forceAA="0" compatLnSpc="1">
-                        <a:prstTxWarp prst="textNoShape">
-                          <a:avLst/>
-                        </a:prstTxWarp>
-                        <a:noAutofit/>
-                      </wps:bodyPr>
-                    </wps:wsp>
-                  </a:graphicData>
-                </a:graphic>
-                <wp14:sizeRelH relativeFrom="margin">
-                  <wp14:pctWidth>0</wp14:pctWidth>
-                </wp14:sizeRelH>
-                <wp14:sizeRelV relativeFrom="margin">
-                  <wp14:pctHeight>0</wp14:pctHeight>
-                </wp14:sizeRelV>
-              </wp:anchor>
-            </w:drawing>
-          </mc:Choice>
-          <mc:Fallback xmlns:w16cei="http://schemas.microsoft.com/office/word/2026/wordml/cei">
-            <w:pict>
-              <v:rect w14:anchorId="18189DB4" id="_x0000_s1040" style="position:absolute;left:0;text-align:left;margin-left:16.8pt;margin-top:23.2pt;width:161.4pt;height:45pt;z-index:251681792;visibility:visible;mso-wrap-style:square;mso-width-percent:0;mso-height-percent:0;mso-wrap-distance-left:9pt;mso-wrap-distance-top:0;mso-wrap-distance-right:9pt;mso-wrap-distance-bottom:0;mso-position-horizontal:absolute;mso-position-horizontal-relative:text;mso-position-vertical:absolute;mso-position-vertical-relative:text;mso-width-percent:0;mso-height-percent:0;mso-width-relative:margin;mso-height-relative:margin;v-text-anchor:middle" o:gfxdata="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" fillcolor="black [3200]" strokecolor="black [480]" strokeweight="1pt">
-                <v:textbox>
-                  <w:txbxContent>
-                    <w:p>
-                      <w:pPr>
-                        <w:spacing w:after="0"/>
-                        <w:rPr>
-                          <w:rFonts w:asciiTheme="majorBidi" w:hAnsiTheme="majorBidi" w:cstheme="majorBidi"/>
-                          <w:b/>
-                          <w:bCs/>
-                          <w:i/>
-                          <w:iCs/>
-                          <w:sz w:val="28"/>
-                          <w:szCs w:val="28"/>
-                        </w:rPr>
-                      </w:pPr>
-                      <w:r>
-                        <w:rPr>
-                          <w:rFonts w:asciiTheme="majorBidi" w:hAnsiTheme="majorBidi" w:cstheme="majorBidi"/>
-                          <w:b/>
-                          <w:bCs/>
-                          <w:i/>
-                          <w:iCs/>
-                          <w:sz w:val="28"/>
-                          <w:szCs w:val="28"/>
-                        </w:rPr>
-                        <w:t>updateStrategy:</w:t>
-                      </w:r>
-                    </w:p>
-                    <w:p>
-                      <w:pPr>
-                        <w:spacing w:after="0"/>
-                        <w:rPr>
-                          <w:rFonts w:asciiTheme="majorBidi" w:hAnsiTheme="majorBidi" w:cstheme="majorBidi"/>
-                          <w:b/>
-                          <w:bCs/>
-                          <w:i/>
-                          <w:iCs/>
-                          <w:sz w:val="28"/>
-                          <w:szCs w:val="28"/>
-                        </w:rPr>
-                      </w:pPr>
-                      <w:r>
-                        <w:rPr>
-                          <w:rFonts w:asciiTheme="majorBidi" w:hAnsiTheme="majorBidi" w:cstheme="majorBidi"/>
-                          <w:b/>
-                          <w:bCs/>
-                          <w:i/>
-                          <w:iCs/>
-                          <w:sz w:val="28"/>
-                          <w:szCs w:val="28"/>
-                        </w:rPr>
-                        <w:t xml:space="preserve">     type: OnDelete</w:t>
-                      </w:r>
-                    </w:p>
-                    <w:p>
-                      <w:pPr>
-                        <w:spacing w:after="0"/>
-                        <w:jc w:val="center"/>
-                        <w:rPr>
-                          <w:b/>
-                          <w:bCs/>
-                          <w:i/>
-                          <w:iCs/>
-                        </w:rPr>
-                      </w:pPr>
-                    </w:p>
-                  </w:txbxContent>
-                </v:textbox>
-              </v:rect>
-            </w:pict>
-          </mc:Fallback>
-        </mc:AlternateContent>
-      </w:r>
-      <w:r>
-        <w:rPr>
-          <w:rFonts w:asciiTheme="majorBidi" w:hAnsiTheme="majorBidi" w:cstheme="majorBidi"/>
-          <w:sz w:val="28"/>
-          <w:szCs w:val="28"/>
-          <w:u w:val="single"/>
-        </w:rPr>
-        <w:t>Example:</w:t>
-      </w:r>
-    </w:p>
-    <w:p>
-      <w:pPr>
-        <w:ind w:left="360"/>
-        <w:jc w:val="both"/>
-        <w:rPr>
-          <w:rFonts w:asciiTheme="majorBidi" w:hAnsiTheme="majorBidi" w:cstheme="majorBidi"/>
-          <w:sz w:val="28"/>
-          <w:szCs w:val="28"/>
-        </w:rPr>
-      </w:pPr>
-    </w:p>
-    <w:p>
-      <w:pPr>
-        <w:ind w:left="360"/>
-        <w:jc w:val="both"/>
-        <w:rPr>
-          <w:rFonts w:asciiTheme="majorBidi" w:hAnsiTheme="majorBidi" w:cstheme="majorBidi"/>
-          <w:sz w:val="16"/>
-          <w:szCs w:val="16"/>
-        </w:rPr>
-      </w:pPr>
-    </w:p>
-    <w:p>
-      <w:pPr>
-        <w:spacing w:after="60"/>
-        <w:ind w:left="360"/>
-        <w:jc w:val="both"/>
-        <w:rPr>
-          <w:rFonts w:asciiTheme="majorBidi" w:hAnsiTheme="majorBidi" w:cstheme="majorBidi"/>
-          <w:b/>
-          <w:bCs/>
-          <w:sz w:val="28"/>
-          <w:szCs w:val="28"/>
-        </w:rPr>
-      </w:pPr>
-      <w:r>
-        <w:rPr>
-          <w:rFonts w:asciiTheme="majorBidi" w:hAnsiTheme="majorBidi" w:cstheme="majorBidi"/>
-          <w:b/>
-          <w:bCs/>
-          <w:sz w:val="28"/>
-          <w:szCs w:val="28"/>
-        </w:rPr>
-        <w:t>Update process:</w:t>
-      </w:r>
-    </w:p>
-    <w:p>
-      <w:pPr>
-        <w:pStyle w:val="ListParagraph"/>
-        <w:numPr>
-          <w:ilvl w:val="0"/>
-          <w:numId w:val="61"/>
-        </w:numPr>
-        <w:ind w:left="720"/>
-        <w:jc w:val="both"/>
-        <w:rPr>
-          <w:rFonts w:asciiTheme="majorBidi" w:hAnsiTheme="majorBidi" w:cstheme="majorBidi"/>
-          <w:sz w:val="28"/>
-          <w:szCs w:val="28"/>
-        </w:rPr>
-      </w:pPr>
-      <w:r>
-        <w:rPr>
-          <w:rFonts w:asciiTheme="majorBidi" w:hAnsiTheme="majorBidi" w:cstheme="majorBidi"/>
-          <w:sz w:val="28"/>
-          <w:szCs w:val="28"/>
-        </w:rPr>
-        <w:t xml:space="preserve">Update </w:t>
-      </w:r>
-      <w:proofErr w:type="spellStart"/>
-      <w:r>
-        <w:rPr>
-          <w:rFonts w:asciiTheme="majorBidi" w:hAnsiTheme="majorBidi" w:cstheme="majorBidi"/>
-          <w:sz w:val="28"/>
-          <w:szCs w:val="28"/>
-        </w:rPr>
-        <w:t>StatefulSet</w:t>
-      </w:r>
-      <w:proofErr w:type="spellEnd"/>
-      <w:r>
-        <w:rPr>
-          <w:rFonts w:asciiTheme="majorBidi" w:hAnsiTheme="majorBidi" w:cstheme="majorBidi"/>
-          <w:sz w:val="28"/>
-          <w:szCs w:val="28"/>
-        </w:rPr>
-        <w:t xml:space="preserve"> spec (e.g., new image)</w:t>
-      </w:r>
-    </w:p>
-    <w:p>
-      <w:pPr>
-        <w:pStyle w:val="ListParagraph"/>
-        <w:numPr>
-          <w:ilvl w:val="0"/>
-          <w:numId w:val="61"/>
-        </w:numPr>
-        <w:ind w:left="720"/>
-        <w:jc w:val="both"/>
-        <w:rPr>
-          <w:rFonts w:asciiTheme="majorBidi" w:hAnsiTheme="majorBidi" w:cstheme="majorBidi"/>
-          <w:sz w:val="28"/>
-          <w:szCs w:val="28"/>
-        </w:rPr>
-      </w:pPr>
-      <w:r>
-        <w:rPr>
-          <w:rFonts w:asciiTheme="majorBidi" w:hAnsiTheme="majorBidi" w:cstheme="majorBidi"/>
-          <w:sz w:val="28"/>
-          <w:szCs w:val="28"/>
-        </w:rPr>
-        <w:t>Pods still run the old version</w:t>
-      </w:r>
-    </w:p>
-    <w:p>
-      <w:pPr>
-        <w:pStyle w:val="ListParagraph"/>
-        <w:numPr>
-          <w:ilvl w:val="0"/>
-          <w:numId w:val="61"/>
-        </w:numPr>
-        <w:spacing w:after="0"/>
-        <w:ind w:left="720"/>
-        <w:jc w:val="both"/>
-        <w:rPr>
-          <w:rFonts w:asciiTheme="majorBidi" w:hAnsiTheme="majorBidi" w:cstheme="majorBidi"/>
-          <w:sz w:val="28"/>
-          <w:szCs w:val="28"/>
-        </w:rPr>
-      </w:pPr>
-      <w:r>
-        <w:rPr>
-          <w:rFonts w:asciiTheme="majorBidi" w:hAnsiTheme="majorBidi" w:cstheme="majorBidi"/>
-          <w:sz w:val="28"/>
-          <w:szCs w:val="28"/>
-        </w:rPr>
-        <w:t>You manually delete a Pod:</w:t>
-      </w:r>
-    </w:p>
-    <w:p>
-      <w:pPr>
-        <w:spacing w:after="60"/>
-        <w:ind w:left="720"/>
-        <w:jc w:val="both"/>
-        <w:rPr>
-          <w:rFonts w:asciiTheme="majorBidi" w:hAnsiTheme="majorBidi" w:cstheme="majorBidi"/>
-          <w:b/>
-          <w:bCs/>
-          <w:i/>
-          <w:iCs/>
-          <w:sz w:val="28"/>
-          <w:szCs w:val="28"/>
-        </w:rPr>
-      </w:pPr>
-      <w:proofErr w:type="spellStart"/>
-      <w:r>
-        <w:rPr>
-          <w:rFonts w:asciiTheme="majorBidi" w:hAnsiTheme="majorBidi" w:cstheme="majorBidi"/>
-          <w:b/>
-          <w:bCs/>
-          <w:i/>
-          <w:iCs/>
-          <w:sz w:val="28"/>
-          <w:szCs w:val="28"/>
-        </w:rPr>
-        <w:t>kubectl</w:t>
-      </w:r>
-      <w:proofErr w:type="spellEnd"/>
-      <w:r>
-        <w:rPr>
-          <w:rFonts w:asciiTheme="majorBidi" w:hAnsiTheme="majorBidi" w:cstheme="majorBidi"/>
-          <w:b/>
-          <w:bCs/>
-          <w:i/>
-          <w:iCs/>
-          <w:sz w:val="28"/>
-          <w:szCs w:val="28"/>
-        </w:rPr>
-        <w:t xml:space="preserve"> delete pod mysql-2</w:t>
-      </w:r>
-    </w:p>
-    <w:p>
-      <w:pPr>
-        <w:pStyle w:val="ListParagraph"/>
-        <w:numPr>
-          <w:ilvl w:val="0"/>
-          <w:numId w:val="61"/>
-        </w:numPr>
-        <w:spacing w:after="60"/>
-        <w:ind w:left="720"/>
-        <w:jc w:val="both"/>
-        <w:rPr>
-          <w:rFonts w:asciiTheme="majorBidi" w:hAnsiTheme="majorBidi" w:cstheme="majorBidi"/>
-          <w:sz w:val="28"/>
-          <w:szCs w:val="28"/>
-        </w:rPr>
-      </w:pPr>
-      <w:proofErr w:type="spellStart"/>
-      <w:r>
-        <w:rPr>
-          <w:rFonts w:asciiTheme="majorBidi" w:hAnsiTheme="majorBidi" w:cstheme="majorBidi"/>
-          <w:sz w:val="28"/>
-          <w:szCs w:val="28"/>
-        </w:rPr>
-        <w:t>StatefulSet</w:t>
-      </w:r>
-      <w:proofErr w:type="spellEnd"/>
-      <w:r>
-        <w:rPr>
-          <w:rFonts w:asciiTheme="majorBidi" w:hAnsiTheme="majorBidi" w:cstheme="majorBidi"/>
-          <w:sz w:val="28"/>
-          <w:szCs w:val="28"/>
-        </w:rPr>
-        <w:t xml:space="preserve"> recreates the Pod with the new configuration</w:t>
-      </w:r>
-    </w:p>
-    <w:p>
-      <w:pPr>
-        <w:spacing w:after="100"/>
-        <w:ind w:left="360"/>
-        <w:jc w:val="both"/>
-        <w:rPr>
-          <w:rFonts w:asciiTheme="majorBidi" w:hAnsiTheme="majorBidi" w:cstheme="majorBidi"/>
-          <w:sz w:val="28"/>
-          <w:szCs w:val="28"/>
-        </w:rPr>
-      </w:pPr>
-      <w:r>
-        <w:rPr>
-          <w:rFonts w:asciiTheme="majorBidi" w:hAnsiTheme="majorBidi" w:cstheme="majorBidi"/>
-          <w:sz w:val="28"/>
-          <w:szCs w:val="28"/>
-        </w:rPr>
-        <w:t>This gives operators full manual control over the update process.</w:t>
-      </w:r>
-    </w:p>
-    <w:p>
-      <w:pPr>
-        <w:pStyle w:val="ListParagraph"/>
-        <w:numPr>
-          <w:ilvl w:val="0"/>
-          <w:numId w:val="68"/>
-        </w:numPr>
-        <w:spacing w:after="60"/>
-        <w:ind w:left="360"/>
-        <w:jc w:val="both"/>
-        <w:rPr>
-          <w:rFonts w:asciiTheme="majorBidi" w:hAnsiTheme="majorBidi" w:cstheme="majorBidi"/>
-          <w:sz w:val="28"/>
-          <w:szCs w:val="28"/>
-        </w:rPr>
-      </w:pPr>
-      <w:r>
-        <w:rPr>
-          <w:rFonts w:asciiTheme="majorBidi" w:hAnsiTheme="majorBidi" w:cstheme="majorBidi"/>
-          <w:sz w:val="28"/>
-          <w:szCs w:val="28"/>
-        </w:rPr>
-        <w:t xml:space="preserve">Switching from </w:t>
-      </w:r>
-      <w:proofErr w:type="spellStart"/>
-      <w:r>
-        <w:rPr>
-          <w:rFonts w:asciiTheme="majorBidi" w:hAnsiTheme="majorBidi" w:cstheme="majorBidi"/>
-          <w:b/>
-          <w:bCs/>
-          <w:i/>
-          <w:iCs/>
-          <w:sz w:val="28"/>
-          <w:szCs w:val="28"/>
-        </w:rPr>
-        <w:t>RollingUpdate</w:t>
-      </w:r>
-      <w:proofErr w:type="spellEnd"/>
-      <w:r>
-        <w:rPr>
-          <w:rFonts w:asciiTheme="majorBidi" w:hAnsiTheme="majorBidi" w:cstheme="majorBidi"/>
-          <w:sz w:val="28"/>
-          <w:szCs w:val="28"/>
-        </w:rPr>
-        <w:t xml:space="preserve"> to </w:t>
-      </w:r>
-      <w:proofErr w:type="spellStart"/>
-      <w:r>
-        <w:rPr>
-          <w:rFonts w:asciiTheme="majorBidi" w:hAnsiTheme="majorBidi" w:cstheme="majorBidi"/>
-          <w:b/>
-          <w:bCs/>
-          <w:i/>
-          <w:iCs/>
-          <w:sz w:val="28"/>
-          <w:szCs w:val="28"/>
-        </w:rPr>
-        <w:t>OnDelete</w:t>
-      </w:r>
-      <w:proofErr w:type="spellEnd"/>
-      <w:r>
-        <w:rPr>
-          <w:rFonts w:asciiTheme="majorBidi" w:hAnsiTheme="majorBidi" w:cstheme="majorBidi"/>
-          <w:sz w:val="28"/>
-          <w:szCs w:val="28"/>
-        </w:rPr>
-        <w:t xml:space="preserve"> is not supported for an already running </w:t>
-      </w:r>
-      <w:proofErr w:type="spellStart"/>
-      <w:r>
-        <w:rPr>
-          <w:rFonts w:asciiTheme="majorBidi" w:hAnsiTheme="majorBidi" w:cstheme="majorBidi"/>
-          <w:sz w:val="28"/>
-          <w:szCs w:val="28"/>
-        </w:rPr>
-        <w:t>StatefulSet</w:t>
-      </w:r>
-      <w:proofErr w:type="spellEnd"/>
-      <w:r>
-        <w:rPr>
-          <w:rFonts w:asciiTheme="majorBidi" w:hAnsiTheme="majorBidi" w:cstheme="majorBidi"/>
-          <w:sz w:val="28"/>
-          <w:szCs w:val="28"/>
-        </w:rPr>
-        <w:t xml:space="preserve"> in normal operations, while switching from </w:t>
-      </w:r>
-      <w:proofErr w:type="spellStart"/>
-      <w:r>
-        <w:rPr>
-          <w:rFonts w:asciiTheme="majorBidi" w:hAnsiTheme="majorBidi" w:cstheme="majorBidi"/>
-          <w:b/>
-          <w:bCs/>
-          <w:i/>
-          <w:iCs/>
-          <w:sz w:val="28"/>
-          <w:szCs w:val="28"/>
-        </w:rPr>
-        <w:t>OnDelete</w:t>
-      </w:r>
-      <w:proofErr w:type="spellEnd"/>
-      <w:r>
-        <w:rPr>
-          <w:rFonts w:asciiTheme="majorBidi" w:hAnsiTheme="majorBidi" w:cstheme="majorBidi"/>
-          <w:sz w:val="28"/>
-          <w:szCs w:val="28"/>
-        </w:rPr>
-        <w:t xml:space="preserve"> to </w:t>
-      </w:r>
-      <w:proofErr w:type="spellStart"/>
-      <w:r>
-        <w:rPr>
-          <w:rFonts w:asciiTheme="majorBidi" w:hAnsiTheme="majorBidi" w:cstheme="majorBidi"/>
-          <w:b/>
-          <w:bCs/>
-          <w:i/>
-          <w:iCs/>
-          <w:sz w:val="28"/>
-          <w:szCs w:val="28"/>
-        </w:rPr>
-        <w:t>RollingUpdate</w:t>
-      </w:r>
-      <w:proofErr w:type="spellEnd"/>
-      <w:r>
-        <w:rPr>
-          <w:rFonts w:asciiTheme="majorBidi" w:hAnsiTheme="majorBidi" w:cstheme="majorBidi"/>
-          <w:sz w:val="28"/>
-          <w:szCs w:val="28"/>
-        </w:rPr>
-        <w:t xml:space="preserve"> works.</w:t>
-      </w:r>
-    </w:p>
-    <w:p>
-      <w:pPr>
-        <w:spacing w:after="60"/>
-        <w:ind w:left="360"/>
-        <w:jc w:val="both"/>
-        <w:rPr>
-          <w:rFonts w:asciiTheme="majorBidi" w:hAnsiTheme="majorBidi" w:cstheme="majorBidi"/>
-          <w:sz w:val="28"/>
-          <w:szCs w:val="28"/>
-        </w:rPr>
-      </w:pPr>
-      <w:r>
-        <w:rPr>
-          <w:rFonts w:asciiTheme="majorBidi" w:hAnsiTheme="majorBidi" w:cstheme="majorBidi"/>
-          <w:sz w:val="28"/>
-          <w:szCs w:val="28"/>
-        </w:rPr>
-        <w:t xml:space="preserve">When the </w:t>
-      </w:r>
-      <w:proofErr w:type="spellStart"/>
-      <w:r>
-        <w:rPr>
-          <w:rFonts w:asciiTheme="majorBidi" w:hAnsiTheme="majorBidi" w:cstheme="majorBidi"/>
-          <w:sz w:val="28"/>
-          <w:szCs w:val="28"/>
-        </w:rPr>
-        <w:t>StatefulSet</w:t>
-      </w:r>
-      <w:proofErr w:type="spellEnd"/>
-      <w:r>
-        <w:rPr>
-          <w:rFonts w:asciiTheme="majorBidi" w:hAnsiTheme="majorBidi" w:cstheme="majorBidi"/>
-          <w:sz w:val="28"/>
-          <w:szCs w:val="28"/>
-        </w:rPr>
-        <w:t xml:space="preserve"> is using </w:t>
-      </w:r>
-      <w:proofErr w:type="spellStart"/>
-      <w:r>
-        <w:rPr>
-          <w:rFonts w:asciiTheme="majorBidi" w:hAnsiTheme="majorBidi" w:cstheme="majorBidi"/>
-          <w:b/>
-          <w:bCs/>
-          <w:i/>
-          <w:iCs/>
-          <w:sz w:val="28"/>
-          <w:szCs w:val="28"/>
-        </w:rPr>
-        <w:t>OnDelete</w:t>
-      </w:r>
-      <w:proofErr w:type="spellEnd"/>
-      <w:r>
-        <w:rPr>
-          <w:rFonts w:asciiTheme="majorBidi" w:hAnsiTheme="majorBidi" w:cstheme="majorBidi"/>
-          <w:sz w:val="28"/>
-          <w:szCs w:val="28"/>
-        </w:rPr>
-        <w:t xml:space="preserve">, Kubernetes does not manage updates automatically. Pods are updated only when you manually delete them. If you change the strategy to </w:t>
-      </w:r>
-      <w:proofErr w:type="spellStart"/>
-      <w:r>
-        <w:rPr>
-          <w:rFonts w:asciiTheme="majorBidi" w:hAnsiTheme="majorBidi" w:cstheme="majorBidi"/>
-          <w:sz w:val="28"/>
-          <w:szCs w:val="28"/>
-        </w:rPr>
-        <w:t>RollingUpdate</w:t>
-      </w:r>
-      <w:proofErr w:type="spellEnd"/>
-      <w:r>
-        <w:rPr>
-          <w:rFonts w:asciiTheme="majorBidi" w:hAnsiTheme="majorBidi" w:cstheme="majorBidi"/>
-          <w:sz w:val="28"/>
-          <w:szCs w:val="28"/>
-        </w:rPr>
-        <w:t>, you are basically enabling automation. The controller can now safely take over and start performing ordered rolling updates on the Pods.</w:t>
-      </w:r>
-    </w:p>
-    <w:p>
-      <w:pPr>
-        <w:spacing w:after="60"/>
-        <w:ind w:left="360"/>
-        <w:jc w:val="both"/>
-        <w:rPr>
-          <w:rFonts w:asciiTheme="majorBidi" w:hAnsiTheme="majorBidi" w:cstheme="majorBidi"/>
-          <w:sz w:val="28"/>
-          <w:szCs w:val="28"/>
-        </w:rPr>
-      </w:pPr>
-      <w:r>
-        <w:rPr>
-          <w:rFonts w:asciiTheme="majorBidi" w:hAnsiTheme="majorBidi" w:cstheme="majorBidi"/>
-          <w:sz w:val="28"/>
-          <w:szCs w:val="28"/>
-        </w:rPr>
-        <w:t xml:space="preserve">When a </w:t>
-      </w:r>
-      <w:proofErr w:type="spellStart"/>
-      <w:r>
-        <w:rPr>
-          <w:rFonts w:asciiTheme="majorBidi" w:hAnsiTheme="majorBidi" w:cstheme="majorBidi"/>
-          <w:sz w:val="28"/>
-          <w:szCs w:val="28"/>
-        </w:rPr>
-        <w:t>StatefulSet</w:t>
-      </w:r>
-      <w:proofErr w:type="spellEnd"/>
-      <w:r>
-        <w:rPr>
-          <w:rFonts w:asciiTheme="majorBidi" w:hAnsiTheme="majorBidi" w:cstheme="majorBidi"/>
-          <w:sz w:val="28"/>
-          <w:szCs w:val="28"/>
-        </w:rPr>
-        <w:t xml:space="preserve"> is using </w:t>
-      </w:r>
-      <w:proofErr w:type="spellStart"/>
-      <w:r>
-        <w:rPr>
-          <w:rFonts w:asciiTheme="majorBidi" w:hAnsiTheme="majorBidi" w:cstheme="majorBidi"/>
-          <w:b/>
-          <w:bCs/>
-          <w:i/>
-          <w:iCs/>
-          <w:sz w:val="28"/>
-          <w:szCs w:val="28"/>
-        </w:rPr>
-        <w:t>RollingUpdate</w:t>
-      </w:r>
-      <w:proofErr w:type="spellEnd"/>
-      <w:r>
-        <w:rPr>
-          <w:rFonts w:asciiTheme="majorBidi" w:hAnsiTheme="majorBidi" w:cstheme="majorBidi"/>
-          <w:sz w:val="28"/>
-          <w:szCs w:val="28"/>
-        </w:rPr>
-        <w:t>, the controller actively manages the update process:</w:t>
-      </w:r>
-    </w:p>
-    <w:p>
-      <w:pPr>
-        <w:pStyle w:val="ListParagraph"/>
-        <w:numPr>
-          <w:ilvl w:val="0"/>
-          <w:numId w:val="69"/>
-        </w:numPr>
-        <w:spacing w:after="60"/>
-        <w:ind w:left="720"/>
-        <w:jc w:val="both"/>
-        <w:rPr>
-          <w:rFonts w:asciiTheme="majorBidi" w:hAnsiTheme="majorBidi" w:cstheme="majorBidi"/>
-          <w:sz w:val="28"/>
-          <w:szCs w:val="28"/>
-        </w:rPr>
-      </w:pPr>
-      <w:r>
-        <w:rPr>
-          <w:rFonts w:asciiTheme="majorBidi" w:hAnsiTheme="majorBidi" w:cstheme="majorBidi"/>
-          <w:sz w:val="28"/>
-          <w:szCs w:val="28"/>
-        </w:rPr>
-        <w:t>Updates Pods in reverse ordinal order</w:t>
-      </w:r>
-    </w:p>
-    <w:p>
-      <w:pPr>
-        <w:pStyle w:val="ListParagraph"/>
-        <w:numPr>
-          <w:ilvl w:val="0"/>
-          <w:numId w:val="69"/>
-        </w:numPr>
-        <w:spacing w:after="60"/>
-        <w:ind w:left="720"/>
-        <w:jc w:val="both"/>
-        <w:rPr>
-          <w:rFonts w:asciiTheme="majorBidi" w:hAnsiTheme="majorBidi" w:cstheme="majorBidi"/>
-          <w:sz w:val="28"/>
-          <w:szCs w:val="28"/>
-        </w:rPr>
-      </w:pPr>
-      <w:r>
-        <w:rPr>
-          <w:rFonts w:asciiTheme="majorBidi" w:hAnsiTheme="majorBidi" w:cstheme="majorBidi"/>
-          <w:sz w:val="28"/>
-          <w:szCs w:val="28"/>
-        </w:rPr>
-        <w:t>Waits for readiness</w:t>
-      </w:r>
-    </w:p>
-    <w:p>
-      <w:pPr>
-        <w:pStyle w:val="ListParagraph"/>
-        <w:numPr>
-          <w:ilvl w:val="0"/>
-          <w:numId w:val="69"/>
-        </w:numPr>
-        <w:spacing w:after="60"/>
-        <w:ind w:left="720"/>
-        <w:jc w:val="both"/>
-        <w:rPr>
-          <w:rFonts w:asciiTheme="majorBidi" w:hAnsiTheme="majorBidi" w:cstheme="majorBidi"/>
-          <w:sz w:val="28"/>
-          <w:szCs w:val="28"/>
-        </w:rPr>
-      </w:pPr>
-      <w:r>
-        <w:rPr>
-          <w:rFonts w:asciiTheme="majorBidi" w:hAnsiTheme="majorBidi" w:cstheme="majorBidi"/>
-          <w:sz w:val="28"/>
-          <w:szCs w:val="28"/>
-        </w:rPr>
-        <w:t>Maintains update state internally</w:t>
-      </w:r>
-    </w:p>
-    <w:p>
-      <w:pPr>
-        <w:spacing w:after="120"/>
-        <w:ind w:left="360"/>
-        <w:jc w:val="both"/>
-        <w:rPr>
-          <w:rFonts w:asciiTheme="majorBidi" w:hAnsiTheme="majorBidi" w:cstheme="majorBidi"/>
-          <w:sz w:val="28"/>
-          <w:szCs w:val="28"/>
-        </w:rPr>
-      </w:pPr>
-      <w:r>
-        <w:rPr>
-          <w:rFonts w:asciiTheme="majorBidi" w:hAnsiTheme="majorBidi" w:cstheme="majorBidi"/>
-          <w:sz w:val="28"/>
-          <w:szCs w:val="28"/>
-        </w:rPr>
-        <w:t xml:space="preserve">If you suddenly switch to </w:t>
-      </w:r>
-      <w:proofErr w:type="spellStart"/>
-      <w:r>
-        <w:rPr>
-          <w:rFonts w:asciiTheme="majorBidi" w:hAnsiTheme="majorBidi" w:cstheme="majorBidi"/>
-          <w:b/>
-          <w:bCs/>
-          <w:i/>
-          <w:iCs/>
-          <w:sz w:val="28"/>
-          <w:szCs w:val="28"/>
-        </w:rPr>
-        <w:t>OnDelete</w:t>
-      </w:r>
-      <w:proofErr w:type="spellEnd"/>
-      <w:r>
-        <w:rPr>
-          <w:rFonts w:asciiTheme="majorBidi" w:hAnsiTheme="majorBidi" w:cstheme="majorBidi"/>
-          <w:sz w:val="28"/>
-          <w:szCs w:val="28"/>
-        </w:rPr>
-        <w:t xml:space="preserve">, Kubernetes would have to interrupt an ongoing controller‑managed rollout, which could leave the </w:t>
-      </w:r>
-      <w:proofErr w:type="spellStart"/>
-      <w:r>
-        <w:rPr>
-          <w:rFonts w:asciiTheme="majorBidi" w:hAnsiTheme="majorBidi" w:cstheme="majorBidi"/>
-          <w:sz w:val="28"/>
-          <w:szCs w:val="28"/>
-        </w:rPr>
-        <w:t>StatefulSet</w:t>
-      </w:r>
-      <w:proofErr w:type="spellEnd"/>
-      <w:r>
-        <w:rPr>
-          <w:rFonts w:asciiTheme="majorBidi" w:hAnsiTheme="majorBidi" w:cstheme="majorBidi"/>
-          <w:sz w:val="28"/>
-          <w:szCs w:val="28"/>
-        </w:rPr>
-        <w:t xml:space="preserve"> in an inconsistent state (some Pods updated, some not, rollout partially tracked).</w:t>
-      </w:r>
-    </w:p>
-    <w:p>
-      <w:pPr>
-        <w:pStyle w:val="ListParagraph"/>
-        <w:numPr>
-          <w:ilvl w:val="0"/>
-          <w:numId w:val="68"/>
-        </w:numPr>
-        <w:spacing w:after="120"/>
-        <w:ind w:left="360"/>
-        <w:jc w:val="both"/>
-        <w:rPr>
-          <w:rFonts w:asciiTheme="majorBidi" w:hAnsiTheme="majorBidi" w:cstheme="majorBidi"/>
-          <w:sz w:val="28"/>
-          <w:szCs w:val="28"/>
-        </w:rPr>
-      </w:pPr>
-      <w:r>
-        <w:rPr>
-          <w:rFonts w:asciiTheme="majorBidi" w:hAnsiTheme="majorBidi" w:cstheme="majorBidi"/>
-          <w:sz w:val="28"/>
-          <w:szCs w:val="28"/>
-        </w:rPr>
-        <w:t xml:space="preserve">With the </w:t>
-      </w:r>
-      <w:proofErr w:type="spellStart"/>
-      <w:r>
-        <w:rPr>
-          <w:rFonts w:asciiTheme="majorBidi" w:hAnsiTheme="majorBidi" w:cstheme="majorBidi"/>
-          <w:b/>
-          <w:bCs/>
-          <w:i/>
-          <w:iCs/>
-          <w:sz w:val="28"/>
-          <w:szCs w:val="28"/>
-        </w:rPr>
-        <w:t>OnDelete</w:t>
-      </w:r>
-      <w:proofErr w:type="spellEnd"/>
-      <w:r>
-        <w:rPr>
-          <w:rFonts w:asciiTheme="majorBidi" w:hAnsiTheme="majorBidi" w:cstheme="majorBidi"/>
-          <w:sz w:val="28"/>
-          <w:szCs w:val="28"/>
-        </w:rPr>
-        <w:t xml:space="preserve"> update strategy, simply updating the </w:t>
-      </w:r>
-      <w:proofErr w:type="spellStart"/>
-      <w:r>
-        <w:rPr>
-          <w:rFonts w:asciiTheme="majorBidi" w:hAnsiTheme="majorBidi" w:cstheme="majorBidi"/>
-          <w:sz w:val="28"/>
-          <w:szCs w:val="28"/>
-        </w:rPr>
-        <w:t>StatefulSet's</w:t>
-      </w:r>
-      <w:proofErr w:type="spellEnd"/>
-      <w:r>
-        <w:rPr>
-          <w:rFonts w:asciiTheme="majorBidi" w:hAnsiTheme="majorBidi" w:cstheme="majorBidi"/>
-          <w:sz w:val="28"/>
-          <w:szCs w:val="28"/>
-        </w:rPr>
-        <w:t xml:space="preserve"> Pod template (for example, changing the container image) does not affect existing Pods. If a container inside </w:t>
-      </w:r>
-      <w:r>
-        <w:rPr>
-          <w:rFonts w:asciiTheme="majorBidi" w:hAnsiTheme="majorBidi" w:cstheme="majorBidi"/>
-          <w:sz w:val="28"/>
-          <w:szCs w:val="28"/>
-        </w:rPr>
-        <w:lastRenderedPageBreak/>
-        <w:t xml:space="preserve">a Pod crashes, the </w:t>
-      </w:r>
-      <w:proofErr w:type="spellStart"/>
-      <w:r>
-        <w:rPr>
-          <w:rFonts w:asciiTheme="majorBidi" w:hAnsiTheme="majorBidi" w:cstheme="majorBidi"/>
-          <w:sz w:val="28"/>
-          <w:szCs w:val="28"/>
-        </w:rPr>
-        <w:t>kubelet</w:t>
-      </w:r>
-      <w:proofErr w:type="spellEnd"/>
-      <w:r>
-        <w:rPr>
-          <w:rFonts w:asciiTheme="majorBidi" w:hAnsiTheme="majorBidi" w:cstheme="majorBidi"/>
-          <w:sz w:val="28"/>
-          <w:szCs w:val="28"/>
-        </w:rPr>
-        <w:t xml:space="preserve"> restarts the container according to the Pod's </w:t>
-      </w:r>
-      <w:proofErr w:type="spellStart"/>
-      <w:r>
-        <w:rPr>
-          <w:rFonts w:asciiTheme="majorBidi" w:hAnsiTheme="majorBidi" w:cstheme="majorBidi"/>
-          <w:b/>
-          <w:bCs/>
-          <w:i/>
-          <w:iCs/>
-          <w:sz w:val="28"/>
-          <w:szCs w:val="28"/>
-        </w:rPr>
-        <w:t>restartPolicy</w:t>
-      </w:r>
-      <w:proofErr w:type="spellEnd"/>
-      <w:r>
-        <w:rPr>
-          <w:rFonts w:asciiTheme="majorBidi" w:hAnsiTheme="majorBidi" w:cstheme="majorBidi"/>
-          <w:sz w:val="28"/>
-          <w:szCs w:val="28"/>
-        </w:rPr>
-        <w:t xml:space="preserve"> (typically </w:t>
-      </w:r>
-      <w:r>
-        <w:rPr>
-          <w:rFonts w:asciiTheme="majorBidi" w:hAnsiTheme="majorBidi" w:cstheme="majorBidi"/>
-          <w:b/>
-          <w:bCs/>
-          <w:i/>
-          <w:iCs/>
-          <w:sz w:val="28"/>
-          <w:szCs w:val="28"/>
-        </w:rPr>
-        <w:t>Always</w:t>
-      </w:r>
-      <w:r>
-        <w:rPr>
-          <w:rFonts w:asciiTheme="majorBidi" w:hAnsiTheme="majorBidi" w:cstheme="majorBidi"/>
-          <w:sz w:val="28"/>
-          <w:szCs w:val="28"/>
-        </w:rPr>
-        <w:t xml:space="preserve">). Since the Pod itself has </w:t>
-      </w:r>
-      <w:r>
-        <w:rPr>
-          <w:rFonts w:asciiTheme="majorBidi" w:hAnsiTheme="majorBidi" w:cstheme="majorBidi"/>
-          <w:b/>
-          <w:bCs/>
-          <w:sz w:val="28"/>
-          <w:szCs w:val="28"/>
-        </w:rPr>
-        <w:t>not</w:t>
-      </w:r>
-      <w:r>
-        <w:rPr>
-          <w:rFonts w:asciiTheme="majorBidi" w:hAnsiTheme="majorBidi" w:cstheme="majorBidi"/>
-          <w:sz w:val="28"/>
-          <w:szCs w:val="28"/>
-        </w:rPr>
-        <w:t xml:space="preserve"> been deleted, the </w:t>
-      </w:r>
-      <w:proofErr w:type="spellStart"/>
-      <w:r>
-        <w:rPr>
-          <w:rFonts w:asciiTheme="majorBidi" w:hAnsiTheme="majorBidi" w:cstheme="majorBidi"/>
-          <w:sz w:val="28"/>
-          <w:szCs w:val="28"/>
-        </w:rPr>
-        <w:t>StatefulSet</w:t>
-      </w:r>
-      <w:proofErr w:type="spellEnd"/>
-      <w:r>
-        <w:rPr>
-          <w:rFonts w:asciiTheme="majorBidi" w:hAnsiTheme="majorBidi" w:cstheme="majorBidi"/>
-          <w:sz w:val="28"/>
-          <w:szCs w:val="28"/>
-        </w:rPr>
-        <w:t xml:space="preserve"> controller is not involved, and no new Pod is created. As a result, the restarted container continues to use the existing Pod specification, including the old container image. Therefore, a container crash and restart </w:t>
-      </w:r>
-      <w:proofErr w:type="gramStart"/>
-      <w:r>
-        <w:rPr>
-          <w:rFonts w:asciiTheme="majorBidi" w:hAnsiTheme="majorBidi" w:cstheme="majorBidi"/>
-          <w:sz w:val="28"/>
-          <w:szCs w:val="28"/>
-        </w:rPr>
-        <w:t>does</w:t>
-      </w:r>
-      <w:proofErr w:type="gramEnd"/>
-      <w:r>
-        <w:rPr>
-          <w:rFonts w:asciiTheme="majorBidi" w:hAnsiTheme="majorBidi" w:cstheme="majorBidi"/>
-          <w:sz w:val="28"/>
-          <w:szCs w:val="28"/>
-        </w:rPr>
-        <w:t xml:space="preserve"> not apply the updated </w:t>
-      </w:r>
-      <w:proofErr w:type="spellStart"/>
-      <w:r>
-        <w:rPr>
-          <w:rFonts w:asciiTheme="majorBidi" w:hAnsiTheme="majorBidi" w:cstheme="majorBidi"/>
-          <w:sz w:val="28"/>
-          <w:szCs w:val="28"/>
-        </w:rPr>
-        <w:t>StatefulSet</w:t>
-      </w:r>
-      <w:proofErr w:type="spellEnd"/>
-      <w:r>
-        <w:rPr>
-          <w:rFonts w:asciiTheme="majorBidi" w:hAnsiTheme="majorBidi" w:cstheme="majorBidi"/>
-          <w:sz w:val="28"/>
-          <w:szCs w:val="28"/>
-        </w:rPr>
-        <w:t xml:space="preserve"> template; the Pod will only be updated after the Pod itself is deleted and recreated by the </w:t>
-      </w:r>
-      <w:proofErr w:type="spellStart"/>
-      <w:r>
-        <w:rPr>
-          <w:rFonts w:asciiTheme="majorBidi" w:hAnsiTheme="majorBidi" w:cstheme="majorBidi"/>
-          <w:sz w:val="28"/>
-          <w:szCs w:val="28"/>
-        </w:rPr>
-        <w:t>StatefulSet</w:t>
-      </w:r>
-      <w:proofErr w:type="spellEnd"/>
-      <w:r>
-        <w:rPr>
-          <w:rFonts w:asciiTheme="majorBidi" w:hAnsiTheme="majorBidi" w:cstheme="majorBidi"/>
-          <w:sz w:val="28"/>
-          <w:szCs w:val="28"/>
-        </w:rPr>
-        <w:t xml:space="preserve"> controller.</w:t>
-      </w:r>
-    </w:p>
-    <w:p>
-      <w:pPr>
-        <w:spacing w:after="120"/>
-        <w:jc w:val="both"/>
-        <w:rPr>
-          <w:rFonts w:asciiTheme="majorBidi" w:hAnsiTheme="majorBidi" w:cstheme="majorBidi"/>
-          <w:b/>
-          <w:bCs/>
-          <w:sz w:val="32"/>
-          <w:szCs w:val="32"/>
-        </w:rPr>
-      </w:pPr>
-      <w:r>
-        <w:rPr>
-          <w:rFonts w:asciiTheme="majorBidi" w:hAnsiTheme="majorBidi" w:cstheme="majorBidi"/>
-          <w:b/>
-          <w:bCs/>
-          <w:sz w:val="32"/>
-          <w:szCs w:val="32"/>
-        </w:rPr>
-        <w:t>Comparison</w:t>
-      </w:r>
-      <w:r>
-        <w:rPr>
-          <w:rFonts w:asciiTheme="majorBidi" w:hAnsiTheme="majorBidi" w:cstheme="majorBidi"/>
-          <w:b/>
-          <w:bCs/>
-          <w:sz w:val="32"/>
-          <w:szCs w:val="32"/>
-        </w:rPr>
-        <w:t>:</w:t>
-      </w:r>
-    </w:p>
-    <w:tbl>
-      <w:tblPr>
-        <w:tblStyle w:val="GridTable3"/>
-        <w:tblW w:w="0" w:type="auto"/>
-        <w:tblLook w:val="04A0" w:firstRow="1" w:lastRow="0" w:firstColumn="1" w:lastColumn="0" w:noHBand="0" w:noVBand="1"/>
-      </w:tblPr>
-      <w:tblGrid>
-        <w:gridCol w:w="3256"/>
-        <w:gridCol w:w="3736"/>
-        <w:gridCol w:w="3474"/>
-      </w:tblGrid>
-      <w:tr>
-        <w:trPr>
-          <w:cnfStyle w:val="100000000000" w:firstRow="1" w:lastRow="0" w:firstColumn="0" w:lastColumn="0" w:oddVBand="0" w:evenVBand="0" w:oddHBand="0" w:evenHBand="0" w:firstRowFirstColumn="0" w:firstRowLastColumn="0" w:lastRowFirstColumn="0" w:lastRowLastColumn="0"/>
-        </w:trPr>
-        <w:tc>
-          <w:tcPr>
-            <w:cnfStyle w:val="001000000100" w:firstRow="0" w:lastRow="0" w:firstColumn="1" w:lastColumn="0" w:oddVBand="0" w:evenVBand="0" w:oddHBand="0" w:evenHBand="0" w:firstRowFirstColumn="1" w:firstRowLastColumn="0" w:lastRowFirstColumn="0" w:lastRowLastColumn="0"/>
-            <w:tcW w:w="3330" w:type="dxa"/>
-            <w:tcBorders>
-              <w:top w:val="single" w:sz="12" w:space="0" w:color="000000"/>
-            </w:tcBorders>
-            <w:vAlign w:val="center"/>
-          </w:tcPr>
-          <w:p>
-            <w:pPr>
-              <w:spacing w:before="120" w:after="120"/>
-              <w:jc w:val="center"/>
-              <w:rPr>
-                <w:rFonts w:asciiTheme="majorBidi" w:hAnsiTheme="majorBidi" w:cstheme="majorBidi"/>
-                <w:i w:val="0"/>
-                <w:iCs w:val="0"/>
-                <w:sz w:val="28"/>
-                <w:szCs w:val="28"/>
-              </w:rPr>
-            </w:pPr>
-            <w:r>
-              <w:rPr>
-                <w:rFonts w:asciiTheme="majorBidi" w:hAnsiTheme="majorBidi" w:cstheme="majorBidi"/>
-                <w:i w:val="0"/>
-                <w:iCs w:val="0"/>
-                <w:sz w:val="28"/>
-                <w:szCs w:val="28"/>
-              </w:rPr>
-              <w:t>Strategy</w:t>
-            </w:r>
-          </w:p>
-        </w:tc>
-        <w:tc>
-          <w:tcPr>
-            <w:tcW w:w="3863" w:type="dxa"/>
-            <w:tcBorders>
-              <w:top w:val="single" w:sz="12" w:space="0" w:color="000000"/>
-            </w:tcBorders>
-            <w:vAlign w:val="center"/>
-          </w:tcPr>
-          <w:p>
-            <w:pPr>
-              <w:spacing w:before="120" w:after="120"/>
-              <w:jc w:val="center"/>
-              <w:cnfStyle w:val="100000000000" w:firstRow="1" w:lastRow="0" w:firstColumn="0" w:lastColumn="0" w:oddVBand="0" w:evenVBand="0" w:oddHBand="0" w:evenHBand="0" w:firstRowFirstColumn="0" w:firstRowLastColumn="0" w:lastRowFirstColumn="0" w:lastRowLastColumn="0"/>
-              <w:rPr>
-                <w:rFonts w:asciiTheme="majorBidi" w:hAnsiTheme="majorBidi" w:cstheme="majorBidi"/>
-                <w:sz w:val="28"/>
-                <w:szCs w:val="28"/>
-              </w:rPr>
-            </w:pPr>
-            <w:r>
-              <w:rPr>
-                <w:rFonts w:asciiTheme="majorBidi" w:hAnsiTheme="majorBidi" w:cstheme="majorBidi"/>
-                <w:sz w:val="28"/>
-                <w:szCs w:val="28"/>
-              </w:rPr>
-              <w:t>Behavior</w:t>
-            </w:r>
-          </w:p>
-        </w:tc>
-        <w:tc>
-          <w:tcPr>
-            <w:tcW w:w="3597" w:type="dxa"/>
-            <w:tcBorders>
-              <w:top w:val="single" w:sz="12" w:space="0" w:color="000000"/>
-            </w:tcBorders>
-            <w:vAlign w:val="center"/>
-          </w:tcPr>
-          <w:p>
-            <w:pPr>
-              <w:spacing w:before="120" w:after="120"/>
-              <w:jc w:val="center"/>
-              <w:cnfStyle w:val="100000000000" w:firstRow="1" w:lastRow="0" w:firstColumn="0" w:lastColumn="0" w:oddVBand="0" w:evenVBand="0" w:oddHBand="0" w:evenHBand="0" w:firstRowFirstColumn="0" w:firstRowLastColumn="0" w:lastRowFirstColumn="0" w:lastRowLastColumn="0"/>
-              <w:rPr>
-                <w:rFonts w:asciiTheme="majorBidi" w:hAnsiTheme="majorBidi" w:cstheme="majorBidi"/>
-                <w:sz w:val="28"/>
-                <w:szCs w:val="28"/>
-              </w:rPr>
-            </w:pPr>
-            <w:r>
-              <w:rPr>
-                <w:rFonts w:asciiTheme="majorBidi" w:hAnsiTheme="majorBidi" w:cstheme="majorBidi"/>
-                <w:sz w:val="28"/>
-                <w:szCs w:val="28"/>
-              </w:rPr>
-              <w:t>Use Case</w:t>
-            </w:r>
-          </w:p>
-        </w:tc>
-      </w:tr>
-      <w:tr>
-        <w:trPr>
-          <w:cnfStyle w:val="000000100000" w:firstRow="0" w:lastRow="0" w:firstColumn="0" w:lastColumn="0" w:oddVBand="0" w:evenVBand="0" w:oddHBand="1" w:evenHBand="0" w:firstRowFirstColumn="0" w:firstRowLastColumn="0" w:lastRowFirstColumn="0" w:lastRowLastColumn="0"/>
-        </w:trPr>
-        <w:tc>
-          <w:tcPr>
-            <w:cnfStyle w:val="001000000000" w:firstRow="0" w:lastRow="0" w:firstColumn="1" w:lastColumn="0" w:oddVBand="0" w:evenVBand="0" w:oddHBand="0" w:evenHBand="0" w:firstRowFirstColumn="0" w:firstRowLastColumn="0" w:lastRowFirstColumn="0" w:lastRowLastColumn="0"/>
-            <w:tcW w:w="3330" w:type="dxa"/>
-            <w:vAlign w:val="center"/>
-          </w:tcPr>
-          <w:p>
-            <w:pPr>
-              <w:spacing w:before="60" w:after="60"/>
-              <w:jc w:val="center"/>
-              <w:rPr>
-                <w:rFonts w:asciiTheme="majorBidi" w:hAnsiTheme="majorBidi" w:cstheme="majorBidi"/>
-                <w:b/>
-                <w:bCs/>
-                <w:sz w:val="28"/>
-                <w:szCs w:val="28"/>
-              </w:rPr>
-            </w:pPr>
-            <w:proofErr w:type="spellStart"/>
-            <w:r>
-              <w:rPr>
-                <w:rFonts w:asciiTheme="majorBidi" w:hAnsiTheme="majorBidi" w:cstheme="majorBidi"/>
-                <w:b/>
-                <w:bCs/>
-                <w:sz w:val="28"/>
-                <w:szCs w:val="28"/>
-              </w:rPr>
-              <w:t>RollingUpdate</w:t>
-            </w:r>
-            <w:proofErr w:type="spellEnd"/>
-          </w:p>
-        </w:tc>
-        <w:tc>
-          <w:tcPr>
-            <w:tcW w:w="3863" w:type="dxa"/>
-            <w:vAlign w:val="center"/>
-          </w:tcPr>
-          <w:p>
-            <w:pPr>
-              <w:spacing w:before="60" w:after="60"/>
-              <w:jc w:val="center"/>
-              <w:cnfStyle w:val="000000100000" w:firstRow="0" w:lastRow="0" w:firstColumn="0" w:lastColumn="0" w:oddVBand="0" w:evenVBand="0" w:oddHBand="1" w:evenHBand="0" w:firstRowFirstColumn="0" w:firstRowLastColumn="0" w:lastRowFirstColumn="0" w:lastRowLastColumn="0"/>
-              <w:rPr>
-                <w:rFonts w:asciiTheme="majorBidi" w:hAnsiTheme="majorBidi" w:cstheme="majorBidi"/>
-                <w:sz w:val="28"/>
-                <w:szCs w:val="28"/>
-              </w:rPr>
-            </w:pPr>
-            <w:r>
-              <w:rPr>
-                <w:rFonts w:asciiTheme="majorBidi" w:hAnsiTheme="majorBidi" w:cstheme="majorBidi"/>
-                <w:sz w:val="28"/>
-                <w:szCs w:val="28"/>
-              </w:rPr>
-              <w:t>Automatic sequential update</w:t>
-            </w:r>
-          </w:p>
-        </w:tc>
-        <w:tc>
-          <w:tcPr>
-            <w:tcW w:w="3597" w:type="dxa"/>
-            <w:vAlign w:val="center"/>
-          </w:tcPr>
-          <w:p>
-            <w:pPr>
-              <w:spacing w:before="60" w:after="60"/>
-              <w:jc w:val="center"/>
-              <w:cnfStyle w:val="000000100000" w:firstRow="0" w:lastRow="0" w:firstColumn="0" w:lastColumn="0" w:oddVBand="0" w:evenVBand="0" w:oddHBand="1" w:evenHBand="0" w:firstRowFirstColumn="0" w:firstRowLastColumn="0" w:lastRowFirstColumn="0" w:lastRowLastColumn="0"/>
-              <w:rPr>
-                <w:rFonts w:asciiTheme="majorBidi" w:hAnsiTheme="majorBidi" w:cstheme="majorBidi"/>
-                <w:sz w:val="28"/>
-                <w:szCs w:val="28"/>
-              </w:rPr>
-            </w:pPr>
-            <w:r>
-              <w:rPr>
-                <w:rFonts w:asciiTheme="majorBidi" w:hAnsiTheme="majorBidi" w:cstheme="majorBidi"/>
-                <w:sz w:val="28"/>
-                <w:szCs w:val="28"/>
-              </w:rPr>
-              <w:t>Most common</w:t>
-            </w:r>
-          </w:p>
-        </w:tc>
-      </w:tr>
-      <w:tr>
-        <w:tc>
-          <w:tcPr>
-            <w:cnfStyle w:val="001000000000" w:firstRow="0" w:lastRow="0" w:firstColumn="1" w:lastColumn="0" w:oddVBand="0" w:evenVBand="0" w:oddHBand="0" w:evenHBand="0" w:firstRowFirstColumn="0" w:firstRowLastColumn="0" w:lastRowFirstColumn="0" w:lastRowLastColumn="0"/>
-            <w:tcW w:w="3330" w:type="dxa"/>
-            <w:vAlign w:val="center"/>
-          </w:tcPr>
-          <w:p>
-            <w:pPr>
-              <w:spacing w:before="60" w:after="60"/>
-              <w:jc w:val="center"/>
-              <w:rPr>
-                <w:rFonts w:asciiTheme="majorBidi" w:hAnsiTheme="majorBidi" w:cstheme="majorBidi"/>
-                <w:b/>
-                <w:bCs/>
-                <w:sz w:val="28"/>
-                <w:szCs w:val="28"/>
-              </w:rPr>
-            </w:pPr>
-            <w:proofErr w:type="spellStart"/>
-            <w:r>
-              <w:rPr>
-                <w:rFonts w:asciiTheme="majorBidi" w:hAnsiTheme="majorBidi" w:cstheme="majorBidi"/>
-                <w:b/>
-                <w:bCs/>
-                <w:sz w:val="28"/>
-                <w:szCs w:val="28"/>
-              </w:rPr>
-              <w:t>RollingUpdate</w:t>
-            </w:r>
-            <w:proofErr w:type="spellEnd"/>
-            <w:r>
-              <w:rPr>
-                <w:rFonts w:asciiTheme="majorBidi" w:hAnsiTheme="majorBidi" w:cstheme="majorBidi"/>
-                <w:b/>
-                <w:bCs/>
-                <w:sz w:val="28"/>
-                <w:szCs w:val="28"/>
-              </w:rPr>
-              <w:t xml:space="preserve"> + Partition</w:t>
-            </w:r>
-          </w:p>
-        </w:tc>
-        <w:tc>
-          <w:tcPr>
-            <w:tcW w:w="3863" w:type="dxa"/>
-            <w:vAlign w:val="center"/>
-          </w:tcPr>
-          <w:p>
-            <w:pPr>
-              <w:spacing w:before="60" w:after="60"/>
-              <w:jc w:val="center"/>
-              <w:cnfStyle w:val="000000000000" w:firstRow="0" w:lastRow="0" w:firstColumn="0" w:lastColumn="0" w:oddVBand="0" w:evenVBand="0" w:oddHBand="0" w:evenHBand="0" w:firstRowFirstColumn="0" w:firstRowLastColumn="0" w:lastRowFirstColumn="0" w:lastRowLastColumn="0"/>
-              <w:rPr>
-                <w:rFonts w:asciiTheme="majorBidi" w:hAnsiTheme="majorBidi" w:cstheme="majorBidi"/>
-                <w:sz w:val="28"/>
-                <w:szCs w:val="28"/>
-              </w:rPr>
-            </w:pPr>
-            <w:r>
-              <w:rPr>
-                <w:rFonts w:asciiTheme="majorBidi" w:hAnsiTheme="majorBidi" w:cstheme="majorBidi"/>
-                <w:sz w:val="28"/>
-                <w:szCs w:val="28"/>
-              </w:rPr>
-              <w:t>Partial update control</w:t>
-            </w:r>
-          </w:p>
-        </w:tc>
-        <w:tc>
-          <w:tcPr>
-            <w:tcW w:w="3597" w:type="dxa"/>
-            <w:vAlign w:val="center"/>
-          </w:tcPr>
-          <w:p>
-            <w:pPr>
-              <w:spacing w:before="60" w:after="60"/>
-              <w:jc w:val="center"/>
-              <w:cnfStyle w:val="000000000000" w:firstRow="0" w:lastRow="0" w:firstColumn="0" w:lastColumn="0" w:oddVBand="0" w:evenVBand="0" w:oddHBand="0" w:evenHBand="0" w:firstRowFirstColumn="0" w:firstRowLastColumn="0" w:lastRowFirstColumn="0" w:lastRowLastColumn="0"/>
-              <w:rPr>
-                <w:rFonts w:asciiTheme="majorBidi" w:hAnsiTheme="majorBidi" w:cstheme="majorBidi"/>
-                <w:sz w:val="28"/>
-                <w:szCs w:val="28"/>
-              </w:rPr>
-            </w:pPr>
-            <w:r>
-              <w:rPr>
-                <w:rFonts w:asciiTheme="majorBidi" w:hAnsiTheme="majorBidi" w:cstheme="majorBidi"/>
-                <w:sz w:val="28"/>
-                <w:szCs w:val="28"/>
-              </w:rPr>
-              <w:t>Canary updates</w:t>
-            </w:r>
-          </w:p>
-        </w:tc>
-      </w:tr>
-      <w:tr>
-        <w:trPr>
-          <w:cnfStyle w:val="000000100000" w:firstRow="0" w:lastRow="0" w:firstColumn="0" w:lastColumn="0" w:oddVBand="0" w:evenVBand="0" w:oddHBand="1" w:evenHBand="0" w:firstRowFirstColumn="0" w:firstRowLastColumn="0" w:lastRowFirstColumn="0" w:lastRowLastColumn="0"/>
-        </w:trPr>
-        <w:tc>
-          <w:tcPr>
-            <w:cnfStyle w:val="001000000000" w:firstRow="0" w:lastRow="0" w:firstColumn="1" w:lastColumn="0" w:oddVBand="0" w:evenVBand="0" w:oddHBand="0" w:evenHBand="0" w:firstRowFirstColumn="0" w:firstRowLastColumn="0" w:lastRowFirstColumn="0" w:lastRowLastColumn="0"/>
-            <w:tcW w:w="3330" w:type="dxa"/>
-            <w:tcBorders>
-              <w:bottom w:val="single" w:sz="12" w:space="0" w:color="000000"/>
-            </w:tcBorders>
-            <w:vAlign w:val="center"/>
-          </w:tcPr>
-          <w:p>
-            <w:pPr>
-              <w:spacing w:before="60" w:after="60"/>
-              <w:jc w:val="center"/>
-              <w:rPr>
-                <w:rFonts w:asciiTheme="majorBidi" w:hAnsiTheme="majorBidi" w:cstheme="majorBidi"/>
-                <w:b/>
-                <w:bCs/>
-                <w:sz w:val="28"/>
-                <w:szCs w:val="28"/>
-              </w:rPr>
-            </w:pPr>
-            <w:proofErr w:type="spellStart"/>
-            <w:r>
-              <w:rPr>
-                <w:rFonts w:asciiTheme="majorBidi" w:hAnsiTheme="majorBidi" w:cstheme="majorBidi"/>
-                <w:b/>
-                <w:bCs/>
-                <w:sz w:val="28"/>
-                <w:szCs w:val="28"/>
-              </w:rPr>
-              <w:t>OnDelete</w:t>
-            </w:r>
-            <w:proofErr w:type="spellEnd"/>
-          </w:p>
-        </w:tc>
-        <w:tc>
-          <w:tcPr>
-            <w:tcW w:w="3863" w:type="dxa"/>
-            <w:tcBorders>
-              <w:bottom w:val="single" w:sz="12" w:space="0" w:color="000000"/>
-            </w:tcBorders>
-            <w:vAlign w:val="center"/>
-          </w:tcPr>
-          <w:p>
-            <w:pPr>
-              <w:spacing w:before="60" w:after="60"/>
-              <w:jc w:val="center"/>
-              <w:cnfStyle w:val="000000100000" w:firstRow="0" w:lastRow="0" w:firstColumn="0" w:lastColumn="0" w:oddVBand="0" w:evenVBand="0" w:oddHBand="1" w:evenHBand="0" w:firstRowFirstColumn="0" w:firstRowLastColumn="0" w:lastRowFirstColumn="0" w:lastRowLastColumn="0"/>
-              <w:rPr>
-                <w:rFonts w:asciiTheme="majorBidi" w:hAnsiTheme="majorBidi" w:cstheme="majorBidi"/>
-                <w:sz w:val="28"/>
-                <w:szCs w:val="28"/>
-              </w:rPr>
-            </w:pPr>
-            <w:r>
-              <w:rPr>
-                <w:rFonts w:asciiTheme="majorBidi" w:hAnsiTheme="majorBidi" w:cstheme="majorBidi"/>
-                <w:sz w:val="28"/>
-                <w:szCs w:val="28"/>
-              </w:rPr>
-              <w:t>Manual updates</w:t>
-            </w:r>
-          </w:p>
-        </w:tc>
-        <w:tc>
-          <w:tcPr>
-            <w:tcW w:w="3597" w:type="dxa"/>
-            <w:tcBorders>
-              <w:bottom w:val="single" w:sz="12" w:space="0" w:color="000000"/>
-            </w:tcBorders>
-            <w:vAlign w:val="center"/>
-          </w:tcPr>
-          <w:p>
-            <w:pPr>
-              <w:spacing w:before="60" w:after="60"/>
-              <w:jc w:val="center"/>
-              <w:cnfStyle w:val="000000100000" w:firstRow="0" w:lastRow="0" w:firstColumn="0" w:lastColumn="0" w:oddVBand="0" w:evenVBand="0" w:oddHBand="1" w:evenHBand="0" w:firstRowFirstColumn="0" w:firstRowLastColumn="0" w:lastRowFirstColumn="0" w:lastRowLastColumn="0"/>
-              <w:rPr>
-                <w:rFonts w:asciiTheme="majorBidi" w:hAnsiTheme="majorBidi" w:cstheme="majorBidi"/>
-                <w:sz w:val="28"/>
-                <w:szCs w:val="28"/>
-              </w:rPr>
-            </w:pPr>
-            <w:r>
-              <w:rPr>
-                <w:rFonts w:asciiTheme="majorBidi" w:hAnsiTheme="majorBidi" w:cstheme="majorBidi"/>
-                <w:sz w:val="28"/>
-                <w:szCs w:val="28"/>
-              </w:rPr>
-              <w:t>Full operator control</w:t>
-            </w:r>
-          </w:p>
-        </w:tc>
-      </w:tr>
-    </w:tbl>
-    <w:p>
-      <w:pPr>
-        <w:spacing w:after="120"/>
-        <w:jc w:val="both"/>
-        <w:rPr>
-          <w:rFonts w:asciiTheme="majorBidi" w:hAnsiTheme="majorBidi" w:cstheme="majorBidi"/>
-          <w:sz w:val="2"/>
-          <w:szCs w:val="2"/>
-        </w:rPr>
-      </w:pPr>
-    </w:p>
-    <w:p>
-      <w:pPr>
-        <w:jc w:val="both"/>
-        <w:rPr>
-          <w:rFonts w:asciiTheme="majorBidi" w:hAnsiTheme="majorBidi" w:cstheme="majorBidi"/>
-          <w:sz w:val="28"/>
-          <w:szCs w:val="28"/>
-        </w:rPr>
-      </w:pPr>
-      <w:proofErr w:type="spellStart"/>
-      <w:r>
-        <w:rPr>
-          <w:rFonts w:asciiTheme="majorBidi" w:hAnsiTheme="majorBidi" w:cstheme="majorBidi"/>
-          <w:sz w:val="28"/>
-          <w:szCs w:val="28"/>
-        </w:rPr>
-        <w:t>StatefulSet</w:t>
-      </w:r>
-      <w:proofErr w:type="spellEnd"/>
-      <w:r>
-        <w:rPr>
-          <w:rFonts w:asciiTheme="majorBidi" w:hAnsiTheme="majorBidi" w:cstheme="majorBidi"/>
-          <w:sz w:val="28"/>
-          <w:szCs w:val="28"/>
-        </w:rPr>
-        <w:t xml:space="preserve"> updates are designed to protect stateful systems by updating Pods in order and one at a time, ensuring the cluster remains stable during upgrades.</w:t>
-      </w:r>
     </w:p>
     <w:sectPr>
       <w:pgSz w:w="11906" w:h="16838" w:code="9"/>
